--- a/Resumes/Resume.docx
+++ b/Resumes/Resume.docx
@@ -208,53 +208,13 @@
               </w:numPr>
             </w:pPr>
             <w:r>
-              <w:t>Part of the Emerging Enterprise team, driving new business acquisition across mid-market enterprise accounts ($250M-$1B annual revenue), focus</w:t>
-            </w:r>
-            <w:r>
-              <w:t>ing</w:t>
-            </w:r>
-            <w:r>
-              <w:t xml:space="preserve"> on technical presales, </w:t>
-            </w:r>
-            <w:r>
-              <w:t>POC</w:t>
-            </w:r>
-            <w:r>
-              <w:t xml:space="preserve"> delivery, and strategic positioning</w:t>
-            </w:r>
-            <w:r>
-              <w:t>.</w:t>
-            </w:r>
-          </w:p>
-          <w:p>
-            <w:pPr>
-              <w:rPr>
-                <w:b/>
-              </w:rPr>
-            </w:pPr>
-            <w:r>
-              <w:rPr>
-                <w:b/>
-              </w:rPr>
-              <w:t xml:space="preserve">Presales Solutions Architect (SEA Region) – Cloud Mile Pte Ltd, </w:t>
-            </w:r>
-            <w:r>
-              <w:rPr>
-                <w:bCs/>
-              </w:rPr>
-              <w:t xml:space="preserve">Singapore, </w:t>
-            </w:r>
-            <w:r>
-              <w:rPr>
-                <w:bCs/>
-              </w:rPr>
-              <w:t>Aug 2021</w:t>
-            </w:r>
-            <w:r>
-              <w:rPr>
-                <w:bCs/>
-              </w:rPr>
-              <w:t xml:space="preserve"> – Aug 2025</w:t>
+              <w:t>Hunter</w:t>
+            </w:r>
+            <w:r>
+              <w:t xml:space="preserve"> </w:t>
+            </w:r>
+            <w:r>
+              <w:t xml:space="preserve">Solutions Architect on the Emerging Enterprise team, generating and closing net-new business across mid-market accounts ($250M–$1B ARR). </w:t>
             </w:r>
           </w:p>
           <w:p>
@@ -265,28 +225,41 @@
               </w:numPr>
             </w:pPr>
             <w:r>
-              <w:t>Lead</w:t>
-            </w:r>
-            <w:r>
-              <w:t xml:space="preserve"> </w:t>
-            </w:r>
-            <w:r>
-              <w:t>technical engagements across AWS, Azure, GCP, and Government Commercial Cloud environments, architecting solutions</w:t>
-            </w:r>
-            <w:r>
-              <w:t xml:space="preserve"> and</w:t>
-            </w:r>
-            <w:r>
-              <w:t xml:space="preserve"> integrating ISVs including MongoDB, Snowflake, Confluent, Fivetran</w:t>
-            </w:r>
-            <w:r>
-              <w:t xml:space="preserve"> and</w:t>
-            </w:r>
-            <w:r>
-              <w:t xml:space="preserve"> Twilio</w:t>
+              <w:t>Lead technical presales, POC delivery, and executive-level positioning from cold outreach to close</w:t>
             </w:r>
             <w:r>
               <w:t>.</w:t>
+            </w:r>
+          </w:p>
+          <w:p>
+            <w:pPr>
+              <w:rPr>
+                <w:b/>
+              </w:rPr>
+            </w:pPr>
+            <w:r>
+              <w:rPr>
+                <w:b/>
+              </w:rPr>
+              <w:t xml:space="preserve">Presales Solutions Architect (SEA Region) – Cloud Mile Pte Ltd, </w:t>
+            </w:r>
+            <w:r>
+              <w:rPr>
+                <w:bCs/>
+              </w:rPr>
+              <w:t xml:space="preserve">Singapore, </w:t>
+            </w:r>
+            <w:r>
+              <w:rPr>
+                <w:bCs/>
+              </w:rPr>
+              <w:t>Aug 2021</w:t>
+            </w:r>
+            <w:r>
+              <w:rPr>
+                <w:bCs/>
+              </w:rPr>
+              <w:t xml:space="preserve"> – Aug 2025</w:t>
             </w:r>
           </w:p>
           <w:p>
@@ -297,13 +270,33 @@
               </w:numPr>
             </w:pPr>
             <w:r>
-              <w:t xml:space="preserve">Led </w:t>
-            </w:r>
-            <w:r>
-              <w:t xml:space="preserve">GCP </w:t>
-            </w:r>
-            <w:r>
-              <w:t xml:space="preserve">Looker enablement and GTM strategy resulting in 12 net new wins in first year. </w:t>
+              <w:t>Lead</w:t>
+            </w:r>
+            <w:r>
+              <w:t xml:space="preserve"> </w:t>
+            </w:r>
+            <w:r>
+              <w:t>technical engagements across AWS, Azure, GCP, and Government Commercial Cloud environments, architecting solutions</w:t>
+            </w:r>
+            <w:r>
+              <w:t xml:space="preserve"> and</w:t>
+            </w:r>
+            <w:r>
+              <w:t xml:space="preserve"> integrating ISVs including MongoDB, Snowflake, Confluent, </w:t>
+            </w:r>
+            <w:proofErr w:type="spellStart"/>
+            <w:r>
+              <w:t>Fivetran</w:t>
+            </w:r>
+            <w:proofErr w:type="spellEnd"/>
+            <w:r>
+              <w:t xml:space="preserve"> and</w:t>
+            </w:r>
+            <w:r>
+              <w:t xml:space="preserve"> Twilio</w:t>
+            </w:r>
+            <w:r>
+              <w:t>.</w:t>
             </w:r>
           </w:p>
           <w:p>
@@ -314,28 +307,13 @@
               </w:numPr>
             </w:pPr>
             <w:r>
-              <w:t>Migrated</w:t>
-            </w:r>
-            <w:r>
-              <w:t xml:space="preserve"> API</w:t>
-            </w:r>
-            <w:r>
-              <w:t xml:space="preserve"> from Tyk to Apigee</w:t>
-            </w:r>
-            <w:r>
-              <w:t xml:space="preserve"> as a POC</w:t>
-            </w:r>
-            <w:r>
-              <w:t xml:space="preserve">, </w:t>
-            </w:r>
-            <w:r>
-              <w:t>addressing</w:t>
-            </w:r>
-            <w:r>
-              <w:t xml:space="preserve"> pain points and securing a $1M annual commitment</w:t>
-            </w:r>
-            <w:r>
-              <w:t xml:space="preserve">. </w:t>
+              <w:t xml:space="preserve">Led </w:t>
+            </w:r>
+            <w:r>
+              <w:t xml:space="preserve">GCP </w:t>
+            </w:r>
+            <w:r>
+              <w:t xml:space="preserve">Looker enablement and GTM strategy resulting in 12 net new wins in first year. </w:t>
             </w:r>
           </w:p>
           <w:p>
@@ -346,10 +324,36 @@
               </w:numPr>
             </w:pPr>
             <w:r>
-              <w:t>Passed Microsoft Azure Terraform SRE assessment, securing $60K professional services engagement as first Azure-Terraform deal with net-new client</w:t>
-            </w:r>
-            <w:r>
-              <w:t>.</w:t>
+              <w:t>Migrated</w:t>
+            </w:r>
+            <w:r>
+              <w:t xml:space="preserve"> API</w:t>
+            </w:r>
+            <w:r>
+              <w:t xml:space="preserve"> from </w:t>
+            </w:r>
+            <w:proofErr w:type="spellStart"/>
+            <w:r>
+              <w:t>Tyk</w:t>
+            </w:r>
+            <w:proofErr w:type="spellEnd"/>
+            <w:r>
+              <w:t xml:space="preserve"> to Apigee</w:t>
+            </w:r>
+            <w:r>
+              <w:t xml:space="preserve"> as a POC</w:t>
+            </w:r>
+            <w:r>
+              <w:t xml:space="preserve">, </w:t>
+            </w:r>
+            <w:r>
+              <w:t>addressing</w:t>
+            </w:r>
+            <w:r>
+              <w:t xml:space="preserve"> pain points and securing a $1M annual commitment</w:t>
+            </w:r>
+            <w:r>
+              <w:t xml:space="preserve">. </w:t>
             </w:r>
           </w:p>
           <w:p>
@@ -360,13 +364,10 @@
               </w:numPr>
             </w:pPr>
             <w:r>
-              <w:t xml:space="preserve">Architected and deployed multi-cloud solutions </w:t>
-            </w:r>
-            <w:r>
-              <w:t xml:space="preserve">across </w:t>
-            </w:r>
-            <w:r>
-              <w:t>VMs, serverless, Kubernetes, GenAI implementations, IAM security (OIDC, OAuth2, SAML), and automated AWS multi-account environments for enterprises and public sector organizations (MINDEF, HTX, Attorney General Chambers and Institutes of Higher Learning).</w:t>
+              <w:t>Passed Microsoft Azure Terraform SRE assessment, securing $60K professional services engagement as first Azure-Terraform deal with net-new client</w:t>
+            </w:r>
+            <w:r>
+              <w:t>.</w:t>
             </w:r>
           </w:p>
           <w:p>
@@ -377,7 +378,32 @@
               </w:numPr>
             </w:pPr>
             <w:r>
-              <w:t>Architected GitOps workflow using Terraform and GitHub for AWS infrastructure, training client DevOps team and enabling 3-year contract renewal with doubled professional services engagement</w:t>
+              <w:t xml:space="preserve">Architected and deployed multi-cloud solutions </w:t>
+            </w:r>
+            <w:r>
+              <w:t xml:space="preserve">across </w:t>
+            </w:r>
+            <w:r>
+              <w:t>VMs, serverless, Kubernetes, GenAI implementations, IAM security (OIDC, OAuth2, SAML), and automated AWS multi-account environments for enterprises and public sector organizations (MINDEF, HTX, Attorney General Chambers and Institutes of Higher Learning).</w:t>
+            </w:r>
+          </w:p>
+          <w:p>
+            <w:pPr>
+              <w:numPr>
+                <w:ilvl w:val="0"/>
+                <w:numId w:val="3"/>
+              </w:numPr>
+            </w:pPr>
+            <w:r>
+              <w:t xml:space="preserve">Architected </w:t>
+            </w:r>
+            <w:proofErr w:type="spellStart"/>
+            <w:r>
+              <w:t>GitOps</w:t>
+            </w:r>
+            <w:proofErr w:type="spellEnd"/>
+            <w:r>
+              <w:t xml:space="preserve"> workflow using Terraform and GitHub for AWS infrastructure, training client DevOps team and enabling 3-year contract renewal with doubled professional services engagement</w:t>
             </w:r>
             <w:r>
               <w:t xml:space="preserve">. </w:t>
@@ -421,7 +447,55 @@
               <w:t xml:space="preserve"> </w:t>
             </w:r>
             <w:r>
-              <w:t xml:space="preserve">tooling (GitLab, Mattermost, HashiCorp Vault, DataDog, DependencyTrack, DefectDojo, PostHog). </w:t>
+              <w:t xml:space="preserve">tooling (GitLab, </w:t>
+            </w:r>
+            <w:proofErr w:type="spellStart"/>
+            <w:r>
+              <w:t>Mattermost</w:t>
+            </w:r>
+            <w:proofErr w:type="spellEnd"/>
+            <w:r>
+              <w:t xml:space="preserve">, </w:t>
+            </w:r>
+            <w:proofErr w:type="spellStart"/>
+            <w:r>
+              <w:t>HashiCorp</w:t>
+            </w:r>
+            <w:proofErr w:type="spellEnd"/>
+            <w:r>
+              <w:t xml:space="preserve"> Vault, </w:t>
+            </w:r>
+            <w:proofErr w:type="spellStart"/>
+            <w:r>
+              <w:t>DataDog</w:t>
+            </w:r>
+            <w:proofErr w:type="spellEnd"/>
+            <w:r>
+              <w:t xml:space="preserve">, </w:t>
+            </w:r>
+            <w:proofErr w:type="spellStart"/>
+            <w:r>
+              <w:t>DependencyTrack</w:t>
+            </w:r>
+            <w:proofErr w:type="spellEnd"/>
+            <w:r>
+              <w:t xml:space="preserve">, </w:t>
+            </w:r>
+            <w:proofErr w:type="spellStart"/>
+            <w:r>
+              <w:t>DefectDojo</w:t>
+            </w:r>
+            <w:proofErr w:type="spellEnd"/>
+            <w:r>
+              <w:t xml:space="preserve">, </w:t>
+            </w:r>
+            <w:proofErr w:type="spellStart"/>
+            <w:r>
+              <w:t>PostHog</w:t>
+            </w:r>
+            <w:proofErr w:type="spellEnd"/>
+            <w:r>
+              <w:t xml:space="preserve">). </w:t>
             </w:r>
           </w:p>
           <w:p>
@@ -519,7 +593,39 @@
                 <w:color w:val="000000"/>
                 <w:highlight w:val="white"/>
               </w:rPr>
-              <w:t xml:space="preserve">Developed multiple Android Applications one of which was integrated with GovTech’s TraceTogether (COVID-19 tracing app). The success of these collaborations proved the need for a new capability </w:t>
+              <w:t xml:space="preserve">Developed multiple Android Applications one of which was integrated with </w:t>
+            </w:r>
+            <w:proofErr w:type="spellStart"/>
+            <w:r>
+              <w:rPr>
+                <w:color w:val="000000"/>
+                <w:highlight w:val="white"/>
+              </w:rPr>
+              <w:t>GovTech’s</w:t>
+            </w:r>
+            <w:proofErr w:type="spellEnd"/>
+            <w:r>
+              <w:rPr>
+                <w:color w:val="000000"/>
+                <w:highlight w:val="white"/>
+              </w:rPr>
+              <w:t xml:space="preserve"> </w:t>
+            </w:r>
+            <w:proofErr w:type="spellStart"/>
+            <w:r>
+              <w:rPr>
+                <w:color w:val="000000"/>
+                <w:highlight w:val="white"/>
+              </w:rPr>
+              <w:t>TraceTogether</w:t>
+            </w:r>
+            <w:proofErr w:type="spellEnd"/>
+            <w:r>
+              <w:rPr>
+                <w:color w:val="000000"/>
+                <w:highlight w:val="white"/>
+              </w:rPr>
+              <w:t xml:space="preserve"> (COVID-19 tracing app). The success of these collaborations proved the need for a new capability </w:t>
             </w:r>
             <w:r>
               <w:rPr>
@@ -533,7 +639,23 @@
                   <w:color w:val="1155CC"/>
                   <w:u w:val="single"/>
                 </w:rPr>
-                <w:t>RSAF Agile Innovation and Digital (RAiD) department</w:t>
+                <w:t>RSAF Agile Innovation and Digital (</w:t>
+              </w:r>
+              <w:proofErr w:type="spellStart"/>
+              <w:r>
+                <w:rPr>
+                  <w:color w:val="1155CC"/>
+                  <w:u w:val="single"/>
+                </w:rPr>
+                <w:t>RAiD</w:t>
+              </w:r>
+              <w:proofErr w:type="spellEnd"/>
+              <w:r>
+                <w:rPr>
+                  <w:color w:val="1155CC"/>
+                  <w:u w:val="single"/>
+                </w:rPr>
+                <w:t>) department</w:t>
               </w:r>
             </w:hyperlink>
             <w:r>
@@ -837,7 +959,23 @@
                         <w:color w:val="1155CC"/>
                         <w:u w:val="single"/>
                       </w:rPr>
-                      <w:t>GCP Looker LookML Developer</w:t>
+                      <w:t xml:space="preserve">GCP Looker </w:t>
+                    </w:r>
+                    <w:proofErr w:type="spellStart"/>
+                    <w:r>
+                      <w:rPr>
+                        <w:color w:val="1155CC"/>
+                        <w:u w:val="single"/>
+                      </w:rPr>
+                      <w:t>LookML</w:t>
+                    </w:r>
+                    <w:proofErr w:type="spellEnd"/>
+                    <w:r>
+                      <w:rPr>
+                        <w:color w:val="1155CC"/>
+                        <w:u w:val="single"/>
+                      </w:rPr>
+                      <w:t xml:space="preserve"> Developer</w:t>
                     </w:r>
                   </w:hyperlink>
                 </w:p>
@@ -871,12 +1009,21 @@
                     </w:rPr>
                   </w:pPr>
                   <w:hyperlink r:id="rId13">
+                    <w:proofErr w:type="spellStart"/>
                     <w:r>
                       <w:rPr>
                         <w:color w:val="1155CC"/>
                         <w:u w:val="single"/>
                       </w:rPr>
-                      <w:t>DataDog Technical Specialist Certification</w:t>
+                      <w:t>DataDog</w:t>
+                    </w:r>
+                    <w:proofErr w:type="spellEnd"/>
+                    <w:r>
+                      <w:rPr>
+                        <w:color w:val="1155CC"/>
+                        <w:u w:val="single"/>
+                      </w:rPr>
+                      <w:t xml:space="preserve"> Technical Specialist Certification</w:t>
                     </w:r>
                   </w:hyperlink>
                 </w:p>
@@ -1047,7 +1194,23 @@
                         <w:color w:val="0563C1"/>
                         <w:u w:val="single"/>
                       </w:rPr>
-                      <w:t>AWS Certified SysOps Administrator – Associate</w:t>
+                      <w:t xml:space="preserve">AWS Certified </w:t>
+                    </w:r>
+                    <w:proofErr w:type="spellStart"/>
+                    <w:r>
+                      <w:rPr>
+                        <w:color w:val="0563C1"/>
+                        <w:u w:val="single"/>
+                      </w:rPr>
+                      <w:t>SysOps</w:t>
+                    </w:r>
+                    <w:proofErr w:type="spellEnd"/>
+                    <w:r>
+                      <w:rPr>
+                        <w:color w:val="0563C1"/>
+                        <w:u w:val="single"/>
+                      </w:rPr>
+                      <w:t xml:space="preserve"> Administrator – Associate</w:t>
                     </w:r>
                   </w:hyperlink>
                 </w:p>
@@ -1072,7 +1235,23 @@
                       <w:color w:val="0563C1"/>
                       <w:u w:val="single"/>
                     </w:rPr>
-                    <w:t>Snowflake SnowPro Core</w:t>
+                    <w:t xml:space="preserve">Snowflake </w:t>
+                  </w:r>
+                  <w:proofErr w:type="spellStart"/>
+                  <w:r>
+                    <w:rPr>
+                      <w:color w:val="0563C1"/>
+                      <w:u w:val="single"/>
+                    </w:rPr>
+                    <w:t>SnowPro</w:t>
+                  </w:r>
+                  <w:proofErr w:type="spellEnd"/>
+                  <w:r>
+                    <w:rPr>
+                      <w:color w:val="0563C1"/>
+                      <w:u w:val="single"/>
+                    </w:rPr>
+                    <w:t xml:space="preserve"> Core</w:t>
                   </w:r>
                 </w:p>
                 <w:p>
@@ -1080,12 +1259,21 @@
                     <w:fldChar w:fldCharType="end"/>
                   </w:r>
                   <w:hyperlink r:id="rId27">
+                    <w:proofErr w:type="spellStart"/>
                     <w:r>
                       <w:rPr>
                         <w:color w:val="0563C1"/>
                         <w:u w:val="single"/>
                       </w:rPr>
-                      <w:t>Snowpro Advanced: Architect</w:t>
+                      <w:t>Snowpro</w:t>
+                    </w:r>
+                    <w:proofErr w:type="spellEnd"/>
+                    <w:r>
+                      <w:rPr>
+                        <w:color w:val="0563C1"/>
+                        <w:u w:val="single"/>
+                      </w:rPr>
+                      <w:t xml:space="preserve"> Advanced: Architect</w:t>
                     </w:r>
                   </w:hyperlink>
                 </w:p>
@@ -2116,7 +2304,6 @@
   <w:style w:type="character" w:default="1" w:styleId="DefaultParagraphFont">
     <w:name w:val="Default Paragraph Font"/>
     <w:uiPriority w:val="1"/>
-    <w:semiHidden/>
     <w:unhideWhenUsed/>
   </w:style>
   <w:style w:type="table" w:default="1" w:styleId="TableNormal">

--- a/Resumes/Resume.docx
+++ b/Resumes/Resume.docx
@@ -1,143 +1,105 @@
 
 <file path=word/document.xml><?xml version="1.0" encoding="utf-8"?>
-<w:document xmlns:mc="http://schemas.openxmlformats.org/markup-compatibility/2006" xmlns:o="urn:schemas-microsoft-com:office:office" xmlns:r="http://schemas.openxmlformats.org/officeDocument/2006/relationships" xmlns:m="http://schemas.openxmlformats.org/officeDocument/2006/math" xmlns:v="urn:schemas-microsoft-com:vml" xmlns:wp="http://schemas.openxmlformats.org/drawingml/2006/wordprocessingDrawing" xmlns:w10="urn:schemas-microsoft-com:office:word" xmlns:w="http://schemas.openxmlformats.org/wordprocessingml/2006/main" xmlns:wne="http://schemas.microsoft.com/office/word/2006/wordml" xmlns:sl="http://schemas.openxmlformats.org/schemaLibrary/2006/main" xmlns:a="http://schemas.openxmlformats.org/drawingml/2006/main" xmlns:pic="http://schemas.openxmlformats.org/drawingml/2006/picture" xmlns:c="http://schemas.openxmlformats.org/drawingml/2006/chart" xmlns:lc="http://schemas.openxmlformats.org/drawingml/2006/lockedCanvas" xmlns:dgm="http://schemas.openxmlformats.org/drawingml/2006/diagram" xmlns:wps="http://schemas.microsoft.com/office/word/2010/wordprocessingShape" xmlns:wpg="http://schemas.microsoft.com/office/word/2010/wordprocessingGroup" xmlns:w14="http://schemas.microsoft.com/office/word/2010/wordml" xmlns:w15="http://schemas.microsoft.com/office/word/2012/wordml" xmlns:w16="http://schemas.microsoft.com/office/word/2018/wordml" xmlns:w16cex="http://schemas.microsoft.com/office/word/2018/wordml/cex" xmlns:w16cid="http://schemas.microsoft.com/office/word/2016/wordml/cid" xmlns="http://schemas.microsoft.com/office/tasks/2019/documenttasks" xmlns:cr="http://schemas.microsoft.com/office/comments/2020/reactions">
+<w:document xmlns:wpc="http://schemas.microsoft.com/office/word/2010/wordprocessingCanvas" xmlns:cx="http://schemas.microsoft.com/office/drawing/2014/chartex" xmlns:cx1="http://schemas.microsoft.com/office/drawing/2015/9/8/chartex" xmlns:cx2="http://schemas.microsoft.com/office/drawing/2015/10/21/chartex" xmlns:cx3="http://schemas.microsoft.com/office/drawing/2016/5/9/chartex" xmlns:cx4="http://schemas.microsoft.com/office/drawing/2016/5/10/chartex" xmlns:cx5="http://schemas.microsoft.com/office/drawing/2016/5/11/chartex" xmlns:cx6="http://schemas.microsoft.com/office/drawing/2016/5/12/chartex" xmlns:cx7="http://schemas.microsoft.com/office/drawing/2016/5/13/chartex" xmlns:cx8="http://schemas.microsoft.com/office/drawing/2016/5/14/chartex" xmlns:mc="http://schemas.openxmlformats.org/markup-compatibility/2006" xmlns:aink="http://schemas.microsoft.com/office/drawing/2016/ink" xmlns:am3d="http://schemas.microsoft.com/office/drawing/2017/model3d" xmlns:o="urn:schemas-microsoft-com:office:office" xmlns:oel="http://schemas.microsoft.com/office/2019/extlst" xmlns:r="http://schemas.openxmlformats.org/officeDocument/2006/relationships" xmlns:m="http://schemas.openxmlformats.org/officeDocument/2006/math" xmlns:v="urn:schemas-microsoft-com:vml" xmlns:wp14="http://schemas.microsoft.com/office/word/2010/wordprocessingDrawing" xmlns:wp="http://schemas.openxmlformats.org/drawingml/2006/wordprocessingDrawing" xmlns:w10="urn:schemas-microsoft-com:office:word" xmlns:w="http://schemas.openxmlformats.org/wordprocessingml/2006/main" xmlns:w14="http://schemas.microsoft.com/office/word/2010/wordml" xmlns:w15="http://schemas.microsoft.com/office/word/2012/wordml" xmlns:w16cex="http://schemas.microsoft.com/office/word/2018/wordml/cex" xmlns:w16cid="http://schemas.microsoft.com/office/word/2016/wordml/cid" xmlns:w16="http://schemas.microsoft.com/office/word/2018/wordml" xmlns:w16du="http://schemas.microsoft.com/office/word/2023/wordml/word16du" xmlns:w16sdtdh="http://schemas.microsoft.com/office/word/2020/wordml/sdtdatahash" xmlns:w16sdtfl="http://schemas.microsoft.com/office/word/2024/wordml/sdtformatlock" xmlns:w16se="http://schemas.microsoft.com/office/word/2015/wordml/symex" xmlns:wpg="http://schemas.microsoft.com/office/word/2010/wordprocessingGroup" xmlns:wpi="http://schemas.microsoft.com/office/word/2010/wordprocessingInk" xmlns:wne="http://schemas.microsoft.com/office/word/2006/wordml" xmlns:wps="http://schemas.microsoft.com/office/word/2010/wordprocessingShape" mc:Ignorable="w14 w15 w16se w16cid w16 w16cex w16sdtdh w16sdtfl w16du wp14">
   <w:body>
-    <w:p>
-      <w:pPr>
-        <w:widowControl w:val="0"/>
-        <w:pBdr>
-          <w:top w:space="0" w:sz="0" w:val="nil"/>
-          <w:left w:space="0" w:sz="0" w:val="nil"/>
-          <w:bottom w:space="0" w:sz="0" w:val="nil"/>
-          <w:right w:space="0" w:sz="0" w:val="nil"/>
-          <w:between w:space="0" w:sz="0" w:val="nil"/>
-        </w:pBdr>
-        <w:spacing w:after="0" w:line="276" w:lineRule="auto"/>
-        <w:rPr>
-          <w:rFonts w:ascii="Arial" w:cs="Arial" w:eastAsia="Arial" w:hAnsi="Arial"/>
-          <w:color w:val="000000"/>
-        </w:rPr>
-      </w:pPr>
-      <w:r>
-        <w:rPr>
-          <w:rtl w:val="0"/>
-        </w:rPr>
-      </w:r>
-    </w:p>
     <w:tbl>
       <w:tblPr>
-        <w:tblStyle w:val="Table1"/>
-        <w:tblW w:w="10456.0" w:type="dxa"/>
-        <w:jc w:val="left"/>
+        <w:tblStyle w:val="ad"/>
+        <w:tblW w:w="10456" w:type="dxa"/>
         <w:tblLayout w:type="fixed"/>
-        <w:tblLook w:val="0400"/>
+        <w:tblLook w:val="0400" w:firstRow="0" w:lastRow="0" w:firstColumn="0" w:lastColumn="0" w:noHBand="0" w:noVBand="1"/>
       </w:tblPr>
       <w:tblGrid>
         <w:gridCol w:w="5228"/>
         <w:gridCol w:w="5228"/>
-        <w:tblGridChange w:id="0">
-          <w:tblGrid>
-            <w:gridCol w:w="5228"/>
-            <w:gridCol w:w="5228"/>
-          </w:tblGrid>
-        </w:tblGridChange>
       </w:tblGrid>
       <w:tr>
-        <w:trPr>
-          <w:cantSplit w:val="0"/>
-          <w:tblHeader w:val="0"/>
-        </w:trPr>
         <w:tc>
-          <w:tcPr/>
+          <w:tcPr>
+            <w:tcW w:w="5228" w:type="dxa"/>
+          </w:tcPr>
           <w:p>
             <w:pPr>
               <w:rPr>
-                <w:b w:val="1"/>
-                <w:bCs w:val="1"/>
-                <w:sz w:val="40"/>
-                <w:szCs w:val="40"/>
+                <w:b/>
+                <w:bCs/>
+                <w:sz w:val="36"/>
+                <w:szCs w:val="36"/>
               </w:rPr>
             </w:pPr>
             <w:r>
               <w:rPr>
-                <w:b w:val="1"/>
-                <w:bCs w:val="1"/>
-                <w:sz w:val="40"/>
-                <w:szCs w:val="40"/>
-                <w:rtl w:val="0"/>
-              </w:rPr>
-              <w:t xml:space="preserve">Jerome Lieow</w:t>
+                <w:b/>
+                <w:bCs/>
+                <w:sz w:val="36"/>
+                <w:szCs w:val="36"/>
+              </w:rPr>
+              <w:t>Jerome Lieow</w:t>
             </w:r>
           </w:p>
           <w:p>
             <w:pPr>
               <w:rPr>
-                <w:color w:val="0563c1"/>
+                <w:color w:val="0563C1"/>
+                <w:sz w:val="20"/>
+                <w:szCs w:val="20"/>
                 <w:u w:val="single"/>
+              </w:rPr>
+            </w:pPr>
+            <w:hyperlink r:id="rId6">
+              <w:r>
+                <w:rPr>
+                  <w:color w:val="0563C1"/>
+                  <w:sz w:val="20"/>
+                  <w:szCs w:val="20"/>
+                  <w:u w:val="single"/>
+                </w:rPr>
+                <w:t>https://www.linkedin.com/in/jeromelieow/</w:t>
+              </w:r>
+            </w:hyperlink>
+          </w:p>
+        </w:tc>
+        <w:tc>
+          <w:tcPr>
+            <w:tcW w:w="5228" w:type="dxa"/>
+          </w:tcPr>
+          <w:p>
+            <w:pPr>
+              <w:jc w:val="right"/>
+              <w:rPr>
+                <w:sz w:val="20"/>
+                <w:szCs w:val="20"/>
+                <w:highlight w:val="white"/>
               </w:rPr>
             </w:pPr>
             <w:hyperlink r:id="rId7">
               <w:r>
                 <w:rPr>
-                  <w:color w:val="0563c1"/>
+                  <w:color w:val="0563C1"/>
+                  <w:sz w:val="20"/>
+                  <w:szCs w:val="20"/>
                   <w:u w:val="single"/>
-                  <w:rtl w:val="0"/>
                 </w:rPr>
-                <w:t xml:space="preserve">https://www.linkedin.com/in/jeromelieow/</w:t>
+                <w:t>jeromelieow@gmail.com</w:t>
               </w:r>
             </w:hyperlink>
-            <w:r>
-              <w:rPr>
-                <w:rtl w:val="0"/>
-              </w:rPr>
-            </w:r>
-          </w:p>
-        </w:tc>
-        <w:tc>
-          <w:tcPr/>
-          <w:p>
-            <w:pPr>
-              <w:jc w:val="right"/>
-              <w:rPr>
-                <w:highlight w:val="white"/>
-              </w:rPr>
-            </w:pPr>
-            <w:hyperlink r:id="rId8">
-              <w:r>
-                <w:rPr>
-                  <w:color w:val="0563c1"/>
-                  <w:u w:val="single"/>
-                  <w:rtl w:val="0"/>
-                </w:rPr>
-                <w:t xml:space="preserve">jeromelieow@gmail.com</w:t>
-              </w:r>
-            </w:hyperlink>
-            <w:r>
-              <w:rPr>
-                <w:rtl w:val="0"/>
-              </w:rPr>
-            </w:r>
           </w:p>
           <w:p>
             <w:pPr>
               <w:jc w:val="right"/>
               <w:rPr>
-                <w:sz w:val="21"/>
-                <w:szCs w:val="21"/>
+                <w:sz w:val="20"/>
+                <w:szCs w:val="20"/>
                 <w:highlight w:val="white"/>
               </w:rPr>
             </w:pPr>
             <w:r>
               <w:rPr>
+                <w:sz w:val="20"/>
+                <w:szCs w:val="20"/>
                 <w:highlight w:val="white"/>
-                <w:rtl w:val="0"/>
-              </w:rPr>
-              <w:t xml:space="preserve">+65 90701512 / +44 7599 380135</w:t>
-            </w:r>
-            <w:r>
-              <w:rPr>
-                <w:rtl w:val="0"/>
-              </w:rPr>
+              </w:rPr>
+              <w:t>+65 90701512 / +44 7599 380135</w:t>
             </w:r>
           </w:p>
         </w:tc>
@@ -145,123 +107,106 @@
     </w:tbl>
     <w:p>
       <w:pPr>
-        <w:spacing w:after="0" w:lineRule="auto"/>
-        <w:rPr/>
+        <w:spacing w:after="0"/>
+        <w:rPr>
+          <w:sz w:val="20"/>
+          <w:szCs w:val="20"/>
+        </w:rPr>
       </w:pPr>
       <w:r>
         <w:rPr>
+          <w:sz w:val="20"/>
+          <w:szCs w:val="20"/>
           <w:highlight w:val="white"/>
-          <w:rtl w:val="0"/>
         </w:rPr>
-        <w:t xml:space="preserve">Databricks Solutions Architect | Multi-Cloud &amp; AI Platform Specialist | 9 YOE in Presales, Cloud Architecture, Platform Engineering &amp; Full Stack Development | No Sponsorship Required: UK &amp; SG</w:t>
-      </w:r>
-      <w:r>
-        <w:rPr>
-          <w:rtl w:val="0"/>
-        </w:rPr>
+        <w:t>Databricks Solutions Architect | Multi-Cloud &amp; AI Platform Specialist | 9 YOE in Presales, Cloud Architecture, Platform Engineering &amp; Full Stack Development | No Sponsorship Required: UK &amp; SG</w:t>
       </w:r>
     </w:p>
     <w:tbl>
       <w:tblPr>
-        <w:tblStyle w:val="Table2"/>
-        <w:tblW w:w="10466.0" w:type="dxa"/>
-        <w:jc w:val="left"/>
+        <w:tblStyle w:val="ae"/>
+        <w:tblW w:w="10466" w:type="dxa"/>
         <w:tblBorders>
-          <w:top w:color="000000" w:space="0" w:sz="0" w:val="nil"/>
-          <w:left w:color="000000" w:space="0" w:sz="0" w:val="nil"/>
-          <w:bottom w:color="000000" w:space="0" w:sz="0" w:val="nil"/>
-          <w:right w:color="000000" w:space="0" w:sz="0" w:val="nil"/>
-          <w:insideH w:color="000000" w:space="0" w:sz="0" w:val="nil"/>
-          <w:insideV w:color="000000" w:space="0" w:sz="0" w:val="nil"/>
+          <w:top w:val="nil"/>
+          <w:left w:val="nil"/>
+          <w:bottom w:val="nil"/>
+          <w:right w:val="nil"/>
+          <w:insideH w:val="nil"/>
+          <w:insideV w:val="nil"/>
         </w:tblBorders>
         <w:tblLayout w:type="fixed"/>
-        <w:tblLook w:val="0400"/>
+        <w:tblLook w:val="0400" w:firstRow="0" w:lastRow="0" w:firstColumn="0" w:lastColumn="0" w:noHBand="0" w:noVBand="1"/>
       </w:tblPr>
       <w:tblGrid>
         <w:gridCol w:w="10456"/>
         <w:gridCol w:w="10"/>
-        <w:tblGridChange w:id="0">
-          <w:tblGrid>
-            <w:gridCol w:w="10456"/>
-            <w:gridCol w:w="10"/>
-          </w:tblGrid>
-        </w:tblGridChange>
       </w:tblGrid>
       <w:tr>
-        <w:trPr>
-          <w:cantSplit w:val="0"/>
-          <w:tblHeader w:val="0"/>
-        </w:trPr>
         <w:tc>
           <w:tcPr>
+            <w:tcW w:w="10466" w:type="dxa"/>
             <w:gridSpan w:val="2"/>
             <w:tcBorders>
-              <w:top w:color="000000" w:space="0" w:sz="4" w:val="single"/>
-              <w:bottom w:color="000000" w:space="0" w:sz="4" w:val="single"/>
+              <w:top w:val="single" w:sz="4" w:space="0" w:color="000000"/>
+              <w:bottom w:val="single" w:sz="4" w:space="0" w:color="000000"/>
             </w:tcBorders>
           </w:tcPr>
           <w:p>
             <w:pPr>
-              <w:ind w:left="-113" w:firstLine="0"/>
-              <w:rPr>
-                <w:b w:val="1"/>
-                <w:bCs w:val="1"/>
+              <w:ind w:left="-113"/>
+              <w:rPr>
+                <w:b/>
+                <w:bCs/>
+                <w:sz w:val="20"/>
+                <w:szCs w:val="20"/>
               </w:rPr>
             </w:pPr>
             <w:r>
               <w:rPr>
-                <w:b w:val="1"/>
-                <w:bCs w:val="1"/>
-                <w:color w:val="1f4e79"/>
-                <w:rtl w:val="0"/>
-              </w:rPr>
-              <w:t xml:space="preserve">PROFESSIONAL EXPERIENCE</w:t>
-            </w:r>
-            <w:r>
-              <w:rPr>
-                <w:rtl w:val="0"/>
-              </w:rPr>
+                <w:b/>
+                <w:bCs/>
+                <w:color w:val="1F4E79"/>
+                <w:sz w:val="20"/>
+                <w:szCs w:val="20"/>
+              </w:rPr>
+              <w:t>PROFESSIONAL EXPERIENCE</w:t>
             </w:r>
           </w:p>
         </w:tc>
       </w:tr>
       <w:tr>
-        <w:trPr>
-          <w:cantSplit w:val="0"/>
-          <w:tblHeader w:val="0"/>
-        </w:trPr>
         <w:tc>
           <w:tcPr>
+            <w:tcW w:w="10466" w:type="dxa"/>
             <w:gridSpan w:val="2"/>
             <w:tcBorders>
-              <w:top w:color="000000" w:space="0" w:sz="4" w:val="single"/>
+              <w:top w:val="single" w:sz="4" w:space="0" w:color="000000"/>
             </w:tcBorders>
           </w:tcPr>
           <w:p>
             <w:pPr>
               <w:rPr>
-                <w:b w:val="1"/>
-                <w:bCs w:val="1"/>
+                <w:b/>
+                <w:bCs/>
+                <w:sz w:val="20"/>
+                <w:szCs w:val="20"/>
               </w:rPr>
             </w:pPr>
             <w:r>
               <w:rPr>
-                <w:b w:val="1"/>
-                <w:bCs w:val="1"/>
-                <w:rtl w:val="0"/>
+                <w:b/>
+                <w:bCs/>
+                <w:sz w:val="20"/>
+                <w:szCs w:val="20"/>
               </w:rPr>
               <w:t xml:space="preserve">Solutions Architect – Databricks, </w:t>
             </w:r>
             <w:r>
               <w:rPr>
-                <w:rtl w:val="0"/>
-              </w:rPr>
-              <w:t xml:space="preserve">London, Sep 2025 – Present</w:t>
-            </w:r>
-            <w:r>
-              <w:rPr>
-                <w:rtl w:val="0"/>
-              </w:rPr>
+                <w:sz w:val="20"/>
+                <w:szCs w:val="20"/>
+              </w:rPr>
+              <w:t>London, Sep 2025 – Present</w:t>
             </w:r>
           </w:p>
           <w:p>
@@ -270,13 +215,17 @@
                 <w:ilvl w:val="0"/>
                 <w:numId w:val="1"/>
               </w:numPr>
-              <w:ind w:left="360"/>
+              <w:rPr>
+                <w:sz w:val="20"/>
+                <w:szCs w:val="20"/>
+              </w:rPr>
             </w:pPr>
             <w:r>
               <w:rPr>
-                <w:rtl w:val="0"/>
-              </w:rPr>
-              <w:t xml:space="preserve">Hunter Solutions Architect on the Emerging Enterprise team, owning end-to-end technical sales against cloud data platforms across mid-market accounts ($250M–$1B revenue).</w:t>
+                <w:sz w:val="20"/>
+                <w:szCs w:val="20"/>
+              </w:rPr>
+              <w:t>Hunter Solutions Architect on the Emerging Enterprise team, owning end-to-end technical sales against cloud data platforms across mid-market accounts ($250M–$1B revenue).</w:t>
             </w:r>
           </w:p>
           <w:p>
@@ -285,40 +234,33 @@
                 <w:ilvl w:val="0"/>
                 <w:numId w:val="1"/>
               </w:numPr>
-              <w:ind w:left="360"/>
+              <w:rPr>
+                <w:sz w:val="20"/>
+                <w:szCs w:val="20"/>
+              </w:rPr>
             </w:pPr>
             <w:r>
               <w:rPr>
-                <w:rtl w:val="0"/>
-              </w:rPr>
-              <w:t xml:space="preserve">Lead CxO and VP-level technical engagements from cold outreach to close, including competitive POCs, architecture reviews, and platform modernisation narratives.</w:t>
-            </w:r>
-          </w:p>
-          <w:p>
-            <w:pPr>
-              <w:rPr>
-                <w:b w:val="1"/>
-                <w:bCs w:val="1"/>
-              </w:rPr>
-            </w:pPr>
-            <w:r>
-              <w:rPr>
-                <w:b w:val="1"/>
-                <w:bCs w:val="1"/>
-                <w:rtl w:val="0"/>
-              </w:rPr>
-              <w:t xml:space="preserve">Presales Solutions Architect (SEA Region) – Cloud Mile Pte Ltd, </w:t>
-            </w:r>
-            <w:r>
-              <w:rPr>
-                <w:rtl w:val="0"/>
-              </w:rPr>
-              <w:t xml:space="preserve">Singapore, Aug 2021 – Aug 2025</w:t>
-            </w:r>
-            <w:r>
-              <w:rPr>
-                <w:rtl w:val="0"/>
-              </w:rPr>
+                <w:sz w:val="20"/>
+                <w:szCs w:val="20"/>
+              </w:rPr>
+              <w:t xml:space="preserve">Lead </w:t>
+            </w:r>
+            <w:proofErr w:type="spellStart"/>
+            <w:r>
+              <w:rPr>
+                <w:sz w:val="20"/>
+                <w:szCs w:val="20"/>
+              </w:rPr>
+              <w:t>CxO</w:t>
+            </w:r>
+            <w:proofErr w:type="spellEnd"/>
+            <w:r>
+              <w:rPr>
+                <w:sz w:val="20"/>
+                <w:szCs w:val="20"/>
+              </w:rPr>
+              <w:t xml:space="preserve"> and VP-level technical engagements from cold outreach to close, including competitive POCs, architecture reviews, and platform modernisation narratives.</w:t>
             </w:r>
           </w:p>
           <w:p>
@@ -327,14 +269,66 @@
                 <w:ilvl w:val="0"/>
                 <w:numId w:val="1"/>
               </w:numPr>
-              <w:ind w:left="360" w:hanging="360"/>
-              <w:rPr/>
+              <w:rPr>
+                <w:sz w:val="20"/>
+                <w:szCs w:val="20"/>
+              </w:rPr>
             </w:pPr>
             <w:r>
               <w:rPr>
-                <w:rtl w:val="0"/>
-              </w:rPr>
-              <w:t xml:space="preserve">Lead technical engagements across AWS, Azure, GCP, and Government Commercial Cloud environments, architecting solutions and integrating ISVs including MongoDB, Snowflake, Confluent, Fivetran and Twilio.</w:t>
+                <w:sz w:val="20"/>
+                <w:szCs w:val="20"/>
+              </w:rPr>
+              <w:t xml:space="preserve">Built an account intelligence tool integrating Salesforce, </w:t>
+            </w:r>
+            <w:proofErr w:type="spellStart"/>
+            <w:r>
+              <w:rPr>
+                <w:sz w:val="20"/>
+                <w:szCs w:val="20"/>
+              </w:rPr>
+              <w:t>Sumble</w:t>
+            </w:r>
+            <w:proofErr w:type="spellEnd"/>
+            <w:r>
+              <w:rPr>
+                <w:sz w:val="20"/>
+                <w:szCs w:val="20"/>
+              </w:rPr>
+              <w:t>, and internal data to surface misattributed accounts, buying signals, and first-degree contacts, uncovering $50K in misattributed consumption, opening 3 net-new customer conversations, and reducing AE research time from weeks to hours, all within the first week of launch</w:t>
+            </w:r>
+            <w:r>
+              <w:rPr>
+                <w:sz w:val="20"/>
+                <w:szCs w:val="20"/>
+              </w:rPr>
+              <w:t>.</w:t>
+            </w:r>
+          </w:p>
+          <w:p>
+            <w:pPr>
+              <w:rPr>
+                <w:b/>
+                <w:bCs/>
+                <w:sz w:val="20"/>
+                <w:szCs w:val="20"/>
+              </w:rPr>
+            </w:pPr>
+            <w:r>
+              <w:rPr>
+                <w:b/>
+                <w:bCs/>
+                <w:sz w:val="20"/>
+                <w:szCs w:val="20"/>
+              </w:rPr>
+              <w:t xml:space="preserve">Presales Solutions Architect (SEA Region) – Cloud Mile Pte Ltd, </w:t>
+            </w:r>
+            <w:r>
+              <w:rPr>
+                <w:sz w:val="20"/>
+                <w:szCs w:val="20"/>
+              </w:rPr>
+              <w:t>Singapore, Aug 2021 – Aug 2025</w:t>
             </w:r>
           </w:p>
           <w:p>
@@ -343,14 +337,33 @@
                 <w:ilvl w:val="0"/>
                 <w:numId w:val="1"/>
               </w:numPr>
-              <w:ind w:left="360" w:hanging="360"/>
-              <w:rPr/>
+              <w:rPr>
+                <w:sz w:val="20"/>
+                <w:szCs w:val="20"/>
+              </w:rPr>
             </w:pPr>
             <w:r>
               <w:rPr>
-                <w:rtl w:val="0"/>
-              </w:rPr>
-              <w:t xml:space="preserve">Led GCP Looker enablement and GTM strategy resulting in 12 net new wins in first year. </w:t>
+                <w:sz w:val="20"/>
+                <w:szCs w:val="20"/>
+              </w:rPr>
+              <w:t xml:space="preserve">Lead technical engagements across AWS, Azure, GCP, and Government Commercial Cloud environments, architecting solutions and integrating ISVs including MongoDB, Snowflake, Confluent, </w:t>
+            </w:r>
+            <w:proofErr w:type="spellStart"/>
+            <w:r>
+              <w:rPr>
+                <w:sz w:val="20"/>
+                <w:szCs w:val="20"/>
+              </w:rPr>
+              <w:t>Fivetran</w:t>
+            </w:r>
+            <w:proofErr w:type="spellEnd"/>
+            <w:r>
+              <w:rPr>
+                <w:sz w:val="20"/>
+                <w:szCs w:val="20"/>
+              </w:rPr>
+              <w:t xml:space="preserve"> and Twilio.</w:t>
             </w:r>
           </w:p>
           <w:p>
@@ -359,14 +372,31 @@
                 <w:ilvl w:val="0"/>
                 <w:numId w:val="1"/>
               </w:numPr>
-              <w:ind w:left="360" w:hanging="360"/>
-              <w:rPr/>
+              <w:rPr>
+                <w:sz w:val="20"/>
+                <w:szCs w:val="20"/>
+              </w:rPr>
             </w:pPr>
             <w:r>
               <w:rPr>
-                <w:rtl w:val="0"/>
-              </w:rPr>
-              <w:t xml:space="preserve">Migrated API from Tyk to Apigee as a POC, addressing pain points and securing a $1M annual commitment. </w:t>
+                <w:sz w:val="20"/>
+                <w:szCs w:val="20"/>
+              </w:rPr>
+              <w:t>Led GCP Looker enablement and GTM strategy resulting in 12 net new wins in</w:t>
+            </w:r>
+            <w:r>
+              <w:rPr>
+                <w:sz w:val="20"/>
+                <w:szCs w:val="20"/>
+              </w:rPr>
+              <w:t xml:space="preserve"> the</w:t>
+            </w:r>
+            <w:r>
+              <w:rPr>
+                <w:sz w:val="20"/>
+                <w:szCs w:val="20"/>
+              </w:rPr>
+              <w:t xml:space="preserve"> first year. </w:t>
             </w:r>
           </w:p>
           <w:p>
@@ -375,14 +405,33 @@
                 <w:ilvl w:val="0"/>
                 <w:numId w:val="1"/>
               </w:numPr>
-              <w:ind w:left="360" w:hanging="360"/>
-              <w:rPr/>
+              <w:rPr>
+                <w:sz w:val="20"/>
+                <w:szCs w:val="20"/>
+              </w:rPr>
             </w:pPr>
             <w:r>
               <w:rPr>
-                <w:rtl w:val="0"/>
-              </w:rPr>
-              <w:t xml:space="preserve">Passed Microsoft Azure Terraform SRE assessment, securing $60K professional services engagement as first Azure-Terraform deal with net-new client.</w:t>
+                <w:sz w:val="20"/>
+                <w:szCs w:val="20"/>
+              </w:rPr>
+              <w:t xml:space="preserve">Migrated API from </w:t>
+            </w:r>
+            <w:proofErr w:type="spellStart"/>
+            <w:r>
+              <w:rPr>
+                <w:sz w:val="20"/>
+                <w:szCs w:val="20"/>
+              </w:rPr>
+              <w:t>Tyk</w:t>
+            </w:r>
+            <w:proofErr w:type="spellEnd"/>
+            <w:r>
+              <w:rPr>
+                <w:sz w:val="20"/>
+                <w:szCs w:val="20"/>
+              </w:rPr>
+              <w:t xml:space="preserve"> to Apigee as a POC, addressing pain points and securing a $1M annual commitment. </w:t>
             </w:r>
           </w:p>
           <w:p>
@@ -391,14 +440,17 @@
                 <w:ilvl w:val="0"/>
                 <w:numId w:val="1"/>
               </w:numPr>
-              <w:ind w:left="360" w:hanging="360"/>
-              <w:rPr/>
+              <w:rPr>
+                <w:sz w:val="20"/>
+                <w:szCs w:val="20"/>
+              </w:rPr>
             </w:pPr>
             <w:r>
               <w:rPr>
-                <w:rtl w:val="0"/>
-              </w:rPr>
-              <w:t xml:space="preserve">Architected and deployed multi-cloud solutions across VMs, serverless, Kubernetes, GenAI implementations, IAM security (OIDC, OAuth2, SAML), and automated AWS multi-account environments for enterprises and public sector organizations (MINDEF, HTX, Attorney General Chambers and Institutes of Higher Learning).</w:t>
+                <w:sz w:val="20"/>
+                <w:szCs w:val="20"/>
+              </w:rPr>
+              <w:t>Passed Microsoft Azure Terraform SRE assessment, securing $60K professional services engagement as first Azure-Terraform deal with net-new client.</w:t>
             </w:r>
           </w:p>
           <w:p>
@@ -407,14 +459,17 @@
                 <w:ilvl w:val="0"/>
                 <w:numId w:val="1"/>
               </w:numPr>
-              <w:ind w:left="360" w:hanging="360"/>
-              <w:rPr/>
+              <w:rPr>
+                <w:sz w:val="20"/>
+                <w:szCs w:val="20"/>
+              </w:rPr>
             </w:pPr>
             <w:r>
               <w:rPr>
-                <w:rtl w:val="0"/>
-              </w:rPr>
-              <w:t xml:space="preserve">Architected GitOps workflow using Terraform and GitHub for AWS infrastructure, training client DevOps team and enabling 3-year contract renewal with doubled professional services engagement. </w:t>
+                <w:sz w:val="20"/>
+                <w:szCs w:val="20"/>
+              </w:rPr>
+              <w:t>Architected and deployed multi-cloud solutions across VMs, serverless, Kubernetes, GenAI implementations, IAM security (OIDC, OAuth2, SAML), and automated AWS multi-account environments for enterprises and public sector organizations (MINDEF, HTX, Attorney General Chambers and Institutes of Higher Learning).</w:t>
             </w:r>
           </w:p>
           <w:p>
@@ -423,14 +478,52 @@
                 <w:ilvl w:val="0"/>
                 <w:numId w:val="1"/>
               </w:numPr>
-              <w:ind w:left="360" w:hanging="360"/>
-              <w:rPr/>
+              <w:rPr>
+                <w:sz w:val="20"/>
+                <w:szCs w:val="20"/>
+              </w:rPr>
             </w:pPr>
             <w:r>
               <w:rPr>
-                <w:rtl w:val="0"/>
-              </w:rPr>
-              <w:t xml:space="preserve">Sold and delivered a performance optimization engagement including enablement, scaling applications 5x (100K to 500K users/30min) with &gt;99% stability, driving a 30% ARR increase.</w:t>
+                <w:sz w:val="20"/>
+                <w:szCs w:val="20"/>
+              </w:rPr>
+              <w:t xml:space="preserve">Architected </w:t>
+            </w:r>
+            <w:proofErr w:type="spellStart"/>
+            <w:r>
+              <w:rPr>
+                <w:sz w:val="20"/>
+                <w:szCs w:val="20"/>
+              </w:rPr>
+              <w:t>GitOps</w:t>
+            </w:r>
+            <w:proofErr w:type="spellEnd"/>
+            <w:r>
+              <w:rPr>
+                <w:sz w:val="20"/>
+                <w:szCs w:val="20"/>
+              </w:rPr>
+              <w:t xml:space="preserve"> workflow using Terraform and GitHub for AWS infrastructure, training client DevOps team and enabling 3-year contract renewal with doubled professional services engagement. </w:t>
+            </w:r>
+          </w:p>
+          <w:p>
+            <w:pPr>
+              <w:numPr>
+                <w:ilvl w:val="0"/>
+                <w:numId w:val="1"/>
+              </w:numPr>
+              <w:rPr>
+                <w:sz w:val="20"/>
+                <w:szCs w:val="20"/>
+              </w:rPr>
+            </w:pPr>
+            <w:r>
+              <w:rPr>
+                <w:sz w:val="20"/>
+                <w:szCs w:val="20"/>
+              </w:rPr>
+              <w:t>Sold and delivered a performance optimization engagement including enablement, scaling applications 5x (100K to 500K users/30min) with &gt;99% stability, driving a 30% ARR increase.</w:t>
             </w:r>
           </w:p>
           <w:p>
@@ -440,42 +533,154 @@
                 <w:numId w:val="1"/>
               </w:numPr>
               <w:spacing w:line="259" w:lineRule="auto"/>
-              <w:ind w:left="360" w:hanging="360"/>
-              <w:rPr/>
+              <w:rPr>
+                <w:sz w:val="20"/>
+                <w:szCs w:val="20"/>
+              </w:rPr>
             </w:pPr>
             <w:r>
               <w:rPr>
-                <w:rtl w:val="0"/>
-              </w:rPr>
-              <w:t xml:space="preserve">Self-hosted and integrated open-source tooling (GitLab, Mattermost, HashiCorp Vault, DataDog, DependencyTrack, DefectDojo, PostHog). </w:t>
+                <w:sz w:val="20"/>
+                <w:szCs w:val="20"/>
+              </w:rPr>
+              <w:t>Self-hosted and integrated open-source tooling</w:t>
+            </w:r>
+            <w:r>
+              <w:rPr>
+                <w:sz w:val="20"/>
+                <w:szCs w:val="20"/>
+              </w:rPr>
+              <w:t xml:space="preserve"> with production systems</w:t>
+            </w:r>
+            <w:r>
+              <w:rPr>
+                <w:sz w:val="20"/>
+                <w:szCs w:val="20"/>
+              </w:rPr>
+              <w:t xml:space="preserve"> (GitLab, </w:t>
+            </w:r>
+            <w:proofErr w:type="spellStart"/>
+            <w:r>
+              <w:rPr>
+                <w:sz w:val="20"/>
+                <w:szCs w:val="20"/>
+              </w:rPr>
+              <w:t>Mattermost</w:t>
+            </w:r>
+            <w:proofErr w:type="spellEnd"/>
+            <w:r>
+              <w:rPr>
+                <w:sz w:val="20"/>
+                <w:szCs w:val="20"/>
+              </w:rPr>
+              <w:t xml:space="preserve">, </w:t>
+            </w:r>
+            <w:proofErr w:type="spellStart"/>
+            <w:r>
+              <w:rPr>
+                <w:sz w:val="20"/>
+                <w:szCs w:val="20"/>
+              </w:rPr>
+              <w:t>HashiCorp</w:t>
+            </w:r>
+            <w:proofErr w:type="spellEnd"/>
+            <w:r>
+              <w:rPr>
+                <w:sz w:val="20"/>
+                <w:szCs w:val="20"/>
+              </w:rPr>
+              <w:t xml:space="preserve"> Vault, </w:t>
+            </w:r>
+            <w:proofErr w:type="spellStart"/>
+            <w:r>
+              <w:rPr>
+                <w:sz w:val="20"/>
+                <w:szCs w:val="20"/>
+              </w:rPr>
+              <w:t>DataDog</w:t>
+            </w:r>
+            <w:proofErr w:type="spellEnd"/>
+            <w:r>
+              <w:rPr>
+                <w:sz w:val="20"/>
+                <w:szCs w:val="20"/>
+              </w:rPr>
+              <w:t xml:space="preserve">, </w:t>
+            </w:r>
+            <w:proofErr w:type="spellStart"/>
+            <w:r>
+              <w:rPr>
+                <w:sz w:val="20"/>
+                <w:szCs w:val="20"/>
+              </w:rPr>
+              <w:t>DependencyTrack</w:t>
+            </w:r>
+            <w:proofErr w:type="spellEnd"/>
+            <w:r>
+              <w:rPr>
+                <w:sz w:val="20"/>
+                <w:szCs w:val="20"/>
+              </w:rPr>
+              <w:t xml:space="preserve">, </w:t>
+            </w:r>
+            <w:proofErr w:type="spellStart"/>
+            <w:r>
+              <w:rPr>
+                <w:sz w:val="20"/>
+                <w:szCs w:val="20"/>
+              </w:rPr>
+              <w:t>DefectDojo</w:t>
+            </w:r>
+            <w:proofErr w:type="spellEnd"/>
+            <w:r>
+              <w:rPr>
+                <w:sz w:val="20"/>
+                <w:szCs w:val="20"/>
+              </w:rPr>
+              <w:t xml:space="preserve">, </w:t>
+            </w:r>
+            <w:proofErr w:type="spellStart"/>
+            <w:r>
+              <w:rPr>
+                <w:sz w:val="20"/>
+                <w:szCs w:val="20"/>
+              </w:rPr>
+              <w:t>PostHog</w:t>
+            </w:r>
+            <w:proofErr w:type="spellEnd"/>
+            <w:r>
+              <w:rPr>
+                <w:sz w:val="20"/>
+                <w:szCs w:val="20"/>
+              </w:rPr>
+              <w:t xml:space="preserve">). </w:t>
             </w:r>
           </w:p>
           <w:p>
             <w:pPr>
-              <w:ind w:left="-113" w:firstLine="0"/>
+              <w:ind w:left="-113"/>
               <w:rPr>
                 <w:color w:val="000000"/>
+                <w:sz w:val="20"/>
+                <w:szCs w:val="20"/>
                 <w:highlight w:val="white"/>
               </w:rPr>
             </w:pPr>
             <w:r>
               <w:rPr>
-                <w:b w:val="1"/>
-                <w:bCs w:val="1"/>
-                <w:rtl w:val="0"/>
-              </w:rPr>
-              <w:t xml:space="preserve">Associate Lecturer (CSIT 242 - Mobile Application Development) – SIM University</w:t>
-            </w:r>
-            <w:r>
-              <w:rPr>
-                <w:rtl w:val="0"/>
-              </w:rPr>
-              <w:t xml:space="preserve">, Singapore, Jan 2022 – Mar 2022</w:t>
-            </w:r>
-            <w:r>
-              <w:rPr>
-                <w:rtl w:val="0"/>
-              </w:rPr>
+                <w:b/>
+                <w:bCs/>
+                <w:sz w:val="20"/>
+                <w:szCs w:val="20"/>
+              </w:rPr>
+              <w:t>Associate Lecturer (CSIT 242 - Mobile Application Development) – SIM University</w:t>
+            </w:r>
+            <w:r>
+              <w:rPr>
+                <w:sz w:val="20"/>
+                <w:szCs w:val="20"/>
+              </w:rPr>
+              <w:t>, Singapore, Jan 2022 – Mar 2022</w:t>
             </w:r>
           </w:p>
           <w:p>
@@ -485,60 +690,69 @@
                 <w:numId w:val="1"/>
               </w:numPr>
               <w:pBdr>
-                <w:top w:space="0" w:sz="0" w:val="nil"/>
-                <w:left w:space="0" w:sz="0" w:val="nil"/>
-                <w:bottom w:space="0" w:sz="0" w:val="nil"/>
-                <w:right w:space="0" w:sz="0" w:val="nil"/>
-                <w:between w:space="0" w:sz="0" w:val="nil"/>
+                <w:top w:val="nil"/>
+                <w:left w:val="nil"/>
+                <w:bottom w:val="nil"/>
+                <w:right w:val="nil"/>
+                <w:between w:val="nil"/>
               </w:pBdr>
               <w:spacing w:line="259" w:lineRule="auto"/>
-              <w:ind w:left="360" w:hanging="360"/>
               <w:rPr>
                 <w:color w:val="000000"/>
+                <w:sz w:val="20"/>
+                <w:szCs w:val="20"/>
                 <w:highlight w:val="white"/>
               </w:rPr>
             </w:pPr>
             <w:r>
               <w:rPr>
+                <w:sz w:val="20"/>
+                <w:szCs w:val="20"/>
                 <w:highlight w:val="white"/>
-                <w:rtl w:val="0"/>
-              </w:rPr>
-              <w:t xml:space="preserve">Conducting lectures, tutorials,</w:t>
+              </w:rPr>
+              <w:t>Conducting lectures, tutorials,</w:t>
             </w:r>
             <w:r>
               <w:rPr>
                 <w:color w:val="000000"/>
-                <w:rtl w:val="0"/>
+                <w:sz w:val="20"/>
+                <w:szCs w:val="20"/>
               </w:rPr>
               <w:t xml:space="preserve"> assessments and evaluations required by the institution</w:t>
             </w:r>
             <w:r>
               <w:rPr>
                 <w:color w:val="000000"/>
+                <w:sz w:val="20"/>
+                <w:szCs w:val="20"/>
                 <w:highlight w:val="white"/>
-                <w:rtl w:val="0"/>
-              </w:rPr>
-              <w:t xml:space="preserve">.</w:t>
+              </w:rPr>
+              <w:t>.</w:t>
             </w:r>
           </w:p>
           <w:p>
             <w:pPr>
-              <w:ind w:left="-113" w:firstLine="0"/>
-              <w:rPr/>
+              <w:ind w:left="-113"/>
+              <w:rPr>
+                <w:sz w:val="20"/>
+                <w:szCs w:val="20"/>
+              </w:rPr>
             </w:pPr>
             <w:r>
               <w:rPr>
-                <w:b w:val="1"/>
-                <w:bCs w:val="1"/>
-                <w:rtl w:val="0"/>
-              </w:rPr>
-              <w:t xml:space="preserve">Air Force Engineering Officer (Avionics) – Republic of Singapore Air Force</w:t>
-            </w:r>
-            <w:r>
-              <w:rPr>
-                <w:rtl w:val="0"/>
-              </w:rPr>
-              <w:t xml:space="preserve">, Singapore, Jan 2017 – Aug 2021</w:t>
+                <w:b/>
+                <w:bCs/>
+                <w:sz w:val="20"/>
+                <w:szCs w:val="20"/>
+              </w:rPr>
+              <w:t>Air Force Engineering Officer (Avionics) – Republic of Singapore Air Force</w:t>
+            </w:r>
+            <w:r>
+              <w:rPr>
+                <w:sz w:val="20"/>
+                <w:szCs w:val="20"/>
+              </w:rPr>
+              <w:t>, Singapore, Jan 2017 – Aug 2021</w:t>
             </w:r>
           </w:p>
           <w:p>
@@ -548,55 +762,115 @@
                 <w:numId w:val="1"/>
               </w:numPr>
               <w:pBdr>
-                <w:top w:space="0" w:sz="0" w:val="nil"/>
-                <w:left w:space="0" w:sz="0" w:val="nil"/>
-                <w:bottom w:space="0" w:sz="0" w:val="nil"/>
-                <w:right w:space="0" w:sz="0" w:val="nil"/>
-                <w:between w:space="0" w:sz="0" w:val="nil"/>
+                <w:top w:val="nil"/>
+                <w:left w:val="nil"/>
+                <w:bottom w:val="nil"/>
+                <w:right w:val="nil"/>
+                <w:between w:val="nil"/>
               </w:pBdr>
               <w:spacing w:line="259" w:lineRule="auto"/>
-              <w:ind w:left="360" w:hanging="360"/>
               <w:rPr>
                 <w:color w:val="000000"/>
+                <w:sz w:val="20"/>
+                <w:szCs w:val="20"/>
                 <w:highlight w:val="white"/>
               </w:rPr>
             </w:pPr>
             <w:r>
               <w:rPr>
                 <w:color w:val="000000"/>
+                <w:sz w:val="20"/>
+                <w:szCs w:val="20"/>
                 <w:highlight w:val="white"/>
-                <w:rtl w:val="0"/>
-              </w:rPr>
-              <w:t xml:space="preserve">Developed multiple Android Applications one of which was integrated with GovTech’s TraceTogether (COVID-19 tracing app). The success of these collaborations proved the need for a new capability </w:t>
-            </w:r>
+              </w:rPr>
+              <w:t xml:space="preserve">Developed multiple Android Applications one of which was integrated with </w:t>
+            </w:r>
+            <w:proofErr w:type="spellStart"/>
             <w:r>
               <w:rPr>
                 <w:color w:val="000000"/>
-                <w:rtl w:val="0"/>
+                <w:sz w:val="20"/>
+                <w:szCs w:val="20"/>
+                <w:highlight w:val="white"/>
+              </w:rPr>
+              <w:t>GovTech’s</w:t>
+            </w:r>
+            <w:proofErr w:type="spellEnd"/>
+            <w:r>
+              <w:rPr>
+                <w:color w:val="000000"/>
+                <w:sz w:val="20"/>
+                <w:szCs w:val="20"/>
+                <w:highlight w:val="white"/>
+              </w:rPr>
+              <w:t xml:space="preserve"> </w:t>
+            </w:r>
+            <w:proofErr w:type="spellStart"/>
+            <w:r>
+              <w:rPr>
+                <w:color w:val="000000"/>
+                <w:sz w:val="20"/>
+                <w:szCs w:val="20"/>
+                <w:highlight w:val="white"/>
+              </w:rPr>
+              <w:t>TraceTogether</w:t>
+            </w:r>
+            <w:proofErr w:type="spellEnd"/>
+            <w:r>
+              <w:rPr>
+                <w:color w:val="000000"/>
+                <w:sz w:val="20"/>
+                <w:szCs w:val="20"/>
+                <w:highlight w:val="white"/>
+              </w:rPr>
+              <w:t xml:space="preserve"> (COVID-19 tracing app). The success of these collaborations proved the need for a new capability </w:t>
+            </w:r>
+            <w:r>
+              <w:rPr>
+                <w:color w:val="000000"/>
+                <w:sz w:val="20"/>
+                <w:szCs w:val="20"/>
               </w:rPr>
               <w:t xml:space="preserve">which resulted in the launch of the </w:t>
             </w:r>
-            <w:hyperlink r:id="rId9">
+            <w:hyperlink r:id="rId8">
               <w:r>
                 <w:rPr>
-                  <w:color w:val="1155cc"/>
+                  <w:color w:val="1155CC"/>
+                  <w:sz w:val="20"/>
+                  <w:szCs w:val="20"/>
                   <w:u w:val="single"/>
-                  <w:rtl w:val="0"/>
                 </w:rPr>
-                <w:t xml:space="preserve">RSAF Agile Innovation and Digital (RAiD) department</w:t>
+                <w:t>RSAF Agile Innovation and Digital (</w:t>
+              </w:r>
+              <w:proofErr w:type="spellStart"/>
+              <w:r>
+                <w:rPr>
+                  <w:color w:val="1155CC"/>
+                  <w:sz w:val="20"/>
+                  <w:szCs w:val="20"/>
+                  <w:u w:val="single"/>
+                </w:rPr>
+                <w:t>RAiD</w:t>
+              </w:r>
+              <w:proofErr w:type="spellEnd"/>
+              <w:r>
+                <w:rPr>
+                  <w:color w:val="1155CC"/>
+                  <w:sz w:val="20"/>
+                  <w:szCs w:val="20"/>
+                  <w:u w:val="single"/>
+                </w:rPr>
+                <w:t>) department</w:t>
               </w:r>
             </w:hyperlink>
             <w:r>
               <w:rPr>
                 <w:color w:val="000000"/>
-                <w:rtl w:val="0"/>
-              </w:rPr>
-              <w:t xml:space="preserve">.</w:t>
-            </w:r>
-            <w:r>
-              <w:rPr>
-                <w:rtl w:val="0"/>
-              </w:rPr>
+                <w:sz w:val="20"/>
+                <w:szCs w:val="20"/>
+              </w:rPr>
+              <w:t>.</w:t>
             </w:r>
           </w:p>
           <w:p>
@@ -606,26 +880,28 @@
                 <w:numId w:val="1"/>
               </w:numPr>
               <w:pBdr>
-                <w:top w:space="0" w:sz="0" w:val="nil"/>
-                <w:left w:space="0" w:sz="0" w:val="nil"/>
-                <w:bottom w:space="0" w:sz="0" w:val="nil"/>
-                <w:right w:space="0" w:sz="0" w:val="nil"/>
-                <w:between w:space="0" w:sz="0" w:val="nil"/>
+                <w:top w:val="nil"/>
+                <w:left w:val="nil"/>
+                <w:bottom w:val="nil"/>
+                <w:right w:val="nil"/>
+                <w:between w:val="nil"/>
               </w:pBdr>
               <w:spacing w:line="259" w:lineRule="auto"/>
-              <w:ind w:left="360" w:hanging="360"/>
               <w:rPr>
                 <w:color w:val="000000"/>
+                <w:sz w:val="20"/>
+                <w:szCs w:val="20"/>
                 <w:highlight w:val="white"/>
               </w:rPr>
             </w:pPr>
             <w:r>
               <w:rPr>
                 <w:color w:val="000000"/>
+                <w:sz w:val="20"/>
+                <w:szCs w:val="20"/>
                 <w:highlight w:val="white"/>
-                <w:rtl w:val="0"/>
-              </w:rPr>
-              <w:t xml:space="preserve">Responsible for the airworthiness of the avionics and electrical system of the F-15SG, AH-64D and S-70B.</w:t>
+              </w:rPr>
+              <w:t>Responsible for the airworthiness of the avionics and electrical system of the F-15SG, AH-64D and S-70B.</w:t>
             </w:r>
           </w:p>
           <w:p>
@@ -635,868 +911,1094 @@
                 <w:numId w:val="1"/>
               </w:numPr>
               <w:pBdr>
-                <w:top w:space="0" w:sz="0" w:val="nil"/>
-                <w:left w:space="0" w:sz="0" w:val="nil"/>
-                <w:bottom w:space="0" w:sz="0" w:val="nil"/>
-                <w:right w:space="0" w:sz="0" w:val="nil"/>
-                <w:between w:space="0" w:sz="0" w:val="nil"/>
+                <w:top w:val="nil"/>
+                <w:left w:val="nil"/>
+                <w:bottom w:val="nil"/>
+                <w:right w:val="nil"/>
+                <w:between w:val="nil"/>
               </w:pBdr>
               <w:spacing w:line="259" w:lineRule="auto"/>
-              <w:ind w:left="360" w:hanging="360"/>
               <w:rPr>
                 <w:color w:val="000000"/>
+                <w:sz w:val="20"/>
+                <w:szCs w:val="20"/>
                 <w:highlight w:val="white"/>
               </w:rPr>
             </w:pPr>
             <w:r>
               <w:rPr>
                 <w:color w:val="000000"/>
+                <w:sz w:val="20"/>
+                <w:szCs w:val="20"/>
                 <w:highlight w:val="white"/>
-                <w:rtl w:val="0"/>
-              </w:rPr>
-              <w:t xml:space="preserve">Led multiple teams in country and overseas to provide maintenance support and recovery for AH-64Ds.</w:t>
+              </w:rPr>
+              <w:t>Led multiple teams in country and overseas to provide maintenance support and recovery for AH-64Ds.</w:t>
             </w:r>
           </w:p>
         </w:tc>
       </w:tr>
       <w:tr>
         <w:trPr>
-          <w:cantSplit w:val="0"/>
-          <w:tblHeader w:val="0"/>
+          <w:gridAfter w:val="1"/>
+          <w:wAfter w:w="10" w:type="dxa"/>
         </w:trPr>
         <w:tc>
           <w:tcPr>
+            <w:tcW w:w="10456" w:type="dxa"/>
             <w:tcBorders>
-              <w:top w:color="000000" w:space="0" w:sz="4" w:val="single"/>
-              <w:bottom w:color="000000" w:space="0" w:sz="4" w:val="single"/>
+              <w:top w:val="single" w:sz="4" w:space="0" w:color="000000"/>
+              <w:bottom w:val="single" w:sz="4" w:space="0" w:color="000000"/>
             </w:tcBorders>
           </w:tcPr>
           <w:p>
             <w:pPr>
-              <w:ind w:left="-113" w:firstLine="0"/>
-              <w:rPr>
-                <w:b w:val="1"/>
-                <w:bCs w:val="1"/>
+              <w:ind w:left="-113"/>
+              <w:rPr>
+                <w:b/>
+                <w:bCs/>
+                <w:sz w:val="20"/>
+                <w:szCs w:val="20"/>
               </w:rPr>
             </w:pPr>
             <w:r>
               <w:rPr>
-                <w:b w:val="1"/>
-                <w:bCs w:val="1"/>
-                <w:color w:val="1f4e79"/>
-                <w:rtl w:val="0"/>
-              </w:rPr>
-              <w:t xml:space="preserve">CERTIFICATIONS</w:t>
-            </w:r>
-            <w:r>
-              <w:rPr>
-                <w:rtl w:val="0"/>
-              </w:rPr>
+                <w:b/>
+                <w:bCs/>
+                <w:color w:val="1F4E79"/>
+                <w:sz w:val="20"/>
+                <w:szCs w:val="20"/>
+              </w:rPr>
+              <w:t>CERTIFICATIONS</w:t>
             </w:r>
           </w:p>
         </w:tc>
       </w:tr>
       <w:tr>
         <w:trPr>
-          <w:cantSplit w:val="0"/>
-          <w:tblHeader w:val="0"/>
+          <w:gridAfter w:val="1"/>
+          <w:wAfter w:w="10" w:type="dxa"/>
         </w:trPr>
         <w:tc>
           <w:tcPr>
+            <w:tcW w:w="10456" w:type="dxa"/>
             <w:tcBorders>
-              <w:top w:color="000000" w:space="0" w:sz="4" w:val="single"/>
-              <w:bottom w:color="000000" w:space="0" w:sz="4" w:val="single"/>
+              <w:top w:val="single" w:sz="4" w:space="0" w:color="000000"/>
+              <w:bottom w:val="single" w:sz="4" w:space="0" w:color="000000"/>
             </w:tcBorders>
           </w:tcPr>
           <w:p>
             <w:pPr>
               <w:widowControl w:val="0"/>
               <w:pBdr>
-                <w:top w:space="0" w:sz="0" w:val="nil"/>
-                <w:left w:space="0" w:sz="0" w:val="nil"/>
-                <w:bottom w:space="0" w:sz="0" w:val="nil"/>
-                <w:right w:space="0" w:sz="0" w:val="nil"/>
-                <w:between w:space="0" w:sz="0" w:val="nil"/>
+                <w:top w:val="nil"/>
+                <w:left w:val="nil"/>
+                <w:bottom w:val="nil"/>
+                <w:right w:val="nil"/>
+                <w:between w:val="nil"/>
               </w:pBdr>
-              <w:spacing w:line="14.399999999999999" w:lineRule="auto"/>
-              <w:rPr>
-                <w:b w:val="1"/>
-                <w:bCs w:val="1"/>
+              <w:spacing w:line="14" w:lineRule="auto"/>
+              <w:rPr>
+                <w:b/>
+                <w:bCs/>
                 <w:sz w:val="2"/>
                 <w:szCs w:val="2"/>
               </w:rPr>
             </w:pPr>
-            <w:r>
-              <w:rPr>
-                <w:rtl w:val="0"/>
-              </w:rPr>
-            </w:r>
           </w:p>
           <w:tbl>
             <w:tblPr>
-              <w:tblStyle w:val="Table3"/>
-              <w:tblW w:w="10456.0" w:type="dxa"/>
-              <w:jc w:val="left"/>
+              <w:tblStyle w:val="af"/>
+              <w:tblW w:w="10456" w:type="dxa"/>
               <w:tblBorders>
-                <w:top w:color="000000" w:space="0" w:sz="0" w:val="nil"/>
-                <w:left w:color="000000" w:space="0" w:sz="0" w:val="nil"/>
-                <w:bottom w:color="000000" w:space="0" w:sz="0" w:val="nil"/>
-                <w:right w:color="000000" w:space="0" w:sz="0" w:val="nil"/>
-                <w:insideH w:color="000000" w:space="0" w:sz="0" w:val="nil"/>
-                <w:insideV w:color="000000" w:space="0" w:sz="0" w:val="nil"/>
+                <w:top w:val="nil"/>
+                <w:left w:val="nil"/>
+                <w:bottom w:val="nil"/>
+                <w:right w:val="nil"/>
+                <w:insideH w:val="nil"/>
+                <w:insideV w:val="nil"/>
               </w:tblBorders>
               <w:tblLayout w:type="fixed"/>
-              <w:tblLook w:val="0400"/>
+              <w:tblLook w:val="0400" w:firstRow="0" w:lastRow="0" w:firstColumn="0" w:lastColumn="0" w:noHBand="0" w:noVBand="1"/>
             </w:tblPr>
             <w:tblGrid>
               <w:gridCol w:w="5228"/>
               <w:gridCol w:w="5228"/>
-              <w:tblGridChange w:id="0">
-                <w:tblGrid>
-                  <w:gridCol w:w="5228"/>
-                  <w:gridCol w:w="5228"/>
-                </w:tblGrid>
-              </w:tblGridChange>
             </w:tblGrid>
             <w:tr>
-              <w:trPr>
-                <w:cantSplit w:val="0"/>
-                <w:tblHeader w:val="0"/>
-              </w:trPr>
               <w:tc>
-                <w:tcPr/>
+                <w:tcPr>
+                  <w:tcW w:w="5228" w:type="dxa"/>
+                </w:tcPr>
                 <w:p>
                   <w:pPr>
-                    <w:rPr/>
+                    <w:rPr>
+                      <w:sz w:val="20"/>
+                      <w:szCs w:val="20"/>
+                    </w:rPr>
                   </w:pPr>
+                  <w:hyperlink r:id="rId9">
+                    <w:r>
+                      <w:rPr>
+                        <w:color w:val="1155CC"/>
+                        <w:sz w:val="20"/>
+                        <w:szCs w:val="20"/>
+                        <w:u w:val="single"/>
+                      </w:rPr>
+                      <w:t>Certified Kubernetes Administrator</w:t>
+                    </w:r>
+                  </w:hyperlink>
+                </w:p>
+                <w:p>
+                  <w:pPr>
+                    <w:rPr>
+                      <w:color w:val="0563C1"/>
+                      <w:sz w:val="20"/>
+                      <w:szCs w:val="20"/>
+                      <w:u w:val="single"/>
+                    </w:rPr>
+                  </w:pPr>
+                  <w:r>
+                    <w:rPr>
+                      <w:sz w:val="20"/>
+                      <w:szCs w:val="20"/>
+                    </w:rPr>
+                    <w:fldChar w:fldCharType="begin"/>
+                  </w:r>
+                  <w:r>
+                    <w:rPr>
+                      <w:sz w:val="20"/>
+                      <w:szCs w:val="20"/>
+                    </w:rPr>
+                    <w:instrText xml:space="preserve"> HYPERLINK "https://www.credly.com/badges/a1b3124c-0d17-46f4-815f-22ef312b870d/public_url" </w:instrText>
+                  </w:r>
+                  <w:r>
+                    <w:rPr>
+                      <w:sz w:val="20"/>
+                      <w:szCs w:val="20"/>
+                    </w:rPr>
+                  </w:r>
+                  <w:r>
+                    <w:rPr>
+                      <w:sz w:val="20"/>
+                      <w:szCs w:val="20"/>
+                    </w:rPr>
+                    <w:fldChar w:fldCharType="separate"/>
+                  </w:r>
+                  <w:r>
+                    <w:rPr>
+                      <w:color w:val="0563C1"/>
+                      <w:sz w:val="20"/>
+                      <w:szCs w:val="20"/>
+                      <w:u w:val="single"/>
+                    </w:rPr>
+                    <w:t>GCP Professional Cloud Architect</w:t>
+                  </w:r>
+                </w:p>
+                <w:p>
+                  <w:pPr>
+                    <w:rPr>
+                      <w:color w:val="0563C1"/>
+                      <w:sz w:val="20"/>
+                      <w:szCs w:val="20"/>
+                      <w:u w:val="single"/>
+                    </w:rPr>
+                  </w:pPr>
+                  <w:r>
+                    <w:rPr>
+                      <w:sz w:val="20"/>
+                      <w:szCs w:val="20"/>
+                    </w:rPr>
+                    <w:fldChar w:fldCharType="end"/>
+                  </w:r>
+                  <w:r>
+                    <w:rPr>
+                      <w:sz w:val="20"/>
+                      <w:szCs w:val="20"/>
+                    </w:rPr>
+                    <w:fldChar w:fldCharType="begin"/>
+                  </w:r>
+                  <w:r>
+                    <w:rPr>
+                      <w:sz w:val="20"/>
+                      <w:szCs w:val="20"/>
+                    </w:rPr>
+                    <w:instrText xml:space="preserve"> HYPERLINK "https://www.credly.com/badges/37947a63-eb18-4bdf-b5ed-65d13307a3ac/public_url" </w:instrText>
+                  </w:r>
+                  <w:r>
+                    <w:rPr>
+                      <w:sz w:val="20"/>
+                      <w:szCs w:val="20"/>
+                    </w:rPr>
+                  </w:r>
+                  <w:r>
+                    <w:rPr>
+                      <w:sz w:val="20"/>
+                      <w:szCs w:val="20"/>
+                    </w:rPr>
+                    <w:fldChar w:fldCharType="separate"/>
+                  </w:r>
+                  <w:r>
+                    <w:rPr>
+                      <w:color w:val="0563C1"/>
+                      <w:sz w:val="20"/>
+                      <w:szCs w:val="20"/>
+                      <w:u w:val="single"/>
+                    </w:rPr>
+                    <w:t>GCP Professional Cloud Developer</w:t>
+                  </w:r>
+                </w:p>
+                <w:p>
+                  <w:pPr>
+                    <w:rPr>
+                      <w:color w:val="0563C1"/>
+                      <w:sz w:val="20"/>
+                      <w:szCs w:val="20"/>
+                      <w:u w:val="single"/>
+                    </w:rPr>
+                  </w:pPr>
+                  <w:r>
+                    <w:rPr>
+                      <w:sz w:val="20"/>
+                      <w:szCs w:val="20"/>
+                    </w:rPr>
+                    <w:fldChar w:fldCharType="end"/>
+                  </w:r>
+                  <w:r>
+                    <w:rPr>
+                      <w:sz w:val="20"/>
+                      <w:szCs w:val="20"/>
+                    </w:rPr>
+                    <w:fldChar w:fldCharType="begin"/>
+                  </w:r>
+                  <w:r>
+                    <w:rPr>
+                      <w:sz w:val="20"/>
+                      <w:szCs w:val="20"/>
+                    </w:rPr>
+                    <w:instrText xml:space="preserve"> HYPERLINK "https://www.credly.com/badges/108dadc8-63ae-4af2-9344-69d0a1dab32a/public_url" </w:instrText>
+                  </w:r>
+                  <w:r>
+                    <w:rPr>
+                      <w:sz w:val="20"/>
+                      <w:szCs w:val="20"/>
+                    </w:rPr>
+                  </w:r>
+                  <w:r>
+                    <w:rPr>
+                      <w:sz w:val="20"/>
+                      <w:szCs w:val="20"/>
+                    </w:rPr>
+                    <w:fldChar w:fldCharType="separate"/>
+                  </w:r>
+                  <w:r>
+                    <w:rPr>
+                      <w:color w:val="0563C1"/>
+                      <w:sz w:val="20"/>
+                      <w:szCs w:val="20"/>
+                      <w:u w:val="single"/>
+                    </w:rPr>
+                    <w:t>GCP Professional Google Workspace Administrator</w:t>
+                  </w:r>
+                </w:p>
+                <w:p>
+                  <w:pPr>
+                    <w:rPr>
+                      <w:color w:val="0563C1"/>
+                      <w:sz w:val="20"/>
+                      <w:szCs w:val="20"/>
+                      <w:u w:val="single"/>
+                    </w:rPr>
+                  </w:pPr>
+                  <w:r>
+                    <w:rPr>
+                      <w:sz w:val="20"/>
+                      <w:szCs w:val="20"/>
+                    </w:rPr>
+                    <w:fldChar w:fldCharType="end"/>
+                  </w:r>
+                  <w:r>
+                    <w:rPr>
+                      <w:sz w:val="20"/>
+                      <w:szCs w:val="20"/>
+                    </w:rPr>
+                    <w:fldChar w:fldCharType="begin"/>
+                  </w:r>
+                  <w:r>
+                    <w:rPr>
+                      <w:sz w:val="20"/>
+                      <w:szCs w:val="20"/>
+                    </w:rPr>
+                    <w:instrText xml:space="preserve"> HYPERLINK "https://google.accredible.com/27329703-bb4e-4b9e-8e03-6c7ef9231684?key=bb6d7dbc24138acc753c7258a814a90de030fe7031f3e274591361f1ab54b8f7" </w:instrText>
+                  </w:r>
+                  <w:r>
+                    <w:rPr>
+                      <w:sz w:val="20"/>
+                      <w:szCs w:val="20"/>
+                    </w:rPr>
+                  </w:r>
+                  <w:r>
+                    <w:rPr>
+                      <w:sz w:val="20"/>
+                      <w:szCs w:val="20"/>
+                    </w:rPr>
+                    <w:fldChar w:fldCharType="separate"/>
+                  </w:r>
+                  <w:r>
+                    <w:rPr>
+                      <w:color w:val="0563C1"/>
+                      <w:sz w:val="20"/>
+                      <w:szCs w:val="20"/>
+                      <w:u w:val="single"/>
+                    </w:rPr>
+                    <w:t xml:space="preserve">GCP Professional Cloud DevOps Engineer </w:t>
+                  </w:r>
+                </w:p>
+                <w:p>
+                  <w:pPr>
+                    <w:rPr>
+                      <w:color w:val="0563C1"/>
+                      <w:sz w:val="20"/>
+                      <w:szCs w:val="20"/>
+                      <w:u w:val="single"/>
+                    </w:rPr>
+                  </w:pPr>
+                  <w:r>
+                    <w:rPr>
+                      <w:sz w:val="20"/>
+                      <w:szCs w:val="20"/>
+                    </w:rPr>
+                    <w:fldChar w:fldCharType="end"/>
+                  </w:r>
+                  <w:r>
+                    <w:rPr>
+                      <w:sz w:val="20"/>
+                      <w:szCs w:val="20"/>
+                    </w:rPr>
+                    <w:fldChar w:fldCharType="begin"/>
+                  </w:r>
+                  <w:r>
+                    <w:rPr>
+                      <w:sz w:val="20"/>
+                      <w:szCs w:val="20"/>
+                    </w:rPr>
+                    <w:instrText xml:space="preserve"> HYPERLINK "https://www.credly.com/badges/021efc9c-9a83-4791-ae5a-43a64c4c0f7c/public_url" </w:instrText>
+                  </w:r>
+                  <w:r>
+                    <w:rPr>
+                      <w:sz w:val="20"/>
+                      <w:szCs w:val="20"/>
+                    </w:rPr>
+                  </w:r>
+                  <w:r>
+                    <w:rPr>
+                      <w:sz w:val="20"/>
+                      <w:szCs w:val="20"/>
+                    </w:rPr>
+                    <w:fldChar w:fldCharType="separate"/>
+                  </w:r>
+                  <w:r>
+                    <w:rPr>
+                      <w:color w:val="0563C1"/>
+                      <w:sz w:val="20"/>
+                      <w:szCs w:val="20"/>
+                      <w:u w:val="single"/>
+                    </w:rPr>
+                    <w:t>GCP Associate Cloud Engineer</w:t>
+                  </w:r>
+                </w:p>
+                <w:p>
+                  <w:pPr>
+                    <w:rPr>
+                      <w:sz w:val="20"/>
+                      <w:szCs w:val="20"/>
+                    </w:rPr>
+                  </w:pPr>
+                  <w:r>
+                    <w:rPr>
+                      <w:sz w:val="20"/>
+                      <w:szCs w:val="20"/>
+                    </w:rPr>
+                    <w:fldChar w:fldCharType="end"/>
+                  </w:r>
                   <w:hyperlink r:id="rId10">
                     <w:r>
                       <w:rPr>
-                        <w:color w:val="1155cc"/>
+                        <w:color w:val="1155CC"/>
+                        <w:sz w:val="20"/>
+                        <w:szCs w:val="20"/>
                         <w:u w:val="single"/>
-                        <w:rtl w:val="0"/>
                       </w:rPr>
-                      <w:t xml:space="preserve">Certified Kubernetes Administrator</w:t>
+                      <w:t xml:space="preserve">GCP Looker </w:t>
+                    </w:r>
+                    <w:proofErr w:type="spellStart"/>
+                    <w:r>
+                      <w:rPr>
+                        <w:color w:val="1155CC"/>
+                        <w:sz w:val="20"/>
+                        <w:szCs w:val="20"/>
+                        <w:u w:val="single"/>
+                      </w:rPr>
+                      <w:t>LookML</w:t>
+                    </w:r>
+                    <w:proofErr w:type="spellEnd"/>
+                    <w:r>
+                      <w:rPr>
+                        <w:color w:val="1155CC"/>
+                        <w:sz w:val="20"/>
+                        <w:szCs w:val="20"/>
+                        <w:u w:val="single"/>
+                      </w:rPr>
+                      <w:t xml:space="preserve"> Developer</w:t>
                     </w:r>
                   </w:hyperlink>
-                  <w:r>
-                    <w:rPr>
-                      <w:rtl w:val="0"/>
-                    </w:rPr>
-                  </w:r>
                 </w:p>
                 <w:p>
                   <w:pPr>
                     <w:rPr>
-                      <w:color w:val="0563c1"/>
-                      <w:u w:val="single"/>
+                      <w:sz w:val="20"/>
+                      <w:szCs w:val="20"/>
                     </w:rPr>
                   </w:pPr>
-                  <w:r>
-                    <w:fldChar w:fldCharType="begin"/>
-                    <w:instrText xml:space="preserve"> HYPERLINK "https://www.credly.com/badges/a1b3124c-0d17-46f4-815f-22ef312b870d/public_url" </w:instrText>
-                    <w:fldChar w:fldCharType="separate"/>
-                  </w:r>
-                  <w:r>
-                    <w:rPr>
-                      <w:color w:val="0563c1"/>
-                      <w:u w:val="single"/>
-                      <w:rtl w:val="0"/>
-                    </w:rPr>
-                    <w:t xml:space="preserve">GCP Professional Cloud Architect</w:t>
-                  </w:r>
+                  <w:hyperlink r:id="rId11">
+                    <w:r>
+                      <w:rPr>
+                        <w:color w:val="1155CC"/>
+                        <w:sz w:val="20"/>
+                        <w:szCs w:val="20"/>
+                        <w:u w:val="single"/>
+                      </w:rPr>
+                      <w:t>Certified ScrumMaster</w:t>
+                    </w:r>
+                  </w:hyperlink>
                 </w:p>
                 <w:p>
                   <w:pPr>
                     <w:rPr>
-                      <w:color w:val="0563c1"/>
-                      <w:u w:val="single"/>
-                    </w:rPr>
-                  </w:pPr>
-                  <w:r>
-                    <w:fldChar w:fldCharType="end"/>
-                  </w:r>
-                  <w:r>
-                    <w:fldChar w:fldCharType="begin"/>
-                    <w:instrText xml:space="preserve"> HYPERLINK "https://www.credly.com/badges/37947a63-eb18-4bdf-b5ed-65d13307a3ac/public_url" </w:instrText>
-                    <w:fldChar w:fldCharType="separate"/>
-                  </w:r>
-                  <w:r>
-                    <w:rPr>
-                      <w:color w:val="0563c1"/>
-                      <w:u w:val="single"/>
-                      <w:rtl w:val="0"/>
-                    </w:rPr>
-                    <w:t xml:space="preserve">GCP Professional Cloud Developer</w:t>
-                  </w:r>
-                </w:p>
-                <w:p>
-                  <w:pPr>
-                    <w:rPr>
-                      <w:color w:val="0563c1"/>
-                      <w:u w:val="single"/>
-                    </w:rPr>
-                  </w:pPr>
-                  <w:r>
-                    <w:fldChar w:fldCharType="end"/>
-                  </w:r>
-                  <w:r>
-                    <w:fldChar w:fldCharType="begin"/>
-                    <w:instrText xml:space="preserve"> HYPERLINK "https://www.credly.com/badges/108dadc8-63ae-4af2-9344-69d0a1dab32a/public_url" </w:instrText>
-                    <w:fldChar w:fldCharType="separate"/>
-                  </w:r>
-                  <w:r>
-                    <w:rPr>
-                      <w:color w:val="0563c1"/>
-                      <w:u w:val="single"/>
-                      <w:rtl w:val="0"/>
-                    </w:rPr>
-                    <w:t xml:space="preserve">GCP Professional Google Workspace Administrator</w:t>
-                  </w:r>
-                </w:p>
-                <w:p>
-                  <w:pPr>
-                    <w:rPr>
-                      <w:color w:val="0563c1"/>
-                      <w:u w:val="single"/>
-                    </w:rPr>
-                  </w:pPr>
-                  <w:r>
-                    <w:fldChar w:fldCharType="end"/>
-                  </w:r>
-                  <w:r>
-                    <w:fldChar w:fldCharType="begin"/>
-                    <w:instrText xml:space="preserve"> HYPERLINK "https://google.accredible.com/27329703-bb4e-4b9e-8e03-6c7ef9231684?key=bb6d7dbc24138acc753c7258a814a90de030fe7031f3e274591361f1ab54b8f7" </w:instrText>
-                    <w:fldChar w:fldCharType="separate"/>
-                  </w:r>
-                  <w:r>
-                    <w:rPr>
-                      <w:color w:val="0563c1"/>
-                      <w:u w:val="single"/>
-                      <w:rtl w:val="0"/>
-                    </w:rPr>
-                    <w:t xml:space="preserve">GCP Professional Cloud DevOps Engineer </w:t>
-                  </w:r>
-                </w:p>
-                <w:p>
-                  <w:pPr>
-                    <w:rPr>
-                      <w:color w:val="0563c1"/>
-                      <w:u w:val="single"/>
-                    </w:rPr>
-                  </w:pPr>
-                  <w:r>
-                    <w:fldChar w:fldCharType="end"/>
-                  </w:r>
-                  <w:r>
-                    <w:fldChar w:fldCharType="begin"/>
-                    <w:instrText xml:space="preserve"> HYPERLINK "https://www.credly.com/badges/021efc9c-9a83-4791-ae5a-43a64c4c0f7c/public_url" </w:instrText>
-                    <w:fldChar w:fldCharType="separate"/>
-                  </w:r>
-                  <w:r>
-                    <w:rPr>
-                      <w:color w:val="0563c1"/>
-                      <w:u w:val="single"/>
-                      <w:rtl w:val="0"/>
-                    </w:rPr>
-                    <w:t xml:space="preserve">GCP Associate Cloud Engineer</w:t>
-                  </w:r>
-                </w:p>
-                <w:p>
-                  <w:pPr>
-                    <w:rPr/>
-                  </w:pPr>
-                  <w:r>
-                    <w:fldChar w:fldCharType="end"/>
-                  </w:r>
-                  <w:hyperlink r:id="rId11">
-                    <w:r>
-                      <w:rPr>
-                        <w:color w:val="1155cc"/>
-                        <w:u w:val="single"/>
-                        <w:rtl w:val="0"/>
-                      </w:rPr>
-                      <w:t xml:space="preserve">GCP Looker LookML Developer</w:t>
-                    </w:r>
-                  </w:hyperlink>
-                  <w:r>
-                    <w:rPr>
-                      <w:rtl w:val="0"/>
-                    </w:rPr>
-                  </w:r>
-                </w:p>
-                <w:p>
-                  <w:pPr>
-                    <w:rPr/>
+                      <w:sz w:val="20"/>
+                      <w:szCs w:val="20"/>
+                    </w:rPr>
                   </w:pPr>
                   <w:hyperlink r:id="rId12">
                     <w:r>
                       <w:rPr>
-                        <w:color w:val="1155cc"/>
+                        <w:color w:val="1155CC"/>
+                        <w:sz w:val="20"/>
+                        <w:szCs w:val="20"/>
                         <w:u w:val="single"/>
-                        <w:rtl w:val="0"/>
                       </w:rPr>
-                      <w:t xml:space="preserve">Certified ScrumMaster</w:t>
+                      <w:t>Certified Scrum Product Owner</w:t>
                     </w:r>
                   </w:hyperlink>
-                  <w:r>
-                    <w:rPr>
-                      <w:rtl w:val="0"/>
-                    </w:rPr>
-                  </w:r>
                 </w:p>
                 <w:p>
                   <w:pPr>
-                    <w:rPr/>
+                    <w:rPr>
+                      <w:color w:val="1155CC"/>
+                      <w:sz w:val="20"/>
+                      <w:szCs w:val="20"/>
+                      <w:u w:val="single"/>
+                    </w:rPr>
                   </w:pPr>
                   <w:hyperlink r:id="rId13">
+                    <w:proofErr w:type="spellStart"/>
                     <w:r>
                       <w:rPr>
-                        <w:color w:val="1155cc"/>
+                        <w:color w:val="1155CC"/>
+                        <w:sz w:val="20"/>
+                        <w:szCs w:val="20"/>
                         <w:u w:val="single"/>
-                        <w:rtl w:val="0"/>
                       </w:rPr>
-                      <w:t xml:space="preserve">Certified Scrum Product Owner</w:t>
+                      <w:t>DataDog</w:t>
+                    </w:r>
+                    <w:proofErr w:type="spellEnd"/>
+                    <w:r>
+                      <w:rPr>
+                        <w:color w:val="1155CC"/>
+                        <w:sz w:val="20"/>
+                        <w:szCs w:val="20"/>
+                        <w:u w:val="single"/>
+                      </w:rPr>
+                      <w:t xml:space="preserve"> Technical Specialist Certification</w:t>
                     </w:r>
                   </w:hyperlink>
-                  <w:r>
-                    <w:rPr>
-                      <w:rtl w:val="0"/>
-                    </w:rPr>
-                  </w:r>
                 </w:p>
                 <w:p>
                   <w:pPr>
                     <w:rPr>
-                      <w:color w:val="1155cc"/>
+                      <w:color w:val="0563C1"/>
+                      <w:sz w:val="20"/>
+                      <w:szCs w:val="20"/>
                       <w:u w:val="single"/>
                     </w:rPr>
                   </w:pPr>
                   <w:hyperlink r:id="rId14">
                     <w:r>
                       <w:rPr>
-                        <w:color w:val="1155cc"/>
+                        <w:color w:val="0563C1"/>
+                        <w:sz w:val="20"/>
+                        <w:szCs w:val="20"/>
                         <w:u w:val="single"/>
-                        <w:rtl w:val="0"/>
                       </w:rPr>
-                      <w:t xml:space="preserve">DataDog Technical Specialist Certification</w:t>
+                      <w:t>MongoDB Associate Database Administrator</w:t>
                     </w:r>
                   </w:hyperlink>
-                  <w:r>
-                    <w:rPr>
-                      <w:rtl w:val="0"/>
-                    </w:rPr>
-                  </w:r>
                 </w:p>
                 <w:p>
                   <w:pPr>
                     <w:rPr>
-                      <w:color w:val="0563c1"/>
-                      <w:u w:val="single"/>
+                      <w:sz w:val="20"/>
+                      <w:szCs w:val="20"/>
                     </w:rPr>
                   </w:pPr>
                   <w:hyperlink r:id="rId15">
                     <w:r>
                       <w:rPr>
-                        <w:color w:val="0563c1"/>
+                        <w:color w:val="0563C1"/>
+                        <w:sz w:val="20"/>
+                        <w:szCs w:val="20"/>
                         <w:u w:val="single"/>
-                        <w:rtl w:val="0"/>
                       </w:rPr>
-                      <w:t xml:space="preserve">MongoDB Associate Database Administrator</w:t>
+                      <w:t>MongoDB SI Associate Certification</w:t>
                     </w:r>
                   </w:hyperlink>
-                  <w:r>
-                    <w:rPr>
-                      <w:rtl w:val="0"/>
-                    </w:rPr>
-                  </w:r>
                 </w:p>
                 <w:p>
                   <w:pPr>
-                    <w:rPr/>
+                    <w:rPr>
+                      <w:sz w:val="20"/>
+                      <w:szCs w:val="20"/>
+                    </w:rPr>
                   </w:pPr>
-                  <w:hyperlink r:id="rId16">
+                  <w:hyperlink r:id="rId16" w:anchor="acc.r0IJtEl4">
                     <w:r>
                       <w:rPr>
-                        <w:color w:val="0563c1"/>
+                        <w:color w:val="0563C1"/>
+                        <w:sz w:val="20"/>
+                        <w:szCs w:val="20"/>
                         <w:u w:val="single"/>
-                        <w:rtl w:val="0"/>
                       </w:rPr>
-                      <w:t xml:space="preserve">MongoDB SI Associate Certification</w:t>
+                      <w:t>Databricks Certified Generative AI Engineer Associate</w:t>
                     </w:r>
                   </w:hyperlink>
-                  <w:r>
-                    <w:rPr>
-                      <w:rtl w:val="0"/>
-                    </w:rPr>
-                  </w:r>
                 </w:p>
+              </w:tc>
+              <w:tc>
+                <w:tcPr>
+                  <w:tcW w:w="5228" w:type="dxa"/>
+                </w:tcPr>
                 <w:p>
                   <w:pPr>
-                    <w:rPr/>
+                    <w:rPr>
+                      <w:sz w:val="20"/>
+                      <w:szCs w:val="20"/>
+                    </w:rPr>
                   </w:pPr>
                   <w:hyperlink r:id="rId17">
                     <w:r>
                       <w:rPr>
-                        <w:color w:val="0563c1"/>
+                        <w:color w:val="1155CC"/>
+                        <w:sz w:val="20"/>
+                        <w:szCs w:val="20"/>
                         <w:u w:val="single"/>
-                        <w:rtl w:val="0"/>
                       </w:rPr>
-                      <w:t xml:space="preserve">Databricks Certified Generative AI Engineer Associate</w:t>
+                      <w:t>Azure Solutions Architect Expert</w:t>
                     </w:r>
                   </w:hyperlink>
-                  <w:r>
-                    <w:rPr>
-                      <w:rtl w:val="0"/>
-                    </w:rPr>
-                  </w:r>
                 </w:p>
-              </w:tc>
-              <w:tc>
-                <w:tcPr/>
                 <w:p>
                   <w:pPr>
-                    <w:rPr/>
+                    <w:rPr>
+                      <w:sz w:val="20"/>
+                      <w:szCs w:val="20"/>
+                    </w:rPr>
                   </w:pPr>
                   <w:hyperlink r:id="rId18">
                     <w:r>
                       <w:rPr>
-                        <w:color w:val="1155cc"/>
+                        <w:color w:val="1155CC"/>
+                        <w:sz w:val="20"/>
+                        <w:szCs w:val="20"/>
                         <w:u w:val="single"/>
-                        <w:rtl w:val="0"/>
                       </w:rPr>
-                      <w:t xml:space="preserve">Azure Solutions Architect Expert</w:t>
+                      <w:t>Azure DevOps Engineer Expert</w:t>
                     </w:r>
                   </w:hyperlink>
-                  <w:r>
-                    <w:rPr>
-                      <w:rtl w:val="0"/>
-                    </w:rPr>
-                  </w:r>
                 </w:p>
                 <w:p>
                   <w:pPr>
-                    <w:rPr/>
+                    <w:rPr>
+                      <w:sz w:val="20"/>
+                      <w:szCs w:val="20"/>
+                    </w:rPr>
                   </w:pPr>
                   <w:hyperlink r:id="rId19">
                     <w:r>
                       <w:rPr>
-                        <w:color w:val="1155cc"/>
+                        <w:color w:val="1155CC"/>
+                        <w:sz w:val="20"/>
+                        <w:szCs w:val="20"/>
                         <w:u w:val="single"/>
-                        <w:rtl w:val="0"/>
                       </w:rPr>
-                      <w:t xml:space="preserve">Azure DevOps Engineer Expert</w:t>
+                      <w:t>Azure Developer Associate</w:t>
                     </w:r>
                   </w:hyperlink>
-                  <w:r>
-                    <w:rPr>
-                      <w:rtl w:val="0"/>
-                    </w:rPr>
-                  </w:r>
                 </w:p>
                 <w:p>
                   <w:pPr>
-                    <w:rPr/>
+                    <w:rPr>
+                      <w:sz w:val="20"/>
+                      <w:szCs w:val="20"/>
+                    </w:rPr>
                   </w:pPr>
                   <w:hyperlink r:id="rId20">
                     <w:r>
                       <w:rPr>
-                        <w:color w:val="1155cc"/>
+                        <w:color w:val="1155CC"/>
+                        <w:sz w:val="20"/>
+                        <w:szCs w:val="20"/>
                         <w:u w:val="single"/>
-                        <w:rtl w:val="0"/>
                       </w:rPr>
-                      <w:t xml:space="preserve">Azure Developer Associate</w:t>
+                      <w:t>Azure Data Engineer Associate</w:t>
                     </w:r>
                   </w:hyperlink>
-                  <w:r>
-                    <w:rPr>
-                      <w:rtl w:val="0"/>
-                    </w:rPr>
-                  </w:r>
                 </w:p>
                 <w:p>
                   <w:pPr>
-                    <w:rPr/>
+                    <w:rPr>
+                      <w:sz w:val="20"/>
+                      <w:szCs w:val="20"/>
+                    </w:rPr>
                   </w:pPr>
                   <w:hyperlink r:id="rId21">
                     <w:r>
                       <w:rPr>
-                        <w:color w:val="1155cc"/>
+                        <w:color w:val="1155CC"/>
+                        <w:sz w:val="20"/>
+                        <w:szCs w:val="20"/>
                         <w:u w:val="single"/>
-                        <w:rtl w:val="0"/>
                       </w:rPr>
-                      <w:t xml:space="preserve">Azure Data Engineer Associate</w:t>
+                      <w:t>Azure Network Engineer Associate</w:t>
                     </w:r>
                   </w:hyperlink>
-                  <w:r>
-                    <w:rPr>
-                      <w:rtl w:val="0"/>
-                    </w:rPr>
-                  </w:r>
                 </w:p>
                 <w:p>
                   <w:pPr>
-                    <w:rPr/>
+                    <w:rPr>
+                      <w:sz w:val="20"/>
+                      <w:szCs w:val="20"/>
+                    </w:rPr>
                   </w:pPr>
                   <w:hyperlink r:id="rId22">
                     <w:r>
                       <w:rPr>
-                        <w:color w:val="1155cc"/>
+                        <w:color w:val="1155CC"/>
+                        <w:sz w:val="20"/>
+                        <w:szCs w:val="20"/>
                         <w:u w:val="single"/>
-                        <w:rtl w:val="0"/>
                       </w:rPr>
-                      <w:t xml:space="preserve">Azure Network Engineer Associate</w:t>
+                      <w:t xml:space="preserve">Azure Security Engineer Associate </w:t>
                     </w:r>
                   </w:hyperlink>
-                  <w:r>
-                    <w:rPr>
-                      <w:rtl w:val="0"/>
-                    </w:rPr>
-                  </w:r>
                 </w:p>
                 <w:p>
                   <w:pPr>
-                    <w:rPr/>
+                    <w:rPr>
+                      <w:sz w:val="20"/>
+                      <w:szCs w:val="20"/>
+                    </w:rPr>
                   </w:pPr>
                   <w:hyperlink r:id="rId23">
                     <w:r>
                       <w:rPr>
-                        <w:color w:val="1155cc"/>
+                        <w:color w:val="1155CC"/>
+                        <w:sz w:val="20"/>
+                        <w:szCs w:val="20"/>
                         <w:u w:val="single"/>
-                        <w:rtl w:val="0"/>
                       </w:rPr>
-                      <w:t xml:space="preserve">Azure Security Engineer Associate </w:t>
+                      <w:t>Azure Administrator Associate</w:t>
                     </w:r>
                   </w:hyperlink>
-                  <w:r>
-                    <w:rPr>
-                      <w:rtl w:val="0"/>
-                    </w:rPr>
-                  </w:r>
                 </w:p>
                 <w:p>
                   <w:pPr>
-                    <w:rPr/>
+                    <w:rPr>
+                      <w:color w:val="0563C1"/>
+                      <w:sz w:val="20"/>
+                      <w:szCs w:val="20"/>
+                      <w:u w:val="single"/>
+                    </w:rPr>
                   </w:pPr>
                   <w:hyperlink r:id="rId24">
                     <w:r>
                       <w:rPr>
-                        <w:color w:val="1155cc"/>
+                        <w:color w:val="0563C1"/>
+                        <w:sz w:val="20"/>
+                        <w:szCs w:val="20"/>
                         <w:u w:val="single"/>
-                        <w:rtl w:val="0"/>
                       </w:rPr>
-                      <w:t xml:space="preserve">Azure Administrator Associate</w:t>
+                      <w:t>AWS Certified Solutions Architect – Professional</w:t>
                     </w:r>
                   </w:hyperlink>
-                  <w:r>
-                    <w:rPr>
-                      <w:rtl w:val="0"/>
-                    </w:rPr>
-                  </w:r>
                 </w:p>
                 <w:p>
                   <w:pPr>
                     <w:rPr>
-                      <w:color w:val="0563c1"/>
+                      <w:color w:val="0563C1"/>
+                      <w:sz w:val="20"/>
+                      <w:szCs w:val="20"/>
                       <w:u w:val="single"/>
                     </w:rPr>
                   </w:pPr>
                   <w:hyperlink r:id="rId25">
                     <w:r>
                       <w:rPr>
-                        <w:color w:val="0563c1"/>
+                        <w:color w:val="0563C1"/>
+                        <w:sz w:val="20"/>
+                        <w:szCs w:val="20"/>
                         <w:u w:val="single"/>
-                        <w:rtl w:val="0"/>
                       </w:rPr>
-                      <w:t xml:space="preserve">AWS Certified Solutions Architect – Professional</w:t>
+                      <w:t>AWS Certified DevOps Engineer – Professional</w:t>
                     </w:r>
                   </w:hyperlink>
-                  <w:r>
-                    <w:rPr>
-                      <w:rtl w:val="0"/>
-                    </w:rPr>
-                  </w:r>
                 </w:p>
                 <w:p>
                   <w:pPr>
                     <w:rPr>
-                      <w:color w:val="0563c1"/>
+                      <w:color w:val="0563C1"/>
+                      <w:sz w:val="20"/>
+                      <w:szCs w:val="20"/>
                       <w:u w:val="single"/>
                     </w:rPr>
                   </w:pPr>
                   <w:hyperlink r:id="rId26">
                     <w:r>
                       <w:rPr>
-                        <w:color w:val="0563c1"/>
+                        <w:color w:val="0563C1"/>
+                        <w:sz w:val="20"/>
+                        <w:szCs w:val="20"/>
                         <w:u w:val="single"/>
-                        <w:rtl w:val="0"/>
                       </w:rPr>
-                      <w:t xml:space="preserve">AWS Certified DevOps Engineer – Professional</w:t>
+                      <w:t xml:space="preserve">AWS Certified </w:t>
+                    </w:r>
+                    <w:proofErr w:type="spellStart"/>
+                    <w:r>
+                      <w:rPr>
+                        <w:color w:val="0563C1"/>
+                        <w:sz w:val="20"/>
+                        <w:szCs w:val="20"/>
+                        <w:u w:val="single"/>
+                      </w:rPr>
+                      <w:t>SysOps</w:t>
+                    </w:r>
+                    <w:proofErr w:type="spellEnd"/>
+                    <w:r>
+                      <w:rPr>
+                        <w:color w:val="0563C1"/>
+                        <w:sz w:val="20"/>
+                        <w:szCs w:val="20"/>
+                        <w:u w:val="single"/>
+                      </w:rPr>
+                      <w:t xml:space="preserve"> Administrator – Associate</w:t>
                     </w:r>
                   </w:hyperlink>
-                  <w:r>
-                    <w:rPr>
-                      <w:rtl w:val="0"/>
-                    </w:rPr>
-                  </w:r>
                 </w:p>
                 <w:p>
                   <w:pPr>
                     <w:rPr>
-                      <w:color w:val="0563c1"/>
+                      <w:color w:val="0563C1"/>
+                      <w:sz w:val="20"/>
+                      <w:szCs w:val="20"/>
                       <w:u w:val="single"/>
                     </w:rPr>
                   </w:pPr>
-                  <w:hyperlink r:id="rId27">
-                    <w:r>
-                      <w:rPr>
-                        <w:color w:val="0563c1"/>
-                        <w:u w:val="single"/>
-                        <w:rtl w:val="0"/>
-                      </w:rPr>
-                      <w:t xml:space="preserve">AWS Certified SysOps Administrator – Associate</w:t>
-                    </w:r>
-                  </w:hyperlink>
-                  <w:r>
-                    <w:rPr>
-                      <w:rtl w:val="0"/>
-                    </w:rPr>
+                  <w:r>
+                    <w:rPr>
+                      <w:sz w:val="20"/>
+                      <w:szCs w:val="20"/>
+                    </w:rPr>
+                    <w:fldChar w:fldCharType="begin"/>
+                  </w:r>
+                  <w:r>
+                    <w:rPr>
+                      <w:sz w:val="20"/>
+                      <w:szCs w:val="20"/>
+                    </w:rPr>
+                    <w:instrText xml:space="preserve"> HYPERLINK "https://www.credly.com/badges/61ac9058-4caa-4c88-8913-a732a3d0c7cb/public_url" </w:instrText>
+                  </w:r>
+                  <w:r>
+                    <w:rPr>
+                      <w:sz w:val="20"/>
+                      <w:szCs w:val="20"/>
+                    </w:rPr>
+                  </w:r>
+                  <w:r>
+                    <w:rPr>
+                      <w:sz w:val="20"/>
+                      <w:szCs w:val="20"/>
+                    </w:rPr>
+                    <w:fldChar w:fldCharType="separate"/>
+                  </w:r>
+                  <w:r>
+                    <w:rPr>
+                      <w:color w:val="0563C1"/>
+                      <w:sz w:val="20"/>
+                      <w:szCs w:val="20"/>
+                      <w:u w:val="single"/>
+                    </w:rPr>
+                    <w:t xml:space="preserve">Snowflake </w:t>
+                  </w:r>
+                  <w:proofErr w:type="spellStart"/>
+                  <w:r>
+                    <w:rPr>
+                      <w:color w:val="0563C1"/>
+                      <w:sz w:val="20"/>
+                      <w:szCs w:val="20"/>
+                      <w:u w:val="single"/>
+                    </w:rPr>
+                    <w:t>SnowPro</w:t>
+                  </w:r>
+                  <w:proofErr w:type="spellEnd"/>
+                  <w:r>
+                    <w:rPr>
+                      <w:color w:val="0563C1"/>
+                      <w:sz w:val="20"/>
+                      <w:szCs w:val="20"/>
+                      <w:u w:val="single"/>
+                    </w:rPr>
+                    <w:t xml:space="preserve"> Core</w:t>
                   </w:r>
                 </w:p>
                 <w:p>
                   <w:pPr>
                     <w:rPr>
-                      <w:color w:val="0563c1"/>
-                      <w:u w:val="single"/>
+                      <w:sz w:val="20"/>
+                      <w:szCs w:val="20"/>
                     </w:rPr>
                   </w:pPr>
                   <w:r>
-                    <w:fldChar w:fldCharType="begin"/>
-                    <w:instrText xml:space="preserve"> HYPERLINK "https://www.credly.com/badges/61ac9058-4caa-4c88-8913-a732a3d0c7cb/public_url" </w:instrText>
-                    <w:fldChar w:fldCharType="separate"/>
-                  </w:r>
-                  <w:r>
-                    <w:rPr>
-                      <w:color w:val="0563c1"/>
-                      <w:u w:val="single"/>
-                      <w:rtl w:val="0"/>
-                    </w:rPr>
-                    <w:t xml:space="preserve">Snowflake SnowPro Core</w:t>
-                  </w:r>
+                    <w:rPr>
+                      <w:sz w:val="20"/>
+                      <w:szCs w:val="20"/>
+                    </w:rPr>
+                    <w:fldChar w:fldCharType="end"/>
+                  </w:r>
+                  <w:hyperlink r:id="rId27">
+                    <w:proofErr w:type="spellStart"/>
+                    <w:r>
+                      <w:rPr>
+                        <w:color w:val="0563C1"/>
+                        <w:sz w:val="20"/>
+                        <w:szCs w:val="20"/>
+                        <w:u w:val="single"/>
+                      </w:rPr>
+                      <w:t>Snowpro</w:t>
+                    </w:r>
+                    <w:proofErr w:type="spellEnd"/>
+                    <w:r>
+                      <w:rPr>
+                        <w:color w:val="0563C1"/>
+                        <w:sz w:val="20"/>
+                        <w:szCs w:val="20"/>
+                        <w:u w:val="single"/>
+                      </w:rPr>
+                      <w:t xml:space="preserve"> Advanced: Architect</w:t>
+                    </w:r>
+                  </w:hyperlink>
                 </w:p>
                 <w:p>
                   <w:pPr>
-                    <w:rPr/>
+                    <w:rPr>
+                      <w:sz w:val="20"/>
+                      <w:szCs w:val="20"/>
+                    </w:rPr>
                   </w:pPr>
-                  <w:r>
-                    <w:fldChar w:fldCharType="end"/>
-                  </w:r>
-                  <w:hyperlink r:id="rId28">
+                  <w:hyperlink r:id="rId28" w:anchor="acc.mLFpkT3n">
                     <w:r>
                       <w:rPr>
-                        <w:color w:val="0563c1"/>
+                        <w:color w:val="0563C1"/>
+                        <w:sz w:val="20"/>
+                        <w:szCs w:val="20"/>
                         <w:u w:val="single"/>
-                        <w:rtl w:val="0"/>
                       </w:rPr>
-                      <w:t xml:space="preserve">Snowpro Advanced: Architect</w:t>
+                      <w:t>Databricks Certified Data Engineer Associate</w:t>
                     </w:r>
                   </w:hyperlink>
-                  <w:r>
-                    <w:rPr>
-                      <w:rtl w:val="0"/>
-                    </w:rPr>
-                  </w:r>
-                </w:p>
-                <w:p>
-                  <w:pPr>
-                    <w:rPr/>
-                  </w:pPr>
-                  <w:hyperlink r:id="rId29">
-                    <w:r>
-                      <w:rPr>
-                        <w:color w:val="0563c1"/>
-                        <w:u w:val="single"/>
-                        <w:rtl w:val="0"/>
-                      </w:rPr>
-                      <w:t xml:space="preserve">Databricks Certified Data Engineer Associate</w:t>
-                    </w:r>
-                  </w:hyperlink>
-                  <w:r>
-                    <w:rPr>
-                      <w:rtl w:val="0"/>
-                    </w:rPr>
-                  </w:r>
                 </w:p>
               </w:tc>
             </w:tr>
           </w:tbl>
           <w:p>
             <w:pPr>
-              <w:spacing w:line="14.399999999999999" w:lineRule="auto"/>
-              <w:rPr>
-                <w:b w:val="1"/>
-                <w:bCs w:val="1"/>
+              <w:spacing w:line="14" w:lineRule="auto"/>
+              <w:rPr>
+                <w:b/>
+                <w:bCs/>
                 <w:sz w:val="2"/>
                 <w:szCs w:val="2"/>
               </w:rPr>
             </w:pPr>
-            <w:r>
-              <w:rPr>
-                <w:rtl w:val="0"/>
-              </w:rPr>
-            </w:r>
           </w:p>
         </w:tc>
       </w:tr>
       <w:tr>
         <w:trPr>
-          <w:cantSplit w:val="0"/>
-          <w:tblHeader w:val="0"/>
+          <w:gridAfter w:val="1"/>
+          <w:wAfter w:w="10" w:type="dxa"/>
         </w:trPr>
         <w:tc>
           <w:tcPr>
+            <w:tcW w:w="10456" w:type="dxa"/>
             <w:tcBorders>
-              <w:top w:color="000000" w:space="0" w:sz="4" w:val="single"/>
-              <w:bottom w:color="000000" w:space="0" w:sz="4" w:val="single"/>
+              <w:top w:val="single" w:sz="4" w:space="0" w:color="000000"/>
+              <w:bottom w:val="single" w:sz="4" w:space="0" w:color="000000"/>
             </w:tcBorders>
           </w:tcPr>
           <w:p>
             <w:pPr>
-              <w:ind w:left="-113" w:firstLine="0"/>
-              <w:rPr>
-                <w:b w:val="1"/>
-                <w:bCs w:val="1"/>
+              <w:ind w:left="-113"/>
+              <w:rPr>
+                <w:b/>
+                <w:bCs/>
+                <w:sz w:val="20"/>
+                <w:szCs w:val="20"/>
               </w:rPr>
             </w:pPr>
             <w:r>
               <w:rPr>
-                <w:b w:val="1"/>
-                <w:bCs w:val="1"/>
-                <w:color w:val="1f4e79"/>
-                <w:rtl w:val="0"/>
-              </w:rPr>
-              <w:t xml:space="preserve">LANGUAGES</w:t>
-            </w:r>
-            <w:r>
-              <w:rPr>
-                <w:rtl w:val="0"/>
-              </w:rPr>
+                <w:b/>
+                <w:bCs/>
+                <w:color w:val="1F4E79"/>
+                <w:sz w:val="20"/>
+                <w:szCs w:val="20"/>
+              </w:rPr>
+              <w:t>LANGUAGES</w:t>
             </w:r>
           </w:p>
         </w:tc>
       </w:tr>
       <w:tr>
         <w:trPr>
-          <w:cantSplit w:val="0"/>
-          <w:tblHeader w:val="0"/>
+          <w:gridAfter w:val="1"/>
+          <w:wAfter w:w="10" w:type="dxa"/>
         </w:trPr>
         <w:tc>
           <w:tcPr>
+            <w:tcW w:w="10456" w:type="dxa"/>
             <w:tcBorders>
-              <w:top w:color="000000" w:space="0" w:sz="4" w:val="single"/>
-              <w:bottom w:color="000000" w:space="0" w:sz="4" w:val="single"/>
+              <w:top w:val="single" w:sz="4" w:space="0" w:color="000000"/>
+              <w:bottom w:val="single" w:sz="4" w:space="0" w:color="000000"/>
             </w:tcBorders>
           </w:tcPr>
           <w:p>
             <w:pPr>
-              <w:rPr/>
+              <w:rPr>
+                <w:sz w:val="20"/>
+                <w:szCs w:val="20"/>
+              </w:rPr>
             </w:pPr>
             <w:r>
               <w:rPr>
-                <w:rtl w:val="0"/>
-              </w:rPr>
-              <w:t xml:space="preserve">English – Native Speaking and Writing Proficiency</w:t>
+                <w:sz w:val="20"/>
+                <w:szCs w:val="20"/>
+              </w:rPr>
+              <w:t>English – Native Speaking and Writing Proficiency</w:t>
             </w:r>
           </w:p>
           <w:p>
             <w:pPr>
-              <w:rPr/>
+              <w:rPr>
+                <w:sz w:val="20"/>
+                <w:szCs w:val="20"/>
+              </w:rPr>
             </w:pPr>
             <w:r>
               <w:rPr>
-                <w:rtl w:val="0"/>
-              </w:rPr>
-              <w:t xml:space="preserve">Mandarin (Simplified Chinese) – Conversational Speaking and Writing Proficiency</w:t>
+                <w:sz w:val="20"/>
+                <w:szCs w:val="20"/>
+              </w:rPr>
+              <w:t>Mandarin (Simplified Chinese) – Conversational Speaking and Writing Proficiency</w:t>
             </w:r>
           </w:p>
         </w:tc>
       </w:tr>
       <w:tr>
         <w:trPr>
-          <w:cantSplit w:val="0"/>
-          <w:tblHeader w:val="0"/>
+          <w:gridAfter w:val="1"/>
+          <w:wAfter w:w="10" w:type="dxa"/>
         </w:trPr>
         <w:tc>
           <w:tcPr>
+            <w:tcW w:w="10456" w:type="dxa"/>
             <w:tcBorders>
-              <w:top w:color="000000" w:space="0" w:sz="4" w:val="single"/>
-              <w:bottom w:color="000000" w:space="0" w:sz="4" w:val="single"/>
+              <w:top w:val="single" w:sz="4" w:space="0" w:color="000000"/>
+              <w:bottom w:val="single" w:sz="4" w:space="0" w:color="000000"/>
             </w:tcBorders>
           </w:tcPr>
           <w:p>
             <w:pPr>
-              <w:ind w:left="-113" w:firstLine="0"/>
-              <w:rPr>
-                <w:b w:val="1"/>
-                <w:bCs w:val="1"/>
+              <w:ind w:left="-113"/>
+              <w:rPr>
+                <w:b/>
+                <w:bCs/>
+                <w:sz w:val="20"/>
+                <w:szCs w:val="20"/>
               </w:rPr>
             </w:pPr>
             <w:r>
               <w:rPr>
-                <w:b w:val="1"/>
-                <w:bCs w:val="1"/>
-                <w:color w:val="1f4e79"/>
-                <w:rtl w:val="0"/>
-              </w:rPr>
-              <w:t xml:space="preserve">EDUCATION</w:t>
-            </w:r>
-            <w:r>
-              <w:rPr>
-                <w:rtl w:val="0"/>
-              </w:rPr>
+                <w:b/>
+                <w:bCs/>
+                <w:color w:val="1F4E79"/>
+                <w:sz w:val="20"/>
+                <w:szCs w:val="20"/>
+              </w:rPr>
+              <w:t>EDUCATION</w:t>
             </w:r>
           </w:p>
         </w:tc>
       </w:tr>
       <w:tr>
         <w:trPr>
-          <w:cantSplit w:val="0"/>
-          <w:tblHeader w:val="0"/>
+          <w:gridAfter w:val="1"/>
+          <w:wAfter w:w="10" w:type="dxa"/>
         </w:trPr>
         <w:tc>
           <w:tcPr>
+            <w:tcW w:w="10456" w:type="dxa"/>
             <w:tcBorders>
-              <w:top w:color="000000" w:space="0" w:sz="4" w:val="single"/>
+              <w:top w:val="single" w:sz="4" w:space="0" w:color="000000"/>
             </w:tcBorders>
           </w:tcPr>
           <w:p>
             <w:pPr>
-              <w:rPr/>
+              <w:rPr>
+                <w:sz w:val="20"/>
+                <w:szCs w:val="20"/>
+              </w:rPr>
             </w:pPr>
             <w:r>
               <w:rPr>
-                <w:rtl w:val="0"/>
-              </w:rPr>
-              <w:t xml:space="preserve">MEng Electrical and Electronics Engineering – University of Manchester, United Kingdom, 2013-2016</w:t>
+                <w:sz w:val="20"/>
+                <w:szCs w:val="20"/>
+              </w:rPr>
+              <w:t>MEng Electrical and Electronics Engineering – University of Manchester, United Kingdom, 2013-2016</w:t>
             </w:r>
           </w:p>
           <w:p>
             <w:pPr>
               <w:rPr>
-                <w:b w:val="1"/>
-                <w:bCs w:val="1"/>
+                <w:b/>
+                <w:bCs/>
+                <w:sz w:val="20"/>
+                <w:szCs w:val="20"/>
               </w:rPr>
             </w:pPr>
             <w:r>
               <w:rPr>
-                <w:rtl w:val="0"/>
-              </w:rPr>
-              <w:t xml:space="preserve">Diploma in Aerospace Electronics – Singapore Polytechnic, Singapore, 2009-2012</w:t>
-            </w:r>
-            <w:r>
-              <w:rPr>
-                <w:rtl w:val="0"/>
-              </w:rPr>
+                <w:sz w:val="20"/>
+                <w:szCs w:val="20"/>
+              </w:rPr>
+              <w:t>Diploma in Aerospace Electronics – Singapore Polytechnic, Singapore, 2009-2012</w:t>
             </w:r>
           </w:p>
         </w:tc>
@@ -1504,27 +2006,29 @@
     </w:tbl>
     <w:p>
       <w:pPr>
-        <w:spacing w:after="0" w:lineRule="auto"/>
-        <w:rPr/>
+        <w:spacing w:after="0"/>
+        <w:rPr>
+          <w:sz w:val="20"/>
+          <w:szCs w:val="20"/>
+        </w:rPr>
       </w:pPr>
-      <w:r>
-        <w:rPr>
-          <w:rtl w:val="0"/>
-        </w:rPr>
-      </w:r>
     </w:p>
     <w:sectPr>
-      <w:pgSz w:h="16838" w:w="11906" w:orient="portrait"/>
-      <w:pgMar w:bottom="680" w:top="680" w:left="680" w:right="680" w:header="709" w:footer="709"/>
+      <w:pgSz w:w="11906" w:h="16838"/>
+      <w:pgMar w:top="680" w:right="680" w:bottom="680" w:left="680" w:header="709" w:footer="709" w:gutter="0"/>
       <w:pgNumType w:start="1"/>
+      <w:cols w:space="720"/>
     </w:sectPr>
   </w:body>
 </w:document>
 </file>
 
 <file path=word/numbering.xml><?xml version="1.0" encoding="utf-8"?>
-<w:numbering xmlns:mc="http://schemas.openxmlformats.org/markup-compatibility/2006" xmlns:o="urn:schemas-microsoft-com:office:office" xmlns:r="http://schemas.openxmlformats.org/officeDocument/2006/relationships" xmlns:m="http://schemas.openxmlformats.org/officeDocument/2006/math" xmlns:v="urn:schemas-microsoft-com:vml" xmlns:wp="http://schemas.openxmlformats.org/drawingml/2006/wordprocessingDrawing" xmlns:w10="urn:schemas-microsoft-com:office:word" xmlns:w="http://schemas.openxmlformats.org/wordprocessingml/2006/main" xmlns:wne="http://schemas.microsoft.com/office/word/2006/wordml" xmlns:sl="http://schemas.openxmlformats.org/schemaLibrary/2006/main" xmlns:a="http://schemas.openxmlformats.org/drawingml/2006/main" xmlns:pic="http://schemas.openxmlformats.org/drawingml/2006/picture" xmlns:c="http://schemas.openxmlformats.org/drawingml/2006/chart" xmlns:lc="http://schemas.openxmlformats.org/drawingml/2006/lockedCanvas" xmlns:dgm="http://schemas.openxmlformats.org/drawingml/2006/diagram" xmlns:wps="http://schemas.microsoft.com/office/word/2010/wordprocessingShape" xmlns:wpg="http://schemas.microsoft.com/office/word/2010/wordprocessingGroup" xmlns:w14="http://schemas.microsoft.com/office/word/2010/wordml" xmlns:w15="http://schemas.microsoft.com/office/word/2012/wordml" xmlns:w16="http://schemas.microsoft.com/office/word/2018/wordml" xmlns:w16cex="http://schemas.microsoft.com/office/word/2018/wordml/cex" xmlns:w16cid="http://schemas.microsoft.com/office/word/2016/wordml/cid" xmlns="http://schemas.microsoft.com/office/tasks/2019/documenttasks" xmlns:cr="http://schemas.microsoft.com/office/comments/2020/reactions">
-  <w:abstractNum w:abstractNumId="1">
+<w:numbering xmlns:wpc="http://schemas.microsoft.com/office/word/2010/wordprocessingCanvas" xmlns:cx="http://schemas.microsoft.com/office/drawing/2014/chartex" xmlns:cx1="http://schemas.microsoft.com/office/drawing/2015/9/8/chartex" xmlns:cx2="http://schemas.microsoft.com/office/drawing/2015/10/21/chartex" xmlns:cx3="http://schemas.microsoft.com/office/drawing/2016/5/9/chartex" xmlns:cx4="http://schemas.microsoft.com/office/drawing/2016/5/10/chartex" xmlns:cx5="http://schemas.microsoft.com/office/drawing/2016/5/11/chartex" xmlns:cx6="http://schemas.microsoft.com/office/drawing/2016/5/12/chartex" xmlns:cx7="http://schemas.microsoft.com/office/drawing/2016/5/13/chartex" xmlns:cx8="http://schemas.microsoft.com/office/drawing/2016/5/14/chartex" xmlns:mc="http://schemas.openxmlformats.org/markup-compatibility/2006" xmlns:aink="http://schemas.microsoft.com/office/drawing/2016/ink" xmlns:am3d="http://schemas.microsoft.com/office/drawing/2017/model3d" xmlns:o="urn:schemas-microsoft-com:office:office" xmlns:oel="http://schemas.microsoft.com/office/2019/extlst" xmlns:r="http://schemas.openxmlformats.org/officeDocument/2006/relationships" xmlns:m="http://schemas.openxmlformats.org/officeDocument/2006/math" xmlns:v="urn:schemas-microsoft-com:vml" xmlns:wp14="http://schemas.microsoft.com/office/word/2010/wordprocessingDrawing" xmlns:wp="http://schemas.openxmlformats.org/drawingml/2006/wordprocessingDrawing" xmlns:w10="urn:schemas-microsoft-com:office:word" xmlns:w="http://schemas.openxmlformats.org/wordprocessingml/2006/main" xmlns:w14="http://schemas.microsoft.com/office/word/2010/wordml" xmlns:w15="http://schemas.microsoft.com/office/word/2012/wordml" xmlns:w16cex="http://schemas.microsoft.com/office/word/2018/wordml/cex" xmlns:w16cid="http://schemas.microsoft.com/office/word/2016/wordml/cid" xmlns:w16="http://schemas.microsoft.com/office/word/2018/wordml" xmlns:w16du="http://schemas.microsoft.com/office/word/2023/wordml/word16du" xmlns:w16sdtdh="http://schemas.microsoft.com/office/word/2020/wordml/sdtdatahash" xmlns:w16sdtfl="http://schemas.microsoft.com/office/word/2024/wordml/sdtformatlock" xmlns:w16se="http://schemas.microsoft.com/office/word/2015/wordml/symex" xmlns:wpg="http://schemas.microsoft.com/office/word/2010/wordprocessingGroup" xmlns:wpi="http://schemas.microsoft.com/office/word/2010/wordprocessingInk" xmlns:wne="http://schemas.microsoft.com/office/word/2006/wordml" xmlns:wps="http://schemas.microsoft.com/office/word/2010/wordprocessingShape" mc:Ignorable="w14 w15 w16se w16cid w16 w16cex w16sdtdh w16sdtfl w16du wp14">
+  <w:abstractNum w:abstractNumId="0" w15:restartNumberingAfterBreak="0">
+    <w:nsid w:val="11AB7E2E"/>
+    <w:multiLevelType w:val="multilevel"/>
+    <w:tmpl w:val="85101DF8"/>
     <w:lvl w:ilvl="0">
       <w:start w:val="1"/>
       <w:numFmt w:val="bullet"/>
@@ -1534,7 +2038,7 @@
         <w:ind w:left="360" w:hanging="360"/>
       </w:pPr>
       <w:rPr>
-        <w:rFonts w:ascii="Noto Sans Symbols" w:cs="Noto Sans Symbols" w:eastAsia="Noto Sans Symbols" w:hAnsi="Noto Sans Symbols"/>
+        <w:rFonts w:ascii="Noto Sans Symbols" w:eastAsia="Noto Sans Symbols" w:hAnsi="Noto Sans Symbols" w:cs="Noto Sans Symbols"/>
       </w:rPr>
     </w:lvl>
     <w:lvl w:ilvl="1">
@@ -1546,7 +2050,7 @@
         <w:ind w:left="1080" w:hanging="360"/>
       </w:pPr>
       <w:rPr>
-        <w:rFonts w:ascii="Courier New" w:cs="Courier New" w:eastAsia="Courier New" w:hAnsi="Courier New"/>
+        <w:rFonts w:ascii="Courier New" w:eastAsia="Courier New" w:hAnsi="Courier New" w:cs="Courier New"/>
       </w:rPr>
     </w:lvl>
     <w:lvl w:ilvl="2">
@@ -1558,7 +2062,7 @@
         <w:ind w:left="1800" w:hanging="360"/>
       </w:pPr>
       <w:rPr>
-        <w:rFonts w:ascii="Noto Sans Symbols" w:cs="Noto Sans Symbols" w:eastAsia="Noto Sans Symbols" w:hAnsi="Noto Sans Symbols"/>
+        <w:rFonts w:ascii="Noto Sans Symbols" w:eastAsia="Noto Sans Symbols" w:hAnsi="Noto Sans Symbols" w:cs="Noto Sans Symbols"/>
       </w:rPr>
     </w:lvl>
     <w:lvl w:ilvl="3">
@@ -1570,7 +2074,7 @@
         <w:ind w:left="2520" w:hanging="360"/>
       </w:pPr>
       <w:rPr>
-        <w:rFonts w:ascii="Noto Sans Symbols" w:cs="Noto Sans Symbols" w:eastAsia="Noto Sans Symbols" w:hAnsi="Noto Sans Symbols"/>
+        <w:rFonts w:ascii="Noto Sans Symbols" w:eastAsia="Noto Sans Symbols" w:hAnsi="Noto Sans Symbols" w:cs="Noto Sans Symbols"/>
       </w:rPr>
     </w:lvl>
     <w:lvl w:ilvl="4">
@@ -1582,7 +2086,7 @@
         <w:ind w:left="3240" w:hanging="360"/>
       </w:pPr>
       <w:rPr>
-        <w:rFonts w:ascii="Courier New" w:cs="Courier New" w:eastAsia="Courier New" w:hAnsi="Courier New"/>
+        <w:rFonts w:ascii="Courier New" w:eastAsia="Courier New" w:hAnsi="Courier New" w:cs="Courier New"/>
       </w:rPr>
     </w:lvl>
     <w:lvl w:ilvl="5">
@@ -1594,7 +2098,7 @@
         <w:ind w:left="3960" w:hanging="360"/>
       </w:pPr>
       <w:rPr>
-        <w:rFonts w:ascii="Noto Sans Symbols" w:cs="Noto Sans Symbols" w:eastAsia="Noto Sans Symbols" w:hAnsi="Noto Sans Symbols"/>
+        <w:rFonts w:ascii="Noto Sans Symbols" w:eastAsia="Noto Sans Symbols" w:hAnsi="Noto Sans Symbols" w:cs="Noto Sans Symbols"/>
       </w:rPr>
     </w:lvl>
     <w:lvl w:ilvl="6">
@@ -1606,7 +2110,7 @@
         <w:ind w:left="4680" w:hanging="360"/>
       </w:pPr>
       <w:rPr>
-        <w:rFonts w:ascii="Noto Sans Symbols" w:cs="Noto Sans Symbols" w:eastAsia="Noto Sans Symbols" w:hAnsi="Noto Sans Symbols"/>
+        <w:rFonts w:ascii="Noto Sans Symbols" w:eastAsia="Noto Sans Symbols" w:hAnsi="Noto Sans Symbols" w:cs="Noto Sans Symbols"/>
       </w:rPr>
     </w:lvl>
     <w:lvl w:ilvl="7">
@@ -1618,7 +2122,7 @@
         <w:ind w:left="5400" w:hanging="360"/>
       </w:pPr>
       <w:rPr>
-        <w:rFonts w:ascii="Courier New" w:cs="Courier New" w:eastAsia="Courier New" w:hAnsi="Courier New"/>
+        <w:rFonts w:ascii="Courier New" w:eastAsia="Courier New" w:hAnsi="Courier New" w:cs="Courier New"/>
       </w:rPr>
     </w:lvl>
     <w:lvl w:ilvl="8">
@@ -1630,25 +2134,25 @@
         <w:ind w:left="6120" w:hanging="360"/>
       </w:pPr>
       <w:rPr>
-        <w:rFonts w:ascii="Noto Sans Symbols" w:cs="Noto Sans Symbols" w:eastAsia="Noto Sans Symbols" w:hAnsi="Noto Sans Symbols"/>
+        <w:rFonts w:ascii="Noto Sans Symbols" w:eastAsia="Noto Sans Symbols" w:hAnsi="Noto Sans Symbols" w:cs="Noto Sans Symbols"/>
       </w:rPr>
     </w:lvl>
   </w:abstractNum>
-  <w:num w:numId="1">
-    <w:abstractNumId w:val="1"/>
+  <w:num w:numId="1" w16cid:durableId="2093502245">
+    <w:abstractNumId w:val="0"/>
   </w:num>
 </w:numbering>
 </file>
 
 <file path=word/styles.xml><?xml version="1.0" encoding="utf-8"?>
-<w:styles xmlns:mc="http://schemas.openxmlformats.org/markup-compatibility/2006" xmlns:o="urn:schemas-microsoft-com:office:office" xmlns:r="http://schemas.openxmlformats.org/officeDocument/2006/relationships" xmlns:m="http://schemas.openxmlformats.org/officeDocument/2006/math" xmlns:v="urn:schemas-microsoft-com:vml" xmlns:wp="http://schemas.openxmlformats.org/drawingml/2006/wordprocessingDrawing" xmlns:w10="urn:schemas-microsoft-com:office:word" xmlns:w="http://schemas.openxmlformats.org/wordprocessingml/2006/main" xmlns:wne="http://schemas.microsoft.com/office/word/2006/wordml" xmlns:sl="http://schemas.openxmlformats.org/schemaLibrary/2006/main" xmlns:a="http://schemas.openxmlformats.org/drawingml/2006/main" xmlns:pic="http://schemas.openxmlformats.org/drawingml/2006/picture" xmlns:c="http://schemas.openxmlformats.org/drawingml/2006/chart" xmlns:lc="http://schemas.openxmlformats.org/drawingml/2006/lockedCanvas" xmlns:dgm="http://schemas.openxmlformats.org/drawingml/2006/diagram" xmlns:wps="http://schemas.microsoft.com/office/word/2010/wordprocessingShape" xmlns:wpg="http://schemas.microsoft.com/office/word/2010/wordprocessingGroup" xmlns:w14="http://schemas.microsoft.com/office/word/2010/wordml" xmlns:w15="http://schemas.microsoft.com/office/word/2012/wordml" xmlns:w16="http://schemas.microsoft.com/office/word/2018/wordml" xmlns:w16cex="http://schemas.microsoft.com/office/word/2018/wordml/cex" xmlns:w16cid="http://schemas.microsoft.com/office/word/2016/wordml/cid" xmlns="http://schemas.microsoft.com/office/tasks/2019/documenttasks" xmlns:cr="http://schemas.microsoft.com/office/comments/2020/reactions">
+<w:styles xmlns:mc="http://schemas.openxmlformats.org/markup-compatibility/2006" xmlns:r="http://schemas.openxmlformats.org/officeDocument/2006/relationships" xmlns:w="http://schemas.openxmlformats.org/wordprocessingml/2006/main" xmlns:w14="http://schemas.microsoft.com/office/word/2010/wordml" xmlns:w15="http://schemas.microsoft.com/office/word/2012/wordml" xmlns:w16cex="http://schemas.microsoft.com/office/word/2018/wordml/cex" xmlns:w16cid="http://schemas.microsoft.com/office/word/2016/wordml/cid" xmlns:w16="http://schemas.microsoft.com/office/word/2018/wordml" xmlns:w16du="http://schemas.microsoft.com/office/word/2023/wordml/word16du" xmlns:w16sdtdh="http://schemas.microsoft.com/office/word/2020/wordml/sdtdatahash" xmlns:w16sdtfl="http://schemas.microsoft.com/office/word/2024/wordml/sdtformatlock" xmlns:w16se="http://schemas.microsoft.com/office/word/2015/wordml/symex" mc:Ignorable="w14 w15 w16se w16cid w16 w16cex w16sdtdh w16sdtfl w16du">
   <w:docDefaults>
     <w:rPrDefault>
       <w:rPr>
-        <w:rFonts w:ascii="Calibri" w:cs="Calibri" w:eastAsia="Calibri" w:hAnsi="Calibri"/>
+        <w:rFonts w:ascii="Calibri" w:eastAsia="Calibri" w:hAnsi="Calibri" w:cs="Calibri"/>
         <w:sz w:val="22"/>
         <w:szCs w:val="22"/>
-        <w:lang w:val="en-SG"/>
+        <w:lang w:val="en-SG" w:eastAsia="zh-CN" w:bidi="ar-SA"/>
       </w:rPr>
     </w:rPrDefault>
     <w:pPrDefault>
@@ -1657,32 +2161,403 @@
       </w:pPr>
     </w:pPrDefault>
   </w:docDefaults>
-  <w:style w:type="table" w:styleId="TableNormal" w:default="1">
-    <w:name w:val="TableNormal"/>
-    <w:tblPr>
-      <w:tblCellMar>
-        <w:top w:w="100.0" w:type="dxa"/>
-        <w:left w:w="100.0" w:type="dxa"/>
-        <w:bottom w:w="100.0" w:type="dxa"/>
-        <w:right w:w="100.0" w:type="dxa"/>
-      </w:tblCellMar>
-    </w:tblPr>
-  </w:style>
-  <w:style w:type="paragraph" w:styleId="Normal" w:default="1">
-    <w:name w:val="normal"/>
+  <w:latentStyles w:defLockedState="0" w:defUIPriority="99" w:defSemiHidden="0" w:defUnhideWhenUsed="0" w:defQFormat="0" w:count="376">
+    <w:lsdException w:name="Normal" w:uiPriority="0" w:qFormat="1"/>
+    <w:lsdException w:name="heading 1" w:uiPriority="9" w:qFormat="1"/>
+    <w:lsdException w:name="heading 2" w:semiHidden="1" w:uiPriority="9" w:unhideWhenUsed="1" w:qFormat="1"/>
+    <w:lsdException w:name="heading 3" w:semiHidden="1" w:uiPriority="9" w:unhideWhenUsed="1" w:qFormat="1"/>
+    <w:lsdException w:name="heading 4" w:semiHidden="1" w:uiPriority="9" w:unhideWhenUsed="1" w:qFormat="1"/>
+    <w:lsdException w:name="heading 5" w:semiHidden="1" w:uiPriority="9" w:unhideWhenUsed="1" w:qFormat="1"/>
+    <w:lsdException w:name="heading 6" w:semiHidden="1" w:uiPriority="9" w:unhideWhenUsed="1" w:qFormat="1"/>
+    <w:lsdException w:name="heading 7" w:semiHidden="1" w:uiPriority="9" w:unhideWhenUsed="1" w:qFormat="1"/>
+    <w:lsdException w:name="heading 8" w:semiHidden="1" w:uiPriority="9" w:unhideWhenUsed="1" w:qFormat="1"/>
+    <w:lsdException w:name="heading 9" w:semiHidden="1" w:uiPriority="9" w:unhideWhenUsed="1" w:qFormat="1"/>
+    <w:lsdException w:name="index 1" w:semiHidden="1" w:unhideWhenUsed="1"/>
+    <w:lsdException w:name="index 2" w:semiHidden="1" w:unhideWhenUsed="1"/>
+    <w:lsdException w:name="index 3" w:semiHidden="1" w:unhideWhenUsed="1"/>
+    <w:lsdException w:name="index 4" w:semiHidden="1" w:unhideWhenUsed="1"/>
+    <w:lsdException w:name="index 5" w:semiHidden="1" w:unhideWhenUsed="1"/>
+    <w:lsdException w:name="index 6" w:semiHidden="1" w:unhideWhenUsed="1"/>
+    <w:lsdException w:name="index 7" w:semiHidden="1" w:unhideWhenUsed="1"/>
+    <w:lsdException w:name="index 8" w:semiHidden="1" w:unhideWhenUsed="1"/>
+    <w:lsdException w:name="index 9" w:semiHidden="1" w:unhideWhenUsed="1"/>
+    <w:lsdException w:name="toc 1" w:semiHidden="1" w:uiPriority="39" w:unhideWhenUsed="1"/>
+    <w:lsdException w:name="toc 2" w:semiHidden="1" w:uiPriority="39" w:unhideWhenUsed="1"/>
+    <w:lsdException w:name="toc 3" w:semiHidden="1" w:uiPriority="39" w:unhideWhenUsed="1"/>
+    <w:lsdException w:name="toc 4" w:semiHidden="1" w:uiPriority="39" w:unhideWhenUsed="1"/>
+    <w:lsdException w:name="toc 5" w:semiHidden="1" w:uiPriority="39" w:unhideWhenUsed="1"/>
+    <w:lsdException w:name="toc 6" w:semiHidden="1" w:uiPriority="39" w:unhideWhenUsed="1"/>
+    <w:lsdException w:name="toc 7" w:semiHidden="1" w:uiPriority="39" w:unhideWhenUsed="1"/>
+    <w:lsdException w:name="toc 8" w:semiHidden="1" w:uiPriority="39" w:unhideWhenUsed="1"/>
+    <w:lsdException w:name="toc 9" w:semiHidden="1" w:uiPriority="39" w:unhideWhenUsed="1"/>
+    <w:lsdException w:name="Normal Indent" w:semiHidden="1" w:unhideWhenUsed="1"/>
+    <w:lsdException w:name="footnote text" w:semiHidden="1" w:unhideWhenUsed="1"/>
+    <w:lsdException w:name="annotation text" w:semiHidden="1" w:unhideWhenUsed="1"/>
+    <w:lsdException w:name="header" w:semiHidden="1" w:unhideWhenUsed="1"/>
+    <w:lsdException w:name="footer" w:semiHidden="1" w:unhideWhenUsed="1"/>
+    <w:lsdException w:name="index heading" w:semiHidden="1" w:unhideWhenUsed="1"/>
+    <w:lsdException w:name="caption" w:semiHidden="1" w:uiPriority="35" w:unhideWhenUsed="1" w:qFormat="1"/>
+    <w:lsdException w:name="table of figures" w:semiHidden="1" w:unhideWhenUsed="1"/>
+    <w:lsdException w:name="envelope address" w:semiHidden="1" w:unhideWhenUsed="1"/>
+    <w:lsdException w:name="envelope return" w:semiHidden="1" w:unhideWhenUsed="1"/>
+    <w:lsdException w:name="footnote reference" w:semiHidden="1" w:unhideWhenUsed="1"/>
+    <w:lsdException w:name="annotation reference" w:semiHidden="1" w:unhideWhenUsed="1"/>
+    <w:lsdException w:name="line number" w:semiHidden="1" w:unhideWhenUsed="1"/>
+    <w:lsdException w:name="page number" w:semiHidden="1" w:unhideWhenUsed="1"/>
+    <w:lsdException w:name="endnote reference" w:semiHidden="1" w:unhideWhenUsed="1"/>
+    <w:lsdException w:name="endnote text" w:semiHidden="1" w:unhideWhenUsed="1"/>
+    <w:lsdException w:name="table of authorities" w:semiHidden="1" w:unhideWhenUsed="1"/>
+    <w:lsdException w:name="macro" w:semiHidden="1" w:unhideWhenUsed="1"/>
+    <w:lsdException w:name="toa heading" w:semiHidden="1" w:unhideWhenUsed="1"/>
+    <w:lsdException w:name="List" w:semiHidden="1" w:unhideWhenUsed="1"/>
+    <w:lsdException w:name="List Bullet" w:semiHidden="1" w:unhideWhenUsed="1"/>
+    <w:lsdException w:name="List Number" w:semiHidden="1" w:unhideWhenUsed="1"/>
+    <w:lsdException w:name="List 2" w:semiHidden="1" w:unhideWhenUsed="1"/>
+    <w:lsdException w:name="List 3" w:semiHidden="1" w:unhideWhenUsed="1"/>
+    <w:lsdException w:name="List 4" w:semiHidden="1" w:unhideWhenUsed="1"/>
+    <w:lsdException w:name="List 5" w:semiHidden="1" w:unhideWhenUsed="1"/>
+    <w:lsdException w:name="List Bullet 2" w:semiHidden="1" w:unhideWhenUsed="1"/>
+    <w:lsdException w:name="List Bullet 3" w:semiHidden="1" w:unhideWhenUsed="1"/>
+    <w:lsdException w:name="List Bullet 4" w:semiHidden="1" w:unhideWhenUsed="1"/>
+    <w:lsdException w:name="List Bullet 5" w:semiHidden="1" w:unhideWhenUsed="1"/>
+    <w:lsdException w:name="List Number 2" w:semiHidden="1" w:unhideWhenUsed="1"/>
+    <w:lsdException w:name="List Number 3" w:semiHidden="1" w:unhideWhenUsed="1"/>
+    <w:lsdException w:name="List Number 4" w:semiHidden="1" w:unhideWhenUsed="1"/>
+    <w:lsdException w:name="List Number 5" w:semiHidden="1" w:unhideWhenUsed="1"/>
+    <w:lsdException w:name="Title" w:uiPriority="10" w:qFormat="1"/>
+    <w:lsdException w:name="Closing" w:semiHidden="1" w:unhideWhenUsed="1"/>
+    <w:lsdException w:name="Signature" w:semiHidden="1" w:unhideWhenUsed="1"/>
+    <w:lsdException w:name="Default Paragraph Font" w:semiHidden="1" w:uiPriority="1" w:unhideWhenUsed="1"/>
+    <w:lsdException w:name="Body Text" w:semiHidden="1" w:unhideWhenUsed="1"/>
+    <w:lsdException w:name="Body Text Indent" w:semiHidden="1" w:unhideWhenUsed="1"/>
+    <w:lsdException w:name="List Continue" w:semiHidden="1" w:unhideWhenUsed="1"/>
+    <w:lsdException w:name="List Continue 2" w:semiHidden="1" w:unhideWhenUsed="1"/>
+    <w:lsdException w:name="List Continue 3" w:semiHidden="1" w:unhideWhenUsed="1"/>
+    <w:lsdException w:name="List Continue 4" w:semiHidden="1" w:unhideWhenUsed="1"/>
+    <w:lsdException w:name="List Continue 5" w:semiHidden="1" w:unhideWhenUsed="1"/>
+    <w:lsdException w:name="Message Header" w:semiHidden="1" w:unhideWhenUsed="1"/>
+    <w:lsdException w:name="Subtitle" w:uiPriority="11" w:qFormat="1"/>
+    <w:lsdException w:name="Salutation" w:semiHidden="1" w:unhideWhenUsed="1"/>
+    <w:lsdException w:name="Date" w:semiHidden="1" w:unhideWhenUsed="1"/>
+    <w:lsdException w:name="Body Text First Indent" w:semiHidden="1" w:unhideWhenUsed="1"/>
+    <w:lsdException w:name="Body Text First Indent 2" w:semiHidden="1" w:unhideWhenUsed="1"/>
+    <w:lsdException w:name="Note Heading" w:semiHidden="1" w:unhideWhenUsed="1"/>
+    <w:lsdException w:name="Body Text 2" w:semiHidden="1" w:unhideWhenUsed="1"/>
+    <w:lsdException w:name="Body Text 3" w:semiHidden="1" w:unhideWhenUsed="1"/>
+    <w:lsdException w:name="Body Text Indent 2" w:semiHidden="1" w:unhideWhenUsed="1"/>
+    <w:lsdException w:name="Body Text Indent 3" w:semiHidden="1" w:unhideWhenUsed="1"/>
+    <w:lsdException w:name="Block Text" w:semiHidden="1" w:unhideWhenUsed="1"/>
+    <w:lsdException w:name="Hyperlink" w:semiHidden="1" w:unhideWhenUsed="1"/>
+    <w:lsdException w:name="FollowedHyperlink" w:semiHidden="1" w:unhideWhenUsed="1"/>
+    <w:lsdException w:name="Strong" w:uiPriority="22" w:qFormat="1"/>
+    <w:lsdException w:name="Emphasis" w:uiPriority="20" w:qFormat="1"/>
+    <w:lsdException w:name="Document Map" w:semiHidden="1" w:unhideWhenUsed="1"/>
+    <w:lsdException w:name="Plain Text" w:semiHidden="1" w:unhideWhenUsed="1"/>
+    <w:lsdException w:name="E-mail Signature" w:semiHidden="1" w:unhideWhenUsed="1"/>
+    <w:lsdException w:name="HTML Top of Form" w:semiHidden="1" w:unhideWhenUsed="1"/>
+    <w:lsdException w:name="HTML Bottom of Form" w:semiHidden="1" w:unhideWhenUsed="1"/>
+    <w:lsdException w:name="Normal (Web)" w:semiHidden="1" w:unhideWhenUsed="1"/>
+    <w:lsdException w:name="HTML Acronym" w:semiHidden="1" w:unhideWhenUsed="1"/>
+    <w:lsdException w:name="HTML Address" w:semiHidden="1" w:unhideWhenUsed="1"/>
+    <w:lsdException w:name="HTML Cite" w:semiHidden="1" w:unhideWhenUsed="1"/>
+    <w:lsdException w:name="HTML Code" w:semiHidden="1" w:unhideWhenUsed="1"/>
+    <w:lsdException w:name="HTML Definition" w:semiHidden="1" w:unhideWhenUsed="1"/>
+    <w:lsdException w:name="HTML Keyboard" w:semiHidden="1" w:unhideWhenUsed="1"/>
+    <w:lsdException w:name="HTML Preformatted" w:semiHidden="1" w:unhideWhenUsed="1"/>
+    <w:lsdException w:name="HTML Sample" w:semiHidden="1" w:unhideWhenUsed="1"/>
+    <w:lsdException w:name="HTML Typewriter" w:semiHidden="1" w:unhideWhenUsed="1"/>
+    <w:lsdException w:name="HTML Variable" w:semiHidden="1" w:unhideWhenUsed="1"/>
+    <w:lsdException w:name="Normal Table" w:semiHidden="1" w:unhideWhenUsed="1"/>
+    <w:lsdException w:name="annotation subject" w:semiHidden="1" w:unhideWhenUsed="1"/>
+    <w:lsdException w:name="No List" w:semiHidden="1" w:unhideWhenUsed="1"/>
+    <w:lsdException w:name="Outline List 1" w:semiHidden="1" w:unhideWhenUsed="1"/>
+    <w:lsdException w:name="Outline List 2" w:semiHidden="1" w:unhideWhenUsed="1"/>
+    <w:lsdException w:name="Outline List 3" w:semiHidden="1" w:unhideWhenUsed="1"/>
+    <w:lsdException w:name="Table Simple 1" w:semiHidden="1" w:unhideWhenUsed="1"/>
+    <w:lsdException w:name="Table Simple 2" w:semiHidden="1" w:unhideWhenUsed="1"/>
+    <w:lsdException w:name="Table Simple 3" w:semiHidden="1" w:unhideWhenUsed="1"/>
+    <w:lsdException w:name="Table Classic 1" w:semiHidden="1" w:unhideWhenUsed="1"/>
+    <w:lsdException w:name="Table Classic 2" w:semiHidden="1" w:unhideWhenUsed="1"/>
+    <w:lsdException w:name="Table Classic 3" w:semiHidden="1" w:unhideWhenUsed="1"/>
+    <w:lsdException w:name="Table Classic 4" w:semiHidden="1" w:unhideWhenUsed="1"/>
+    <w:lsdException w:name="Table Colorful 1" w:semiHidden="1" w:unhideWhenUsed="1"/>
+    <w:lsdException w:name="Table Colorful 2" w:semiHidden="1" w:unhideWhenUsed="1"/>
+    <w:lsdException w:name="Table Colorful 3" w:semiHidden="1" w:unhideWhenUsed="1"/>
+    <w:lsdException w:name="Table Columns 1" w:semiHidden="1" w:unhideWhenUsed="1"/>
+    <w:lsdException w:name="Table Columns 2" w:semiHidden="1" w:unhideWhenUsed="1"/>
+    <w:lsdException w:name="Table Columns 3" w:semiHidden="1" w:unhideWhenUsed="1"/>
+    <w:lsdException w:name="Table Columns 4" w:semiHidden="1" w:unhideWhenUsed="1"/>
+    <w:lsdException w:name="Table Columns 5" w:semiHidden="1" w:unhideWhenUsed="1"/>
+    <w:lsdException w:name="Table Grid 1" w:semiHidden="1" w:unhideWhenUsed="1"/>
+    <w:lsdException w:name="Table Grid 2" w:semiHidden="1" w:unhideWhenUsed="1"/>
+    <w:lsdException w:name="Table Grid 3" w:semiHidden="1" w:unhideWhenUsed="1"/>
+    <w:lsdException w:name="Table Grid 4" w:semiHidden="1" w:unhideWhenUsed="1"/>
+    <w:lsdException w:name="Table Grid 5" w:semiHidden="1" w:unhideWhenUsed="1"/>
+    <w:lsdException w:name="Table Grid 6" w:semiHidden="1" w:unhideWhenUsed="1"/>
+    <w:lsdException w:name="Table Grid 7" w:semiHidden="1" w:unhideWhenUsed="1"/>
+    <w:lsdException w:name="Table Grid 8" w:semiHidden="1" w:unhideWhenUsed="1"/>
+    <w:lsdException w:name="Table List 1" w:semiHidden="1" w:unhideWhenUsed="1"/>
+    <w:lsdException w:name="Table List 2" w:semiHidden="1" w:unhideWhenUsed="1"/>
+    <w:lsdException w:name="Table List 3" w:semiHidden="1" w:unhideWhenUsed="1"/>
+    <w:lsdException w:name="Table List 4" w:semiHidden="1" w:unhideWhenUsed="1"/>
+    <w:lsdException w:name="Table List 5" w:semiHidden="1" w:unhideWhenUsed="1"/>
+    <w:lsdException w:name="Table List 6" w:semiHidden="1" w:unhideWhenUsed="1"/>
+    <w:lsdException w:name="Table List 7" w:semiHidden="1" w:unhideWhenUsed="1"/>
+    <w:lsdException w:name="Table List 8" w:semiHidden="1" w:unhideWhenUsed="1"/>
+    <w:lsdException w:name="Table 3D effects 1" w:semiHidden="1" w:unhideWhenUsed="1"/>
+    <w:lsdException w:name="Table 3D effects 2" w:semiHidden="1" w:unhideWhenUsed="1"/>
+    <w:lsdException w:name="Table 3D effects 3" w:semiHidden="1" w:unhideWhenUsed="1"/>
+    <w:lsdException w:name="Table Contemporary" w:semiHidden="1" w:unhideWhenUsed="1"/>
+    <w:lsdException w:name="Table Elegant" w:semiHidden="1" w:unhideWhenUsed="1"/>
+    <w:lsdException w:name="Table Professional" w:semiHidden="1" w:unhideWhenUsed="1"/>
+    <w:lsdException w:name="Table Subtle 1" w:semiHidden="1" w:unhideWhenUsed="1"/>
+    <w:lsdException w:name="Table Subtle 2" w:semiHidden="1" w:unhideWhenUsed="1"/>
+    <w:lsdException w:name="Table Web 1" w:semiHidden="1" w:unhideWhenUsed="1"/>
+    <w:lsdException w:name="Table Web 2" w:semiHidden="1" w:unhideWhenUsed="1"/>
+    <w:lsdException w:name="Table Web 3" w:semiHidden="1" w:unhideWhenUsed="1"/>
+    <w:lsdException w:name="Balloon Text" w:semiHidden="1" w:unhideWhenUsed="1"/>
+    <w:lsdException w:name="Table Grid" w:uiPriority="39"/>
+    <w:lsdException w:name="Table Theme" w:semiHidden="1" w:unhideWhenUsed="1"/>
+    <w:lsdException w:name="Placeholder Text" w:semiHidden="1"/>
+    <w:lsdException w:name="No Spacing" w:uiPriority="1" w:qFormat="1"/>
+    <w:lsdException w:name="Light Shading" w:uiPriority="60"/>
+    <w:lsdException w:name="Light List" w:uiPriority="61"/>
+    <w:lsdException w:name="Light Grid" w:uiPriority="62"/>
+    <w:lsdException w:name="Medium Shading 1" w:uiPriority="63"/>
+    <w:lsdException w:name="Medium Shading 2" w:uiPriority="64"/>
+    <w:lsdException w:name="Medium List 1" w:uiPriority="65"/>
+    <w:lsdException w:name="Medium List 2" w:uiPriority="66"/>
+    <w:lsdException w:name="Medium Grid 1" w:uiPriority="67"/>
+    <w:lsdException w:name="Medium Grid 2" w:uiPriority="68"/>
+    <w:lsdException w:name="Medium Grid 3" w:uiPriority="69"/>
+    <w:lsdException w:name="Dark List" w:uiPriority="70"/>
+    <w:lsdException w:name="Colorful Shading" w:uiPriority="71"/>
+    <w:lsdException w:name="Colorful List" w:uiPriority="72"/>
+    <w:lsdException w:name="Colorful Grid" w:uiPriority="73"/>
+    <w:lsdException w:name="Light Shading Accent 1" w:uiPriority="60"/>
+    <w:lsdException w:name="Light List Accent 1" w:uiPriority="61"/>
+    <w:lsdException w:name="Light Grid Accent 1" w:uiPriority="62"/>
+    <w:lsdException w:name="Medium Shading 1 Accent 1" w:uiPriority="63"/>
+    <w:lsdException w:name="Medium Shading 2 Accent 1" w:uiPriority="64"/>
+    <w:lsdException w:name="Medium List 1 Accent 1" w:uiPriority="65"/>
+    <w:lsdException w:name="Revision" w:semiHidden="1"/>
+    <w:lsdException w:name="List Paragraph" w:uiPriority="34" w:qFormat="1"/>
+    <w:lsdException w:name="Quote" w:uiPriority="29" w:qFormat="1"/>
+    <w:lsdException w:name="Intense Quote" w:uiPriority="30" w:qFormat="1"/>
+    <w:lsdException w:name="Medium List 2 Accent 1" w:uiPriority="66"/>
+    <w:lsdException w:name="Medium Grid 1 Accent 1" w:uiPriority="67"/>
+    <w:lsdException w:name="Medium Grid 2 Accent 1" w:uiPriority="68"/>
+    <w:lsdException w:name="Medium Grid 3 Accent 1" w:uiPriority="69"/>
+    <w:lsdException w:name="Dark List Accent 1" w:uiPriority="70"/>
+    <w:lsdException w:name="Colorful Shading Accent 1" w:uiPriority="71"/>
+    <w:lsdException w:name="Colorful List Accent 1" w:uiPriority="72"/>
+    <w:lsdException w:name="Colorful Grid Accent 1" w:uiPriority="73"/>
+    <w:lsdException w:name="Light Shading Accent 2" w:uiPriority="60"/>
+    <w:lsdException w:name="Light List Accent 2" w:uiPriority="61"/>
+    <w:lsdException w:name="Light Grid Accent 2" w:uiPriority="62"/>
+    <w:lsdException w:name="Medium Shading 1 Accent 2" w:uiPriority="63"/>
+    <w:lsdException w:name="Medium Shading 2 Accent 2" w:uiPriority="64"/>
+    <w:lsdException w:name="Medium List 1 Accent 2" w:uiPriority="65"/>
+    <w:lsdException w:name="Medium List 2 Accent 2" w:uiPriority="66"/>
+    <w:lsdException w:name="Medium Grid 1 Accent 2" w:uiPriority="67"/>
+    <w:lsdException w:name="Medium Grid 2 Accent 2" w:uiPriority="68"/>
+    <w:lsdException w:name="Medium Grid 3 Accent 2" w:uiPriority="69"/>
+    <w:lsdException w:name="Dark List Accent 2" w:uiPriority="70"/>
+    <w:lsdException w:name="Colorful Shading Accent 2" w:uiPriority="71"/>
+    <w:lsdException w:name="Colorful List Accent 2" w:uiPriority="72"/>
+    <w:lsdException w:name="Colorful Grid Accent 2" w:uiPriority="73"/>
+    <w:lsdException w:name="Light Shading Accent 3" w:uiPriority="60"/>
+    <w:lsdException w:name="Light List Accent 3" w:uiPriority="61"/>
+    <w:lsdException w:name="Light Grid Accent 3" w:uiPriority="62"/>
+    <w:lsdException w:name="Medium Shading 1 Accent 3" w:uiPriority="63"/>
+    <w:lsdException w:name="Medium Shading 2 Accent 3" w:uiPriority="64"/>
+    <w:lsdException w:name="Medium List 1 Accent 3" w:uiPriority="65"/>
+    <w:lsdException w:name="Medium List 2 Accent 3" w:uiPriority="66"/>
+    <w:lsdException w:name="Medium Grid 1 Accent 3" w:uiPriority="67"/>
+    <w:lsdException w:name="Medium Grid 2 Accent 3" w:uiPriority="68"/>
+    <w:lsdException w:name="Medium Grid 3 Accent 3" w:uiPriority="69"/>
+    <w:lsdException w:name="Dark List Accent 3" w:uiPriority="70"/>
+    <w:lsdException w:name="Colorful Shading Accent 3" w:uiPriority="71"/>
+    <w:lsdException w:name="Colorful List Accent 3" w:uiPriority="72"/>
+    <w:lsdException w:name="Colorful Grid Accent 3" w:uiPriority="73"/>
+    <w:lsdException w:name="Light Shading Accent 4" w:uiPriority="60"/>
+    <w:lsdException w:name="Light List Accent 4" w:uiPriority="61"/>
+    <w:lsdException w:name="Light Grid Accent 4" w:uiPriority="62"/>
+    <w:lsdException w:name="Medium Shading 1 Accent 4" w:uiPriority="63"/>
+    <w:lsdException w:name="Medium Shading 2 Accent 4" w:uiPriority="64"/>
+    <w:lsdException w:name="Medium List 1 Accent 4" w:uiPriority="65"/>
+    <w:lsdException w:name="Medium List 2 Accent 4" w:uiPriority="66"/>
+    <w:lsdException w:name="Medium Grid 1 Accent 4" w:uiPriority="67"/>
+    <w:lsdException w:name="Medium Grid 2 Accent 4" w:uiPriority="68"/>
+    <w:lsdException w:name="Medium Grid 3 Accent 4" w:uiPriority="69"/>
+    <w:lsdException w:name="Dark List Accent 4" w:uiPriority="70"/>
+    <w:lsdException w:name="Colorful Shading Accent 4" w:uiPriority="71"/>
+    <w:lsdException w:name="Colorful List Accent 4" w:uiPriority="72"/>
+    <w:lsdException w:name="Colorful Grid Accent 4" w:uiPriority="73"/>
+    <w:lsdException w:name="Light Shading Accent 5" w:uiPriority="60"/>
+    <w:lsdException w:name="Light List Accent 5" w:uiPriority="61"/>
+    <w:lsdException w:name="Light Grid Accent 5" w:uiPriority="62"/>
+    <w:lsdException w:name="Medium Shading 1 Accent 5" w:uiPriority="63"/>
+    <w:lsdException w:name="Medium Shading 2 Accent 5" w:uiPriority="64"/>
+    <w:lsdException w:name="Medium List 1 Accent 5" w:uiPriority="65"/>
+    <w:lsdException w:name="Medium List 2 Accent 5" w:uiPriority="66"/>
+    <w:lsdException w:name="Medium Grid 1 Accent 5" w:uiPriority="67"/>
+    <w:lsdException w:name="Medium Grid 2 Accent 5" w:uiPriority="68"/>
+    <w:lsdException w:name="Medium Grid 3 Accent 5" w:uiPriority="69"/>
+    <w:lsdException w:name="Dark List Accent 5" w:uiPriority="70"/>
+    <w:lsdException w:name="Colorful Shading Accent 5" w:uiPriority="71"/>
+    <w:lsdException w:name="Colorful List Accent 5" w:uiPriority="72"/>
+    <w:lsdException w:name="Colorful Grid Accent 5" w:uiPriority="73"/>
+    <w:lsdException w:name="Light Shading Accent 6" w:uiPriority="60"/>
+    <w:lsdException w:name="Light List Accent 6" w:uiPriority="61"/>
+    <w:lsdException w:name="Light Grid Accent 6" w:uiPriority="62"/>
+    <w:lsdException w:name="Medium Shading 1 Accent 6" w:uiPriority="63"/>
+    <w:lsdException w:name="Medium Shading 2 Accent 6" w:uiPriority="64"/>
+    <w:lsdException w:name="Medium List 1 Accent 6" w:uiPriority="65"/>
+    <w:lsdException w:name="Medium List 2 Accent 6" w:uiPriority="66"/>
+    <w:lsdException w:name="Medium Grid 1 Accent 6" w:uiPriority="67"/>
+    <w:lsdException w:name="Medium Grid 2 Accent 6" w:uiPriority="68"/>
+    <w:lsdException w:name="Medium Grid 3 Accent 6" w:uiPriority="69"/>
+    <w:lsdException w:name="Dark List Accent 6" w:uiPriority="70"/>
+    <w:lsdException w:name="Colorful Shading Accent 6" w:uiPriority="71"/>
+    <w:lsdException w:name="Colorful List Accent 6" w:uiPriority="72"/>
+    <w:lsdException w:name="Colorful Grid Accent 6" w:uiPriority="73"/>
+    <w:lsdException w:name="Subtle Emphasis" w:uiPriority="19" w:qFormat="1"/>
+    <w:lsdException w:name="Intense Emphasis" w:uiPriority="21" w:qFormat="1"/>
+    <w:lsdException w:name="Subtle Reference" w:uiPriority="31" w:qFormat="1"/>
+    <w:lsdException w:name="Intense Reference" w:uiPriority="32" w:qFormat="1"/>
+    <w:lsdException w:name="Book Title" w:uiPriority="33" w:qFormat="1"/>
+    <w:lsdException w:name="Bibliography" w:semiHidden="1" w:uiPriority="37" w:unhideWhenUsed="1"/>
+    <w:lsdException w:name="TOC Heading" w:semiHidden="1" w:uiPriority="39" w:unhideWhenUsed="1" w:qFormat="1"/>
+    <w:lsdException w:name="Plain Table 1" w:uiPriority="41"/>
+    <w:lsdException w:name="Plain Table 2" w:uiPriority="42"/>
+    <w:lsdException w:name="Plain Table 3" w:uiPriority="43"/>
+    <w:lsdException w:name="Plain Table 4" w:uiPriority="44"/>
+    <w:lsdException w:name="Plain Table 5" w:uiPriority="45"/>
+    <w:lsdException w:name="Grid Table Light" w:uiPriority="40"/>
+    <w:lsdException w:name="Grid Table 1 Light" w:uiPriority="46"/>
+    <w:lsdException w:name="Grid Table 2" w:uiPriority="47"/>
+    <w:lsdException w:name="Grid Table 3" w:uiPriority="48"/>
+    <w:lsdException w:name="Grid Table 4" w:uiPriority="49"/>
+    <w:lsdException w:name="Grid Table 5 Dark" w:uiPriority="50"/>
+    <w:lsdException w:name="Grid Table 6 Colorful" w:uiPriority="51"/>
+    <w:lsdException w:name="Grid Table 7 Colorful" w:uiPriority="52"/>
+    <w:lsdException w:name="Grid Table 1 Light Accent 1" w:uiPriority="46"/>
+    <w:lsdException w:name="Grid Table 2 Accent 1" w:uiPriority="47"/>
+    <w:lsdException w:name="Grid Table 3 Accent 1" w:uiPriority="48"/>
+    <w:lsdException w:name="Grid Table 4 Accent 1" w:uiPriority="49"/>
+    <w:lsdException w:name="Grid Table 5 Dark Accent 1" w:uiPriority="50"/>
+    <w:lsdException w:name="Grid Table 6 Colorful Accent 1" w:uiPriority="51"/>
+    <w:lsdException w:name="Grid Table 7 Colorful Accent 1" w:uiPriority="52"/>
+    <w:lsdException w:name="Grid Table 1 Light Accent 2" w:uiPriority="46"/>
+    <w:lsdException w:name="Grid Table 2 Accent 2" w:uiPriority="47"/>
+    <w:lsdException w:name="Grid Table 3 Accent 2" w:uiPriority="48"/>
+    <w:lsdException w:name="Grid Table 4 Accent 2" w:uiPriority="49"/>
+    <w:lsdException w:name="Grid Table 5 Dark Accent 2" w:uiPriority="50"/>
+    <w:lsdException w:name="Grid Table 6 Colorful Accent 2" w:uiPriority="51"/>
+    <w:lsdException w:name="Grid Table 7 Colorful Accent 2" w:uiPriority="52"/>
+    <w:lsdException w:name="Grid Table 1 Light Accent 3" w:uiPriority="46"/>
+    <w:lsdException w:name="Grid Table 2 Accent 3" w:uiPriority="47"/>
+    <w:lsdException w:name="Grid Table 3 Accent 3" w:uiPriority="48"/>
+    <w:lsdException w:name="Grid Table 4 Accent 3" w:uiPriority="49"/>
+    <w:lsdException w:name="Grid Table 5 Dark Accent 3" w:uiPriority="50"/>
+    <w:lsdException w:name="Grid Table 6 Colorful Accent 3" w:uiPriority="51"/>
+    <w:lsdException w:name="Grid Table 7 Colorful Accent 3" w:uiPriority="52"/>
+    <w:lsdException w:name="Grid Table 1 Light Accent 4" w:uiPriority="46"/>
+    <w:lsdException w:name="Grid Table 2 Accent 4" w:uiPriority="47"/>
+    <w:lsdException w:name="Grid Table 3 Accent 4" w:uiPriority="48"/>
+    <w:lsdException w:name="Grid Table 4 Accent 4" w:uiPriority="49"/>
+    <w:lsdException w:name="Grid Table 5 Dark Accent 4" w:uiPriority="50"/>
+    <w:lsdException w:name="Grid Table 6 Colorful Accent 4" w:uiPriority="51"/>
+    <w:lsdException w:name="Grid Table 7 Colorful Accent 4" w:uiPriority="52"/>
+    <w:lsdException w:name="Grid Table 1 Light Accent 5" w:uiPriority="46"/>
+    <w:lsdException w:name="Grid Table 2 Accent 5" w:uiPriority="47"/>
+    <w:lsdException w:name="Grid Table 3 Accent 5" w:uiPriority="48"/>
+    <w:lsdException w:name="Grid Table 4 Accent 5" w:uiPriority="49"/>
+    <w:lsdException w:name="Grid Table 5 Dark Accent 5" w:uiPriority="50"/>
+    <w:lsdException w:name="Grid Table 6 Colorful Accent 5" w:uiPriority="51"/>
+    <w:lsdException w:name="Grid Table 7 Colorful Accent 5" w:uiPriority="52"/>
+    <w:lsdException w:name="Grid Table 1 Light Accent 6" w:uiPriority="46"/>
+    <w:lsdException w:name="Grid Table 2 Accent 6" w:uiPriority="47"/>
+    <w:lsdException w:name="Grid Table 3 Accent 6" w:uiPriority="48"/>
+    <w:lsdException w:name="Grid Table 4 Accent 6" w:uiPriority="49"/>
+    <w:lsdException w:name="Grid Table 5 Dark Accent 6" w:uiPriority="50"/>
+    <w:lsdException w:name="Grid Table 6 Colorful Accent 6" w:uiPriority="51"/>
+    <w:lsdException w:name="Grid Table 7 Colorful Accent 6" w:uiPriority="52"/>
+    <w:lsdException w:name="List Table 1 Light" w:uiPriority="46"/>
+    <w:lsdException w:name="List Table 2" w:uiPriority="47"/>
+    <w:lsdException w:name="List Table 3" w:uiPriority="48"/>
+    <w:lsdException w:name="List Table 4" w:uiPriority="49"/>
+    <w:lsdException w:name="List Table 5 Dark" w:uiPriority="50"/>
+    <w:lsdException w:name="List Table 6 Colorful" w:uiPriority="51"/>
+    <w:lsdException w:name="List Table 7 Colorful" w:uiPriority="52"/>
+    <w:lsdException w:name="List Table 1 Light Accent 1" w:uiPriority="46"/>
+    <w:lsdException w:name="List Table 2 Accent 1" w:uiPriority="47"/>
+    <w:lsdException w:name="List Table 3 Accent 1" w:uiPriority="48"/>
+    <w:lsdException w:name="List Table 4 Accent 1" w:uiPriority="49"/>
+    <w:lsdException w:name="List Table 5 Dark Accent 1" w:uiPriority="50"/>
+    <w:lsdException w:name="List Table 6 Colorful Accent 1" w:uiPriority="51"/>
+    <w:lsdException w:name="List Table 7 Colorful Accent 1" w:uiPriority="52"/>
+    <w:lsdException w:name="List Table 1 Light Accent 2" w:uiPriority="46"/>
+    <w:lsdException w:name="List Table 2 Accent 2" w:uiPriority="47"/>
+    <w:lsdException w:name="List Table 3 Accent 2" w:uiPriority="48"/>
+    <w:lsdException w:name="List Table 4 Accent 2" w:uiPriority="49"/>
+    <w:lsdException w:name="List Table 5 Dark Accent 2" w:uiPriority="50"/>
+    <w:lsdException w:name="List Table 6 Colorful Accent 2" w:uiPriority="51"/>
+    <w:lsdException w:name="List Table 7 Colorful Accent 2" w:uiPriority="52"/>
+    <w:lsdException w:name="List Table 1 Light Accent 3" w:uiPriority="46"/>
+    <w:lsdException w:name="List Table 2 Accent 3" w:uiPriority="47"/>
+    <w:lsdException w:name="List Table 3 Accent 3" w:uiPriority="48"/>
+    <w:lsdException w:name="List Table 4 Accent 3" w:uiPriority="49"/>
+    <w:lsdException w:name="List Table 5 Dark Accent 3" w:uiPriority="50"/>
+    <w:lsdException w:name="List Table 6 Colorful Accent 3" w:uiPriority="51"/>
+    <w:lsdException w:name="List Table 7 Colorful Accent 3" w:uiPriority="52"/>
+    <w:lsdException w:name="List Table 1 Light Accent 4" w:uiPriority="46"/>
+    <w:lsdException w:name="List Table 2 Accent 4" w:uiPriority="47"/>
+    <w:lsdException w:name="List Table 3 Accent 4" w:uiPriority="48"/>
+    <w:lsdException w:name="List Table 4 Accent 4" w:uiPriority="49"/>
+    <w:lsdException w:name="List Table 5 Dark Accent 4" w:uiPriority="50"/>
+    <w:lsdException w:name="List Table 6 Colorful Accent 4" w:uiPriority="51"/>
+    <w:lsdException w:name="List Table 7 Colorful Accent 4" w:uiPriority="52"/>
+    <w:lsdException w:name="List Table 1 Light Accent 5" w:uiPriority="46"/>
+    <w:lsdException w:name="List Table 2 Accent 5" w:uiPriority="47"/>
+    <w:lsdException w:name="List Table 3 Accent 5" w:uiPriority="48"/>
+    <w:lsdException w:name="List Table 4 Accent 5" w:uiPriority="49"/>
+    <w:lsdException w:name="List Table 5 Dark Accent 5" w:uiPriority="50"/>
+    <w:lsdException w:name="List Table 6 Colorful Accent 5" w:uiPriority="51"/>
+    <w:lsdException w:name="List Table 7 Colorful Accent 5" w:uiPriority="52"/>
+    <w:lsdException w:name="List Table 1 Light Accent 6" w:uiPriority="46"/>
+    <w:lsdException w:name="List Table 2 Accent 6" w:uiPriority="47"/>
+    <w:lsdException w:name="List Table 3 Accent 6" w:uiPriority="48"/>
+    <w:lsdException w:name="List Table 4 Accent 6" w:uiPriority="49"/>
+    <w:lsdException w:name="List Table 5 Dark Accent 6" w:uiPriority="50"/>
+    <w:lsdException w:name="List Table 6 Colorful Accent 6" w:uiPriority="51"/>
+    <w:lsdException w:name="List Table 7 Colorful Accent 6" w:uiPriority="52"/>
+    <w:lsdException w:name="Mention" w:semiHidden="1" w:unhideWhenUsed="1"/>
+    <w:lsdException w:name="Smart Hyperlink" w:semiHidden="1" w:unhideWhenUsed="1"/>
+    <w:lsdException w:name="Hashtag" w:semiHidden="1" w:unhideWhenUsed="1"/>
+    <w:lsdException w:name="Unresolved Mention" w:semiHidden="1" w:unhideWhenUsed="1"/>
+    <w:lsdException w:name="Smart Link" w:semiHidden="1" w:unhideWhenUsed="1"/>
+  </w:latentStyles>
+  <w:style w:type="paragraph" w:default="1" w:styleId="Normal">
+    <w:name w:val="Normal"/>
+    <w:qFormat/>
   </w:style>
   <w:style w:type="paragraph" w:styleId="Heading1">
     <w:name w:val="heading 1"/>
     <w:basedOn w:val="Normal"/>
     <w:next w:val="Normal"/>
+    <w:uiPriority w:val="9"/>
+    <w:qFormat/>
     <w:pPr>
-      <w:keepNext w:val="1"/>
-      <w:keepLines w:val="1"/>
-      <w:spacing w:after="120" w:before="480" w:lineRule="auto"/>
+      <w:keepNext/>
+      <w:keepLines/>
+      <w:spacing w:before="480" w:after="120"/>
+      <w:outlineLvl w:val="0"/>
     </w:pPr>
     <w:rPr>
-      <w:b w:val="1"/>
-      <w:bCs w:val="1"/>
+      <w:b/>
+      <w:bCs/>
       <w:sz w:val="48"/>
       <w:szCs w:val="48"/>
     </w:rPr>
@@ -1691,14 +2566,19 @@
     <w:name w:val="heading 2"/>
     <w:basedOn w:val="Normal"/>
     <w:next w:val="Normal"/>
+    <w:uiPriority w:val="9"/>
+    <w:semiHidden/>
+    <w:unhideWhenUsed/>
+    <w:qFormat/>
     <w:pPr>
-      <w:keepNext w:val="1"/>
-      <w:keepLines w:val="1"/>
-      <w:spacing w:after="80" w:before="360" w:lineRule="auto"/>
+      <w:keepNext/>
+      <w:keepLines/>
+      <w:spacing w:before="360" w:after="80"/>
+      <w:outlineLvl w:val="1"/>
     </w:pPr>
     <w:rPr>
-      <w:b w:val="1"/>
-      <w:bCs w:val="1"/>
+      <w:b/>
+      <w:bCs/>
       <w:sz w:val="36"/>
       <w:szCs w:val="36"/>
     </w:rPr>
@@ -1707,13 +2587,19 @@
     <w:name w:val="heading 3"/>
     <w:basedOn w:val="Normal"/>
     <w:next w:val="Normal"/>
+    <w:link w:val="Heading3Char"/>
+    <w:uiPriority w:val="9"/>
+    <w:semiHidden/>
+    <w:unhideWhenUsed/>
+    <w:qFormat/>
     <w:pPr>
-      <w:keepNext w:val="1"/>
-      <w:keepLines w:val="1"/>
-      <w:spacing w:after="0" w:before="40" w:lineRule="auto"/>
+      <w:keepNext/>
+      <w:keepLines/>
+      <w:spacing w:before="40" w:after="0"/>
+      <w:outlineLvl w:val="2"/>
     </w:pPr>
     <w:rPr>
-      <w:color w:val="1e4d78"/>
+      <w:color w:val="1E4D78"/>
       <w:sz w:val="24"/>
       <w:szCs w:val="24"/>
     </w:rPr>
@@ -1722,13 +2608,19 @@
     <w:name w:val="heading 4"/>
     <w:basedOn w:val="Normal"/>
     <w:next w:val="Normal"/>
+    <w:link w:val="Heading4Char"/>
+    <w:uiPriority w:val="9"/>
+    <w:semiHidden/>
+    <w:unhideWhenUsed/>
+    <w:qFormat/>
     <w:pPr>
       <w:spacing w:line="240" w:lineRule="auto"/>
+      <w:outlineLvl w:val="3"/>
     </w:pPr>
     <w:rPr>
-      <w:rFonts w:ascii="Times New Roman" w:cs="Times New Roman" w:eastAsia="Times New Roman" w:hAnsi="Times New Roman"/>
-      <w:b w:val="1"/>
-      <w:bCs w:val="1"/>
+      <w:rFonts w:ascii="Times New Roman" w:eastAsia="Times New Roman" w:hAnsi="Times New Roman" w:cs="Times New Roman"/>
+      <w:b/>
+      <w:bCs/>
       <w:sz w:val="24"/>
       <w:szCs w:val="24"/>
     </w:rPr>
@@ -1737,82 +2629,106 @@
     <w:name w:val="heading 5"/>
     <w:basedOn w:val="Normal"/>
     <w:next w:val="Normal"/>
+    <w:uiPriority w:val="9"/>
+    <w:semiHidden/>
+    <w:unhideWhenUsed/>
+    <w:qFormat/>
     <w:pPr>
-      <w:keepNext w:val="1"/>
-      <w:keepLines w:val="1"/>
-      <w:spacing w:after="40" w:before="220" w:lineRule="auto"/>
+      <w:keepNext/>
+      <w:keepLines/>
+      <w:spacing w:before="220" w:after="40"/>
+      <w:outlineLvl w:val="4"/>
     </w:pPr>
     <w:rPr>
-      <w:b w:val="1"/>
-      <w:bCs w:val="1"/>
+      <w:b/>
+      <w:bCs/>
     </w:rPr>
   </w:style>
   <w:style w:type="paragraph" w:styleId="Heading6">
     <w:name w:val="heading 6"/>
     <w:basedOn w:val="Normal"/>
     <w:next w:val="Normal"/>
+    <w:uiPriority w:val="9"/>
+    <w:semiHidden/>
+    <w:unhideWhenUsed/>
+    <w:qFormat/>
     <w:pPr>
-      <w:keepNext w:val="1"/>
-      <w:keepLines w:val="1"/>
-      <w:spacing w:after="40" w:before="200" w:lineRule="auto"/>
+      <w:keepNext/>
+      <w:keepLines/>
+      <w:spacing w:before="200" w:after="40"/>
+      <w:outlineLvl w:val="5"/>
     </w:pPr>
     <w:rPr>
-      <w:b w:val="1"/>
-      <w:bCs w:val="1"/>
+      <w:b/>
+      <w:bCs/>
       <w:sz w:val="20"/>
       <w:szCs w:val="20"/>
     </w:rPr>
+  </w:style>
+  <w:style w:type="character" w:default="1" w:styleId="DefaultParagraphFont">
+    <w:name w:val="Default Paragraph Font"/>
+    <w:uiPriority w:val="1"/>
+    <w:semiHidden/>
+    <w:unhideWhenUsed/>
+  </w:style>
+  <w:style w:type="table" w:default="1" w:styleId="TableNormal">
+    <w:name w:val="Normal Table"/>
+    <w:uiPriority w:val="99"/>
+    <w:semiHidden/>
+    <w:unhideWhenUsed/>
+    <w:tblPr>
+      <w:tblInd w:w="0" w:type="dxa"/>
+      <w:tblCellMar>
+        <w:top w:w="0" w:type="dxa"/>
+        <w:left w:w="108" w:type="dxa"/>
+        <w:bottom w:w="0" w:type="dxa"/>
+        <w:right w:w="108" w:type="dxa"/>
+      </w:tblCellMar>
+    </w:tblPr>
+  </w:style>
+  <w:style w:type="numbering" w:default="1" w:styleId="NoList">
+    <w:name w:val="No List"/>
+    <w:uiPriority w:val="99"/>
+    <w:semiHidden/>
+    <w:unhideWhenUsed/>
+  </w:style>
+  <w:style w:type="table" w:customStyle="1" w:styleId="TableNormal0">
+    <w:name w:val="TableNormal"/>
+    <w:tblPr>
+      <w:tblCellMar>
+        <w:top w:w="100" w:type="dxa"/>
+        <w:left w:w="100" w:type="dxa"/>
+        <w:bottom w:w="100" w:type="dxa"/>
+        <w:right w:w="100" w:type="dxa"/>
+      </w:tblCellMar>
+    </w:tblPr>
   </w:style>
   <w:style w:type="paragraph" w:styleId="Title">
     <w:name w:val="Title"/>
     <w:basedOn w:val="Normal"/>
     <w:next w:val="Normal"/>
+    <w:uiPriority w:val="10"/>
+    <w:qFormat/>
     <w:pPr>
-      <w:keepNext w:val="1"/>
-      <w:keepLines w:val="1"/>
-      <w:spacing w:after="120" w:before="480" w:lineRule="auto"/>
+      <w:keepNext/>
+      <w:keepLines/>
+      <w:spacing w:before="480" w:after="120"/>
     </w:pPr>
     <w:rPr>
-      <w:b w:val="1"/>
-      <w:bCs w:val="1"/>
+      <w:b/>
+      <w:bCs/>
       <w:sz w:val="72"/>
       <w:szCs w:val="72"/>
     </w:rPr>
   </w:style>
-  <w:style w:type="character" w:styleId="DefaultParagraphFont" w:default="1">
-    <w:name w:val="Default Paragraph Font"/>
-    <w:uiPriority w:val="1"/>
-    <w:unhideWhenUsed w:val="1"/>
-  </w:style>
-  <w:style w:type="table" w:styleId="TableNormal" w:default="1">
-    <w:name w:val="Normal Table"/>
-    <w:uiPriority w:val="99"/>
-    <w:semiHidden w:val="1"/>
-    <w:unhideWhenUsed w:val="1"/>
-    <w:tblPr>
-      <w:tblInd w:w="0.0" w:type="dxa"/>
-      <w:tblCellMar>
-        <w:top w:w="0.0" w:type="dxa"/>
-        <w:left w:w="108.0" w:type="dxa"/>
-        <w:bottom w:w="0.0" w:type="dxa"/>
-        <w:right w:w="108.0" w:type="dxa"/>
-      </w:tblCellMar>
-    </w:tblPr>
-  </w:style>
-  <w:style w:type="numbering" w:styleId="NoList" w:default="1">
-    <w:name w:val="No List"/>
-    <w:uiPriority w:val="99"/>
-    <w:semiHidden w:val="1"/>
-    <w:unhideWhenUsed w:val="1"/>
-  </w:style>
-  <w:style w:type="table" w:styleId="TableNormal0" w:customStyle="1">
+  <w:style w:type="table" w:customStyle="1" w:styleId="TableNormal1">
     <w:name w:val="TableNormal"/>
     <w:tblPr>
       <w:tblCellMar>
-        <w:top w:w="100.0" w:type="dxa"/>
-        <w:left w:w="100.0" w:type="dxa"/>
-        <w:bottom w:w="100.0" w:type="dxa"/>
-        <w:right w:w="100.0" w:type="dxa"/>
+        <w:top w:w="100" w:type="dxa"/>
+        <w:left w:w="100" w:type="dxa"/>
+        <w:bottom w:w="100" w:type="dxa"/>
+        <w:right w:w="100" w:type="dxa"/>
       </w:tblCellMar>
     </w:tblPr>
   </w:style>
@@ -1820,10 +2736,10 @@
     <w:name w:val="Hyperlink"/>
     <w:basedOn w:val="DefaultParagraphFont"/>
     <w:uiPriority w:val="99"/>
-    <w:unhideWhenUsed w:val="1"/>
+    <w:unhideWhenUsed/>
     <w:rsid w:val="006707AA"/>
     <w:rPr>
-      <w:color w:val="0563c1" w:themeColor="hyperlink"/>
+      <w:color w:val="0563C1" w:themeColor="hyperlink"/>
       <w:u w:val="single"/>
     </w:rPr>
   </w:style>
@@ -1831,57 +2747,57 @@
     <w:name w:val="List Paragraph"/>
     <w:basedOn w:val="Normal"/>
     <w:uiPriority w:val="34"/>
-    <w:qFormat w:val="1"/>
+    <w:qFormat/>
     <w:rsid w:val="00073FDF"/>
     <w:pPr>
       <w:ind w:left="720"/>
-      <w:contextualSpacing w:val="1"/>
+      <w:contextualSpacing/>
     </w:pPr>
   </w:style>
-  <w:style w:type="character" w:styleId="Heading4Char" w:customStyle="1">
+  <w:style w:type="character" w:customStyle="1" w:styleId="Heading4Char">
     <w:name w:val="Heading 4 Char"/>
     <w:basedOn w:val="DefaultParagraphFont"/>
     <w:link w:val="Heading4"/>
     <w:uiPriority w:val="9"/>
     <w:rsid w:val="0042152C"/>
     <w:rPr>
-      <w:rFonts w:ascii="Times New Roman" w:cs="Times New Roman" w:eastAsia="Times New Roman" w:hAnsi="Times New Roman"/>
-      <w:b w:val="1"/>
-      <w:bCs w:val="1"/>
+      <w:rFonts w:ascii="Times New Roman" w:eastAsia="Times New Roman" w:hAnsi="Times New Roman" w:cs="Times New Roman"/>
+      <w:b/>
+      <w:bCs/>
       <w:sz w:val="24"/>
       <w:szCs w:val="24"/>
       <w:lang w:eastAsia="en-SG"/>
     </w:rPr>
   </w:style>
-  <w:style w:type="paragraph" w:styleId="pv-accomplishment-entitydate" w:customStyle="1">
+  <w:style w:type="paragraph" w:customStyle="1" w:styleId="pv-accomplishment-entitydate">
     <w:name w:val="pv-accomplishment-entity__date"/>
     <w:basedOn w:val="Normal"/>
     <w:rsid w:val="0042152C"/>
     <w:pPr>
-      <w:spacing w:after="100" w:afterAutospacing="1" w:before="100" w:beforeAutospacing="1" w:line="240" w:lineRule="auto"/>
+      <w:spacing w:before="100" w:beforeAutospacing="1" w:after="100" w:afterAutospacing="1" w:line="240" w:lineRule="auto"/>
     </w:pPr>
     <w:rPr>
-      <w:rFonts w:ascii="Times New Roman" w:cs="Times New Roman" w:eastAsia="Times New Roman" w:hAnsi="Times New Roman"/>
+      <w:rFonts w:ascii="Times New Roman" w:eastAsia="Times New Roman" w:hAnsi="Times New Roman" w:cs="Times New Roman"/>
       <w:sz w:val="24"/>
       <w:szCs w:val="24"/>
       <w:lang w:eastAsia="en-SG"/>
     </w:rPr>
   </w:style>
-  <w:style w:type="character" w:styleId="visually-hidden" w:customStyle="1">
+  <w:style w:type="character" w:customStyle="1" w:styleId="visually-hidden">
     <w:name w:val="visually-hidden"/>
     <w:basedOn w:val="DefaultParagraphFont"/>
     <w:rsid w:val="0042152C"/>
   </w:style>
-  <w:style w:type="character" w:styleId="Heading3Char" w:customStyle="1">
+  <w:style w:type="character" w:customStyle="1" w:styleId="Heading3Char">
     <w:name w:val="Heading 3 Char"/>
     <w:basedOn w:val="DefaultParagraphFont"/>
     <w:link w:val="Heading3"/>
     <w:uiPriority w:val="9"/>
-    <w:semiHidden w:val="1"/>
+    <w:semiHidden/>
     <w:rsid w:val="00FB54E4"/>
     <w:rPr>
-      <w:rFonts w:asciiTheme="majorHAnsi" w:cstheme="majorBidi" w:eastAsiaTheme="majorEastAsia" w:hAnsiTheme="majorHAnsi"/>
-      <w:color w:val="1f4d78" w:themeColor="accent1" w:themeShade="00007F"/>
+      <w:rFonts w:asciiTheme="majorHAnsi" w:eastAsiaTheme="majorEastAsia" w:hAnsiTheme="majorHAnsi" w:cstheme="majorBidi"/>
+      <w:color w:val="1F4D78" w:themeColor="accent1" w:themeShade="7F"/>
       <w:sz w:val="24"/>
       <w:szCs w:val="24"/>
     </w:rPr>
@@ -1891,7 +2807,7 @@
     <w:basedOn w:val="Normal"/>
     <w:link w:val="HeaderChar"/>
     <w:uiPriority w:val="99"/>
-    <w:unhideWhenUsed w:val="1"/>
+    <w:unhideWhenUsed/>
     <w:rsid w:val="00FB54E4"/>
     <w:pPr>
       <w:tabs>
@@ -1901,7 +2817,7 @@
       <w:spacing w:after="0" w:line="240" w:lineRule="auto"/>
     </w:pPr>
   </w:style>
-  <w:style w:type="character" w:styleId="HeaderChar" w:customStyle="1">
+  <w:style w:type="character" w:customStyle="1" w:styleId="HeaderChar">
     <w:name w:val="Header Char"/>
     <w:basedOn w:val="DefaultParagraphFont"/>
     <w:link w:val="Header"/>
@@ -1913,7 +2829,7 @@
     <w:basedOn w:val="Normal"/>
     <w:link w:val="FooterChar"/>
     <w:uiPriority w:val="99"/>
-    <w:unhideWhenUsed w:val="1"/>
+    <w:unhideWhenUsed/>
     <w:rsid w:val="00FB54E4"/>
     <w:pPr>
       <w:tabs>
@@ -1923,7 +2839,7 @@
       <w:spacing w:after="0" w:line="240" w:lineRule="auto"/>
     </w:pPr>
   </w:style>
-  <w:style w:type="character" w:styleId="FooterChar" w:customStyle="1">
+  <w:style w:type="character" w:customStyle="1" w:styleId="FooterChar">
     <w:name w:val="Footer Char"/>
     <w:basedOn w:val="DefaultParagraphFont"/>
     <w:link w:val="Footer"/>
@@ -1940,12 +2856,12 @@
     </w:pPr>
     <w:tblPr>
       <w:tblBorders>
-        <w:top w:color="auto" w:space="0" w:sz="4" w:val="single"/>
-        <w:left w:color="auto" w:space="0" w:sz="4" w:val="single"/>
-        <w:bottom w:color="auto" w:space="0" w:sz="4" w:val="single"/>
-        <w:right w:color="auto" w:space="0" w:sz="4" w:val="single"/>
-        <w:insideH w:color="auto" w:space="0" w:sz="4" w:val="single"/>
-        <w:insideV w:color="auto" w:space="0" w:sz="4" w:val="single"/>
+        <w:top w:val="single" w:sz="4" w:space="0" w:color="auto"/>
+        <w:left w:val="single" w:sz="4" w:space="0" w:color="auto"/>
+        <w:bottom w:val="single" w:sz="4" w:space="0" w:color="auto"/>
+        <w:right w:val="single" w:sz="4" w:space="0" w:color="auto"/>
+        <w:insideH w:val="single" w:sz="4" w:space="0" w:color="auto"/>
+        <w:insideV w:val="single" w:sz="4" w:space="0" w:color="auto"/>
       </w:tblBorders>
     </w:tblPr>
   </w:style>
@@ -1953,15 +2869,15 @@
     <w:name w:val="FollowedHyperlink"/>
     <w:basedOn w:val="DefaultParagraphFont"/>
     <w:uiPriority w:val="99"/>
-    <w:semiHidden w:val="1"/>
-    <w:unhideWhenUsed w:val="1"/>
+    <w:semiHidden/>
+    <w:unhideWhenUsed/>
     <w:rsid w:val="00EC6647"/>
     <w:rPr>
-      <w:color w:val="954f72" w:themeColor="followedHyperlink"/>
+      <w:color w:val="954F72" w:themeColor="followedHyperlink"/>
       <w:u w:val="single"/>
     </w:rPr>
   </w:style>
-  <w:style w:type="table" w:styleId="a" w:customStyle="1">
+  <w:style w:type="table" w:customStyle="1" w:styleId="a">
     <w:basedOn w:val="TableNormal"/>
     <w:pPr>
       <w:spacing w:after="0" w:line="240" w:lineRule="auto"/>
@@ -1971,7 +2887,7 @@
       <w:tblStyleColBandSize w:val="1"/>
     </w:tblPr>
   </w:style>
-  <w:style w:type="table" w:styleId="a0" w:customStyle="1">
+  <w:style w:type="table" w:customStyle="1" w:styleId="a0">
     <w:basedOn w:val="TableNormal"/>
     <w:pPr>
       <w:spacing w:after="0" w:line="240" w:lineRule="auto"/>
@@ -1981,7 +2897,7 @@
       <w:tblStyleColBandSize w:val="1"/>
     </w:tblPr>
   </w:style>
-  <w:style w:type="table" w:styleId="a1" w:customStyle="1">
+  <w:style w:type="table" w:customStyle="1" w:styleId="a1">
     <w:basedOn w:val="TableNormal"/>
     <w:pPr>
       <w:spacing w:after="0" w:line="240" w:lineRule="auto"/>
@@ -1991,7 +2907,7 @@
       <w:tblStyleColBandSize w:val="1"/>
     </w:tblPr>
   </w:style>
-  <w:style w:type="table" w:styleId="a2" w:customStyle="1">
+  <w:style w:type="table" w:customStyle="1" w:styleId="a2">
     <w:basedOn w:val="TableNormal"/>
     <w:pPr>
       <w:spacing w:after="0" w:line="240" w:lineRule="auto"/>
@@ -2001,7 +2917,7 @@
       <w:tblStyleColBandSize w:val="1"/>
     </w:tblPr>
   </w:style>
-  <w:style w:type="table" w:styleId="a3" w:customStyle="1">
+  <w:style w:type="table" w:customStyle="1" w:styleId="a3">
     <w:basedOn w:val="TableNormal"/>
     <w:pPr>
       <w:spacing w:after="0" w:line="240" w:lineRule="auto"/>
@@ -2011,7 +2927,7 @@
       <w:tblStyleColBandSize w:val="1"/>
     </w:tblPr>
   </w:style>
-  <w:style w:type="table" w:styleId="a4" w:customStyle="1">
+  <w:style w:type="table" w:customStyle="1" w:styleId="a4">
     <w:basedOn w:val="TableNormal"/>
     <w:pPr>
       <w:spacing w:after="0" w:line="240" w:lineRule="auto"/>
@@ -2021,7 +2937,7 @@
       <w:tblStyleColBandSize w:val="1"/>
     </w:tblPr>
   </w:style>
-  <w:style w:type="table" w:styleId="a5" w:customStyle="1">
+  <w:style w:type="table" w:customStyle="1" w:styleId="a5">
     <w:basedOn w:val="TableNormal"/>
     <w:pPr>
       <w:spacing w:after="0" w:line="240" w:lineRule="auto"/>
@@ -2031,7 +2947,7 @@
       <w:tblStyleColBandSize w:val="1"/>
     </w:tblPr>
   </w:style>
-  <w:style w:type="table" w:styleId="a6" w:customStyle="1">
+  <w:style w:type="table" w:customStyle="1" w:styleId="a6">
     <w:basedOn w:val="TableNormal"/>
     <w:pPr>
       <w:spacing w:after="0" w:line="240" w:lineRule="auto"/>
@@ -2041,7 +2957,7 @@
       <w:tblStyleColBandSize w:val="1"/>
     </w:tblPr>
   </w:style>
-  <w:style w:type="table" w:styleId="a7" w:customStyle="1">
+  <w:style w:type="table" w:customStyle="1" w:styleId="a7">
     <w:basedOn w:val="TableNormal"/>
     <w:pPr>
       <w:spacing w:after="0" w:line="240" w:lineRule="auto"/>
@@ -2051,7 +2967,7 @@
       <w:tblStyleColBandSize w:val="1"/>
     </w:tblPr>
   </w:style>
-  <w:style w:type="table" w:styleId="a8" w:customStyle="1">
+  <w:style w:type="table" w:customStyle="1" w:styleId="a8">
     <w:basedOn w:val="TableNormal"/>
     <w:pPr>
       <w:spacing w:after="0" w:line="240" w:lineRule="auto"/>
@@ -2061,7 +2977,7 @@
       <w:tblStyleColBandSize w:val="1"/>
     </w:tblPr>
   </w:style>
-  <w:style w:type="table" w:styleId="a9" w:customStyle="1">
+  <w:style w:type="table" w:customStyle="1" w:styleId="a9">
     <w:basedOn w:val="TableNormal"/>
     <w:pPr>
       <w:spacing w:after="0" w:line="240" w:lineRule="auto"/>
@@ -2075,15 +2991,15 @@
     <w:name w:val="Unresolved Mention"/>
     <w:basedOn w:val="DefaultParagraphFont"/>
     <w:uiPriority w:val="99"/>
-    <w:semiHidden w:val="1"/>
-    <w:unhideWhenUsed w:val="1"/>
+    <w:semiHidden/>
+    <w:unhideWhenUsed/>
     <w:rsid w:val="004A5F7E"/>
     <w:rPr>
-      <w:color w:val="605e5c"/>
-      <w:shd w:color="auto" w:fill="e1dfdd" w:val="clear"/>
+      <w:color w:val="605E5C"/>
+      <w:shd w:val="clear" w:color="auto" w:fill="E1DFDD"/>
     </w:rPr>
   </w:style>
-  <w:style w:type="table" w:styleId="aa" w:customStyle="1">
+  <w:style w:type="table" w:customStyle="1" w:styleId="aa">
     <w:basedOn w:val="TableNormal"/>
     <w:pPr>
       <w:spacing w:after="0" w:line="240" w:lineRule="auto"/>
@@ -2093,7 +3009,7 @@
       <w:tblStyleColBandSize w:val="1"/>
     </w:tblPr>
   </w:style>
-  <w:style w:type="table" w:styleId="ab" w:customStyle="1">
+  <w:style w:type="table" w:customStyle="1" w:styleId="ab">
     <w:basedOn w:val="TableNormal"/>
     <w:pPr>
       <w:spacing w:after="0" w:line="240" w:lineRule="auto"/>
@@ -2103,7 +3019,7 @@
       <w:tblStyleColBandSize w:val="1"/>
     </w:tblPr>
   </w:style>
-  <w:style w:type="table" w:styleId="ac" w:customStyle="1">
+  <w:style w:type="table" w:customStyle="1" w:styleId="ac">
     <w:basedOn w:val="TableNormal"/>
     <w:pPr>
       <w:spacing w:after="0" w:line="240" w:lineRule="auto"/>
@@ -2117,21 +3033,23 @@
     <w:name w:val="Subtitle"/>
     <w:basedOn w:val="Normal"/>
     <w:next w:val="Normal"/>
+    <w:uiPriority w:val="11"/>
+    <w:qFormat/>
     <w:pPr>
-      <w:keepNext w:val="1"/>
-      <w:keepLines w:val="1"/>
-      <w:spacing w:after="80" w:before="360" w:lineRule="auto"/>
+      <w:keepNext/>
+      <w:keepLines/>
+      <w:spacing w:before="360" w:after="80"/>
     </w:pPr>
     <w:rPr>
-      <w:rFonts w:ascii="Georgia" w:cs="Georgia" w:eastAsia="Georgia" w:hAnsi="Georgia"/>
-      <w:i w:val="1"/>
-      <w:iCs w:val="1"/>
+      <w:rFonts w:ascii="Georgia" w:eastAsia="Georgia" w:hAnsi="Georgia" w:cs="Georgia"/>
+      <w:i/>
+      <w:iCs/>
       <w:color w:val="666666"/>
       <w:sz w:val="48"/>
       <w:szCs w:val="48"/>
     </w:rPr>
   </w:style>
-  <w:style w:type="table" w:styleId="Table1">
+  <w:style w:type="table" w:customStyle="1" w:styleId="ad">
     <w:basedOn w:val="TableNormal"/>
     <w:pPr>
       <w:spacing w:after="0" w:line="240" w:lineRule="auto"/>
@@ -2139,15 +3057,9 @@
     <w:tblPr>
       <w:tblStyleRowBandSize w:val="1"/>
       <w:tblStyleColBandSize w:val="1"/>
-      <w:tblCellMar>
-        <w:top w:w="0.0" w:type="dxa"/>
-        <w:left w:w="108.0" w:type="dxa"/>
-        <w:bottom w:w="0.0" w:type="dxa"/>
-        <w:right w:w="108.0" w:type="dxa"/>
-      </w:tblCellMar>
     </w:tblPr>
   </w:style>
-  <w:style w:type="table" w:styleId="Table2">
+  <w:style w:type="table" w:customStyle="1" w:styleId="ae">
     <w:basedOn w:val="TableNormal"/>
     <w:pPr>
       <w:spacing w:after="0" w:line="240" w:lineRule="auto"/>
@@ -2155,15 +3067,9 @@
     <w:tblPr>
       <w:tblStyleRowBandSize w:val="1"/>
       <w:tblStyleColBandSize w:val="1"/>
-      <w:tblCellMar>
-        <w:top w:w="0.0" w:type="dxa"/>
-        <w:left w:w="108.0" w:type="dxa"/>
-        <w:bottom w:w="0.0" w:type="dxa"/>
-        <w:right w:w="108.0" w:type="dxa"/>
-      </w:tblCellMar>
     </w:tblPr>
   </w:style>
-  <w:style w:type="table" w:styleId="Table3">
+  <w:style w:type="table" w:customStyle="1" w:styleId="af">
     <w:basedOn w:val="TableNormal"/>
     <w:pPr>
       <w:spacing w:after="0" w:line="240" w:lineRule="auto"/>
@@ -2171,12 +3077,6 @@
     <w:tblPr>
       <w:tblStyleRowBandSize w:val="1"/>
       <w:tblStyleColBandSize w:val="1"/>
-      <w:tblCellMar>
-        <w:top w:w="0.0" w:type="dxa"/>
-        <w:left w:w="108.0" w:type="dxa"/>
-        <w:bottom w:w="0.0" w:type="dxa"/>
-        <w:right w:w="108.0" w:type="dxa"/>
-      </w:tblCellMar>
     </w:tblPr>
   </w:style>
 </w:styles>
@@ -2443,17 +3343,17 @@
 </a:theme>
 </file>
 
-<file path=customXML/item1.xml><?xml version="1.0" encoding="utf-8"?>
+<file path=customXml/item1.xml><?xml version="1.0" encoding="utf-8"?>
 <go:gDocsCustomXmlDataStorage xmlns:go="http://customooxmlschemas.google.com/" xmlns:r="http://schemas.openxmlformats.org/officeDocument/2006/relationships" uri="GoogleDocsCustomDataVersion2">
   <go:docsCustomData xmlns:go="http://customooxmlschemas.google.com/" roundtripDataSignature="AMtx7mi2eQJ6/o8dPjbpm9U4zfx3EbSUGw==">CgMxLjA4AHIhMUFCd2p4VjlTeV9pT3RwSE04N3AzTXphVXFRanNiem1l</go:docsCustomData>
 </go:gDocsCustomXmlDataStorage>
 </file>
 
-<file path=customXML/itemProps1.xml><?xml version="1.0" encoding="utf-8"?>
+<file path=customXml/itemProps1.xml><?xml version="1.0" encoding="utf-8"?>
 <ds:datastoreItem xmlns:ds="http://schemas.openxmlformats.org/officeDocument/2006/customXml" ds:itemID="{11111111-1234-1234-1234-123412341234}">
   <ds:schemaRefs>
+    <ds:schemaRef ds:uri="http://customooxmlschemas.google.com/"/>
     <ds:schemaRef ds:uri="http://schemas.openxmlformats.org/officeDocument/2006/relationships"/>
-    <ds:schemaRef ds:uri="http://customooxmlschemas.google.com/"/>
   </ds:schemaRefs>
 </ds:datastoreItem>
 </file>
--- a/Resumes/Resume.docx
+++ b/Resumes/Resume.docx
@@ -119,7 +119,133 @@
           <w:szCs w:val="20"/>
           <w:highlight w:val="white"/>
         </w:rPr>
-        <w:t>Databricks Solutions Architect | Multi-Cloud &amp; AI Platform Specialist | 9 YOE in Presales, Cloud Architecture, Platform Engineering &amp; Full Stack Development | No Sponsorship Required: UK &amp; SG</w:t>
+        <w:t>Solutions Architect</w:t>
+      </w:r>
+      <w:r>
+        <w:rPr>
+          <w:sz w:val="20"/>
+          <w:szCs w:val="20"/>
+          <w:highlight w:val="white"/>
+        </w:rPr>
+        <w:t xml:space="preserve"> at </w:t>
+      </w:r>
+      <w:r>
+        <w:rPr>
+          <w:sz w:val="20"/>
+          <w:szCs w:val="20"/>
+          <w:highlight w:val="white"/>
+        </w:rPr>
+        <w:t>Databricks</w:t>
+      </w:r>
+      <w:r>
+        <w:rPr>
+          <w:sz w:val="20"/>
+          <w:szCs w:val="20"/>
+          <w:highlight w:val="white"/>
+        </w:rPr>
+        <w:t xml:space="preserve"> | </w:t>
+      </w:r>
+      <w:r>
+        <w:rPr>
+          <w:sz w:val="20"/>
+          <w:szCs w:val="20"/>
+          <w:highlight w:val="white"/>
+        </w:rPr>
+        <w:t>Hunter, Mid-Market</w:t>
+      </w:r>
+      <w:r>
+        <w:rPr>
+          <w:sz w:val="20"/>
+          <w:szCs w:val="20"/>
+          <w:highlight w:val="white"/>
+        </w:rPr>
+        <w:t xml:space="preserve"> </w:t>
+      </w:r>
+      <w:r>
+        <w:rPr>
+          <w:sz w:val="20"/>
+          <w:szCs w:val="20"/>
+          <w:highlight w:val="white"/>
+        </w:rPr>
+        <w:t xml:space="preserve">| </w:t>
+      </w:r>
+      <w:r>
+        <w:rPr>
+          <w:sz w:val="20"/>
+          <w:szCs w:val="20"/>
+          <w:highlight w:val="white"/>
+        </w:rPr>
+        <w:t>Multi-Cloud</w:t>
+      </w:r>
+      <w:r>
+        <w:rPr>
+          <w:sz w:val="20"/>
+          <w:szCs w:val="20"/>
+          <w:highlight w:val="white"/>
+        </w:rPr>
+        <w:t>, Data</w:t>
+      </w:r>
+      <w:r>
+        <w:rPr>
+          <w:sz w:val="20"/>
+          <w:szCs w:val="20"/>
+          <w:highlight w:val="white"/>
+        </w:rPr>
+        <w:t xml:space="preserve"> &amp;</w:t>
+      </w:r>
+      <w:r>
+        <w:rPr>
+          <w:sz w:val="20"/>
+          <w:szCs w:val="20"/>
+          <w:highlight w:val="white"/>
+        </w:rPr>
+        <w:t xml:space="preserve"> AI</w:t>
+      </w:r>
+      <w:r>
+        <w:rPr>
+          <w:sz w:val="20"/>
+          <w:szCs w:val="20"/>
+          <w:highlight w:val="white"/>
+        </w:rPr>
+        <w:t xml:space="preserve"> </w:t>
+      </w:r>
+      <w:r>
+        <w:rPr>
+          <w:sz w:val="20"/>
+          <w:szCs w:val="20"/>
+          <w:highlight w:val="white"/>
+        </w:rPr>
+        <w:t>Presales</w:t>
+      </w:r>
+      <w:r>
+        <w:rPr>
+          <w:sz w:val="20"/>
+          <w:szCs w:val="20"/>
+          <w:highlight w:val="white"/>
+        </w:rPr>
+        <w:t xml:space="preserve"> </w:t>
+      </w:r>
+      <w:r>
+        <w:rPr>
+          <w:sz w:val="20"/>
+          <w:szCs w:val="20"/>
+          <w:highlight w:val="white"/>
+        </w:rPr>
+        <w:t xml:space="preserve">| UK </w:t>
+      </w:r>
+      <w:r>
+        <w:rPr>
+          <w:sz w:val="20"/>
+          <w:szCs w:val="20"/>
+        </w:rPr>
+        <w:t>&amp;</w:t>
+      </w:r>
+      <w:r>
+        <w:rPr>
+          <w:sz w:val="20"/>
+          <w:szCs w:val="20"/>
+        </w:rPr>
+        <w:t xml:space="preserve"> Singapore</w:t>
       </w:r>
     </w:p>
     <w:tbl>
@@ -244,7 +370,14 @@
                 <w:sz w:val="20"/>
                 <w:szCs w:val="20"/>
               </w:rPr>
-              <w:t xml:space="preserve">Lead </w:t>
+              <w:t>Led</w:t>
+            </w:r>
+            <w:r>
+              <w:rPr>
+                <w:sz w:val="20"/>
+                <w:szCs w:val="20"/>
+              </w:rPr>
+              <w:t xml:space="preserve"> </w:t>
             </w:r>
             <w:proofErr w:type="spellStart"/>
             <w:r>
@@ -347,7 +480,14 @@
                 <w:sz w:val="20"/>
                 <w:szCs w:val="20"/>
               </w:rPr>
-              <w:t xml:space="preserve">Lead technical engagements across AWS, Azure, GCP, and Government Commercial Cloud environments, architecting solutions and integrating ISVs including MongoDB, Snowflake, Confluent, </w:t>
+              <w:t>Led</w:t>
+            </w:r>
+            <w:r>
+              <w:rPr>
+                <w:sz w:val="20"/>
+                <w:szCs w:val="20"/>
+              </w:rPr>
+              <w:t xml:space="preserve"> technical engagements across AWS, Azure, GCP, and Government Commercial Cloud environments, architecting solutions and integrating ISVs including MongoDB, Snowflake, Confluent, </w:t>
             </w:r>
             <w:proofErr w:type="spellStart"/>
             <w:r>
@@ -654,6 +794,49 @@
                 <w:szCs w:val="20"/>
               </w:rPr>
               <w:t xml:space="preserve">). </w:t>
+            </w:r>
+          </w:p>
+          <w:p>
+            <w:pPr>
+              <w:numPr>
+                <w:ilvl w:val="0"/>
+                <w:numId w:val="1"/>
+              </w:numPr>
+              <w:spacing w:line="259" w:lineRule="auto"/>
+              <w:rPr>
+                <w:sz w:val="20"/>
+                <w:szCs w:val="20"/>
+              </w:rPr>
+            </w:pPr>
+            <w:r>
+              <w:rPr>
+                <w:sz w:val="20"/>
+                <w:szCs w:val="20"/>
+              </w:rPr>
+              <w:t xml:space="preserve">Engaged by the RSAF via </w:t>
+            </w:r>
+            <w:proofErr w:type="spellStart"/>
+            <w:r>
+              <w:rPr>
+                <w:sz w:val="20"/>
+                <w:szCs w:val="20"/>
+              </w:rPr>
+              <w:t>CloudMile</w:t>
+            </w:r>
+            <w:proofErr w:type="spellEnd"/>
+            <w:r>
+              <w:rPr>
+                <w:sz w:val="20"/>
+                <w:szCs w:val="20"/>
+              </w:rPr>
+              <w:t xml:space="preserve"> to advise on the build-out of their Software Engineering team, supporting the lead with architecture decisions and team structure recommendations</w:t>
+            </w:r>
+            <w:r>
+              <w:rPr>
+                <w:sz w:val="20"/>
+                <w:szCs w:val="20"/>
+              </w:rPr>
+              <w:t>.</w:t>
             </w:r>
           </w:p>
           <w:p>
@@ -710,15 +893,7 @@
                 <w:szCs w:val="20"/>
                 <w:highlight w:val="white"/>
               </w:rPr>
-              <w:t>Conducting lectures, tutorials,</w:t>
-            </w:r>
-            <w:r>
-              <w:rPr>
-                <w:color w:val="000000"/>
-                <w:sz w:val="20"/>
-                <w:szCs w:val="20"/>
-              </w:rPr>
-              <w:t xml:space="preserve"> assessments and evaluations required by the institution</w:t>
+              <w:t>Taught Mobile Application Development (CSIT 242) at SIM University as an Associate Lecturer alongside primary role</w:t>
             </w:r>
             <w:r>
               <w:rPr>
@@ -783,7 +958,47 @@
                 <w:szCs w:val="20"/>
                 <w:highlight w:val="white"/>
               </w:rPr>
-              <w:t xml:space="preserve">Developed multiple Android Applications one of which was integrated with </w:t>
+              <w:t xml:space="preserve">Developed multiple Android applications for operational use, including </w:t>
+            </w:r>
+            <w:hyperlink r:id="rId8" w:history="1">
+              <w:proofErr w:type="spellStart"/>
+              <w:r>
+                <w:rPr>
+                  <w:rStyle w:val="Hyperlink"/>
+                  <w:sz w:val="20"/>
+                  <w:szCs w:val="20"/>
+                  <w:highlight w:val="white"/>
+                </w:rPr>
+                <w:t>SwiftMed</w:t>
+              </w:r>
+              <w:proofErr w:type="spellEnd"/>
+            </w:hyperlink>
+            <w:r>
+              <w:rPr>
+                <w:color w:val="000000"/>
+                <w:sz w:val="20"/>
+                <w:szCs w:val="20"/>
+                <w:highlight w:val="white"/>
+              </w:rPr>
+              <w:t>,</w:t>
+            </w:r>
+            <w:r>
+              <w:rPr>
+                <w:color w:val="000000"/>
+                <w:sz w:val="20"/>
+                <w:szCs w:val="20"/>
+                <w:highlight w:val="white"/>
+              </w:rPr>
+              <w:t xml:space="preserve"> which integrated </w:t>
+            </w:r>
+            <w:r>
+              <w:rPr>
+                <w:color w:val="000000"/>
+                <w:sz w:val="20"/>
+                <w:szCs w:val="20"/>
+                <w:highlight w:val="white"/>
+              </w:rPr>
+              <w:t xml:space="preserve">with </w:t>
             </w:r>
             <w:proofErr w:type="spellStart"/>
             <w:r>
@@ -793,7 +1008,7 @@
                 <w:szCs w:val="20"/>
                 <w:highlight w:val="white"/>
               </w:rPr>
-              <w:t>GovTech’s</w:t>
+              <w:t>GovTech's</w:t>
             </w:r>
             <w:proofErr w:type="spellEnd"/>
             <w:r>
@@ -823,17 +1038,64 @@
                 <w:szCs w:val="20"/>
                 <w:highlight w:val="white"/>
               </w:rPr>
-              <w:t xml:space="preserve"> (COVID-19 tracing app). The success of these collaborations proved the need for a new capability </w:t>
+              <w:t xml:space="preserve"> COVID-19 tracing app</w:t>
             </w:r>
             <w:r>
               <w:rPr>
                 <w:color w:val="000000"/>
                 <w:sz w:val="20"/>
                 <w:szCs w:val="20"/>
-              </w:rPr>
-              <w:t xml:space="preserve">which resulted in the launch of the </w:t>
-            </w:r>
-            <w:hyperlink r:id="rId8">
+                <w:highlight w:val="white"/>
+              </w:rPr>
+              <w:t>.</w:t>
+            </w:r>
+          </w:p>
+          <w:p>
+            <w:pPr>
+              <w:numPr>
+                <w:ilvl w:val="0"/>
+                <w:numId w:val="1"/>
+              </w:numPr>
+              <w:pBdr>
+                <w:top w:val="nil"/>
+                <w:left w:val="nil"/>
+                <w:bottom w:val="nil"/>
+                <w:right w:val="nil"/>
+                <w:between w:val="nil"/>
+              </w:pBdr>
+              <w:spacing w:line="259" w:lineRule="auto"/>
+              <w:rPr>
+                <w:color w:val="000000"/>
+                <w:sz w:val="20"/>
+                <w:szCs w:val="20"/>
+                <w:highlight w:val="white"/>
+              </w:rPr>
+            </w:pPr>
+            <w:r>
+              <w:rPr>
+                <w:color w:val="000000"/>
+                <w:sz w:val="20"/>
+                <w:szCs w:val="20"/>
+              </w:rPr>
+              <w:t>The success of these deployments directly led to the formation of</w:t>
+            </w:r>
+            <w:r>
+              <w:rPr>
+                <w:color w:val="000000"/>
+                <w:sz w:val="20"/>
+                <w:szCs w:val="20"/>
+              </w:rPr>
+              <w:t xml:space="preserve"> the</w:t>
+            </w:r>
+            <w:r>
+              <w:rPr>
+                <w:color w:val="000000"/>
+                <w:sz w:val="20"/>
+                <w:szCs w:val="20"/>
+              </w:rPr>
+              <w:t xml:space="preserve"> </w:t>
+            </w:r>
+            <w:hyperlink r:id="rId9">
               <w:r>
                 <w:rPr>
                   <w:color w:val="1155CC"/>
@@ -841,7 +1103,25 @@
                   <w:szCs w:val="20"/>
                   <w:u w:val="single"/>
                 </w:rPr>
-                <w:t>RSAF Agile Innovation and Digital (</w:t>
+                <w:t>RSAF Agile Inn</w:t>
+              </w:r>
+              <w:r>
+                <w:rPr>
+                  <w:color w:val="1155CC"/>
+                  <w:sz w:val="20"/>
+                  <w:szCs w:val="20"/>
+                  <w:u w:val="single"/>
+                </w:rPr>
+                <w:t>o</w:t>
+              </w:r>
+              <w:r>
+                <w:rPr>
+                  <w:color w:val="1155CC"/>
+                  <w:sz w:val="20"/>
+                  <w:szCs w:val="20"/>
+                  <w:u w:val="single"/>
+                </w:rPr>
+                <w:t>vation and Digital (</w:t>
               </w:r>
               <w:proofErr w:type="spellStart"/>
               <w:r>
@@ -865,6 +1145,9 @@
               </w:r>
             </w:hyperlink>
             <w:r>
+              <w:t>, a new in-house software engineering capability</w:t>
+            </w:r>
+            <w:r>
               <w:rPr>
                 <w:color w:val="000000"/>
                 <w:sz w:val="20"/>
@@ -932,7 +1215,25 @@
                 <w:szCs w:val="20"/>
                 <w:highlight w:val="white"/>
               </w:rPr>
-              <w:t>Led multiple teams in country and overseas to provide maintenance support and recovery for AH-64Ds.</w:t>
+              <w:t>Led multiple teams in</w:t>
+            </w:r>
+            <w:r>
+              <w:rPr>
+                <w:color w:val="000000"/>
+                <w:sz w:val="20"/>
+                <w:szCs w:val="20"/>
+                <w:highlight w:val="white"/>
+              </w:rPr>
+              <w:t>-</w:t>
+            </w:r>
+            <w:r>
+              <w:rPr>
+                <w:color w:val="000000"/>
+                <w:sz w:val="20"/>
+                <w:szCs w:val="20"/>
+                <w:highlight w:val="white"/>
+              </w:rPr>
+              <w:t>country and overseas to provide maintenance support and recovery for AH-64Ds.</w:t>
             </w:r>
           </w:p>
         </w:tc>
@@ -1036,7 +1337,7 @@
                       <w:szCs w:val="20"/>
                     </w:rPr>
                   </w:pPr>
-                  <w:hyperlink r:id="rId9">
+                  <w:hyperlink r:id="rId10">
                     <w:r>
                       <w:rPr>
                         <w:color w:val="1155CC"/>
@@ -1320,7 +1621,7 @@
                     </w:rPr>
                     <w:fldChar w:fldCharType="end"/>
                   </w:r>
-                  <w:hyperlink r:id="rId10">
+                  <w:hyperlink r:id="rId11">
                     <w:r>
                       <w:rPr>
                         <w:color w:val="1155CC"/>
@@ -1359,7 +1660,7 @@
                       <w:szCs w:val="20"/>
                     </w:rPr>
                   </w:pPr>
-                  <w:hyperlink r:id="rId11">
+                  <w:hyperlink r:id="rId12">
                     <w:r>
                       <w:rPr>
                         <w:color w:val="1155CC"/>
@@ -1378,7 +1679,7 @@
                       <w:szCs w:val="20"/>
                     </w:rPr>
                   </w:pPr>
-                  <w:hyperlink r:id="rId12">
+                  <w:hyperlink r:id="rId13">
                     <w:r>
                       <w:rPr>
                         <w:color w:val="1155CC"/>
@@ -1399,7 +1700,7 @@
                       <w:u w:val="single"/>
                     </w:rPr>
                   </w:pPr>
-                  <w:hyperlink r:id="rId13">
+                  <w:hyperlink r:id="rId14">
                     <w:proofErr w:type="spellStart"/>
                     <w:r>
                       <w:rPr>
@@ -1431,7 +1732,7 @@
                       <w:u w:val="single"/>
                     </w:rPr>
                   </w:pPr>
-                  <w:hyperlink r:id="rId14">
+                  <w:hyperlink r:id="rId15">
                     <w:r>
                       <w:rPr>
                         <w:color w:val="0563C1"/>
@@ -1450,7 +1751,7 @@
                       <w:szCs w:val="20"/>
                     </w:rPr>
                   </w:pPr>
-                  <w:hyperlink r:id="rId15">
+                  <w:hyperlink r:id="rId16">
                     <w:r>
                       <w:rPr>
                         <w:color w:val="0563C1"/>
@@ -1469,7 +1770,7 @@
                       <w:szCs w:val="20"/>
                     </w:rPr>
                   </w:pPr>
-                  <w:hyperlink r:id="rId16" w:anchor="acc.r0IJtEl4">
+                  <w:hyperlink r:id="rId17" w:anchor="acc.r0IJtEl4">
                     <w:r>
                       <w:rPr>
                         <w:color w:val="0563C1"/>
@@ -1493,7 +1794,7 @@
                       <w:szCs w:val="20"/>
                     </w:rPr>
                   </w:pPr>
-                  <w:hyperlink r:id="rId17">
+                  <w:hyperlink r:id="rId18">
                     <w:r>
                       <w:rPr>
                         <w:color w:val="1155CC"/>
@@ -1512,7 +1813,7 @@
                       <w:szCs w:val="20"/>
                     </w:rPr>
                   </w:pPr>
-                  <w:hyperlink r:id="rId18">
+                  <w:hyperlink r:id="rId19">
                     <w:r>
                       <w:rPr>
                         <w:color w:val="1155CC"/>
@@ -1531,7 +1832,7 @@
                       <w:szCs w:val="20"/>
                     </w:rPr>
                   </w:pPr>
-                  <w:hyperlink r:id="rId19">
+                  <w:hyperlink r:id="rId20">
                     <w:r>
                       <w:rPr>
                         <w:color w:val="1155CC"/>
@@ -1550,7 +1851,7 @@
                       <w:szCs w:val="20"/>
                     </w:rPr>
                   </w:pPr>
-                  <w:hyperlink r:id="rId20">
+                  <w:hyperlink r:id="rId21">
                     <w:r>
                       <w:rPr>
                         <w:color w:val="1155CC"/>
@@ -1569,7 +1870,7 @@
                       <w:szCs w:val="20"/>
                     </w:rPr>
                   </w:pPr>
-                  <w:hyperlink r:id="rId21">
+                  <w:hyperlink r:id="rId22">
                     <w:r>
                       <w:rPr>
                         <w:color w:val="1155CC"/>
@@ -1588,7 +1889,7 @@
                       <w:szCs w:val="20"/>
                     </w:rPr>
                   </w:pPr>
-                  <w:hyperlink r:id="rId22">
+                  <w:hyperlink r:id="rId23">
                     <w:r>
                       <w:rPr>
                         <w:color w:val="1155CC"/>
@@ -1607,7 +1908,7 @@
                       <w:szCs w:val="20"/>
                     </w:rPr>
                   </w:pPr>
-                  <w:hyperlink r:id="rId23">
+                  <w:hyperlink r:id="rId24">
                     <w:r>
                       <w:rPr>
                         <w:color w:val="1155CC"/>
@@ -1628,7 +1929,7 @@
                       <w:u w:val="single"/>
                     </w:rPr>
                   </w:pPr>
-                  <w:hyperlink r:id="rId24">
+                  <w:hyperlink r:id="rId25">
                     <w:r>
                       <w:rPr>
                         <w:color w:val="0563C1"/>
@@ -1649,7 +1950,7 @@
                       <w:u w:val="single"/>
                     </w:rPr>
                   </w:pPr>
-                  <w:hyperlink r:id="rId25">
+                  <w:hyperlink r:id="rId26">
                     <w:r>
                       <w:rPr>
                         <w:color w:val="0563C1"/>
@@ -1670,7 +1971,7 @@
                       <w:u w:val="single"/>
                     </w:rPr>
                   </w:pPr>
-                  <w:hyperlink r:id="rId26">
+                  <w:hyperlink r:id="rId27">
                     <w:r>
                       <w:rPr>
                         <w:color w:val="0563C1"/>
@@ -1782,7 +2083,7 @@
                     </w:rPr>
                     <w:fldChar w:fldCharType="end"/>
                   </w:r>
-                  <w:hyperlink r:id="rId27">
+                  <w:hyperlink r:id="rId28">
                     <w:proofErr w:type="spellStart"/>
                     <w:r>
                       <w:rPr>
@@ -1812,7 +2113,7 @@
                       <w:szCs w:val="20"/>
                     </w:rPr>
                   </w:pPr>
-                  <w:hyperlink r:id="rId28" w:anchor="acc.mLFpkT3n">
+                  <w:hyperlink r:id="rId29" w:anchor="acc.mLFpkT3n">
                     <w:r>
                       <w:rPr>
                         <w:color w:val="0563C1"/>
@@ -2668,7 +2969,6 @@
   <w:style w:type="character" w:default="1" w:styleId="DefaultParagraphFont">
     <w:name w:val="Default Paragraph Font"/>
     <w:uiPriority w:val="1"/>
-    <w:semiHidden/>
     <w:unhideWhenUsed/>
   </w:style>
   <w:style w:type="table" w:default="1" w:styleId="TableNormal">

--- a/Resumes/Resume.docx
+++ b/Resumes/Resume.docx
@@ -370,14 +370,7 @@
                 <w:sz w:val="20"/>
                 <w:szCs w:val="20"/>
               </w:rPr>
-              <w:t>Led</w:t>
-            </w:r>
-            <w:r>
-              <w:rPr>
-                <w:sz w:val="20"/>
-                <w:szCs w:val="20"/>
-              </w:rPr>
-              <w:t xml:space="preserve"> </w:t>
+              <w:t xml:space="preserve">Led </w:t>
             </w:r>
             <w:proofErr w:type="spellStart"/>
             <w:r>
@@ -428,14 +421,7 @@
                 <w:sz w:val="20"/>
                 <w:szCs w:val="20"/>
               </w:rPr>
-              <w:t>, and internal data to surface misattributed accounts, buying signals, and first-degree contacts, uncovering $50K in misattributed consumption, opening 3 net-new customer conversations, and reducing AE research time from weeks to hours, all within the first week of launch</w:t>
-            </w:r>
-            <w:r>
-              <w:rPr>
-                <w:sz w:val="20"/>
-                <w:szCs w:val="20"/>
-              </w:rPr>
-              <w:t>.</w:t>
+              <w:t>, and internal data to surface misattributed accounts, buying signals, and first-degree contacts, uncovering $50K in misattributed consumption, opening 3 net-new customer conversations, and reducing AE research time from weeks to hours, all within the first week of launch.</w:t>
             </w:r>
           </w:p>
           <w:p>
@@ -480,14 +466,7 @@
                 <w:sz w:val="20"/>
                 <w:szCs w:val="20"/>
               </w:rPr>
-              <w:t>Led</w:t>
-            </w:r>
-            <w:r>
-              <w:rPr>
-                <w:sz w:val="20"/>
-                <w:szCs w:val="20"/>
-              </w:rPr>
-              <w:t xml:space="preserve"> technical engagements across AWS, Azure, GCP, and Government Commercial Cloud environments, architecting solutions and integrating ISVs including MongoDB, Snowflake, Confluent, </w:t>
+              <w:t xml:space="preserve">Led technical engagements across AWS, Azure, GCP, and Government Commercial Cloud environments, architecting solutions and integrating ISVs including MongoDB, Snowflake, Confluent, </w:t>
             </w:r>
             <w:proofErr w:type="spellStart"/>
             <w:r>
@@ -829,14 +808,7 @@
                 <w:sz w:val="20"/>
                 <w:szCs w:val="20"/>
               </w:rPr>
-              <w:t xml:space="preserve"> to advise on the build-out of their Software Engineering team, supporting the lead with architecture decisions and team structure recommendations</w:t>
-            </w:r>
-            <w:r>
-              <w:rPr>
-                <w:sz w:val="20"/>
-                <w:szCs w:val="20"/>
-              </w:rPr>
-              <w:t>.</w:t>
+              <w:t xml:space="preserve"> to advise on the build-out of their Software Engineering team, supporting the lead with architecture decisions and team structure recommendations.</w:t>
             </w:r>
           </w:p>
           <w:p>
@@ -989,16 +961,7 @@
                 <w:szCs w:val="20"/>
                 <w:highlight w:val="white"/>
               </w:rPr>
-              <w:t xml:space="preserve"> which integrated </w:t>
-            </w:r>
-            <w:r>
-              <w:rPr>
-                <w:color w:val="000000"/>
-                <w:sz w:val="20"/>
-                <w:szCs w:val="20"/>
-                <w:highlight w:val="white"/>
-              </w:rPr>
-              <w:t xml:space="preserve">with </w:t>
+              <w:t xml:space="preserve"> which integrated with </w:t>
             </w:r>
             <w:proofErr w:type="spellStart"/>
             <w:r>
@@ -1103,25 +1066,7 @@
                   <w:szCs w:val="20"/>
                   <w:u w:val="single"/>
                 </w:rPr>
-                <w:t>RSAF Agile Inn</w:t>
-              </w:r>
-              <w:r>
-                <w:rPr>
-                  <w:color w:val="1155CC"/>
-                  <w:sz w:val="20"/>
-                  <w:szCs w:val="20"/>
-                  <w:u w:val="single"/>
-                </w:rPr>
-                <w:t>o</w:t>
-              </w:r>
-              <w:r>
-                <w:rPr>
-                  <w:color w:val="1155CC"/>
-                  <w:sz w:val="20"/>
-                  <w:szCs w:val="20"/>
-                  <w:u w:val="single"/>
-                </w:rPr>
-                <w:t>vation and Digital (</w:t>
+                <w:t>RSAF Agile Innovation and Digital (</w:t>
               </w:r>
               <w:proofErr w:type="spellStart"/>
               <w:r>
@@ -1145,6 +1090,10 @@
               </w:r>
             </w:hyperlink>
             <w:r>
+              <w:rPr>
+                <w:sz w:val="20"/>
+                <w:szCs w:val="20"/>
+              </w:rPr>
               <w:t>, a new in-house software engineering capability</w:t>
             </w:r>
             <w:r>
@@ -2969,6 +2918,7 @@
   <w:style w:type="character" w:default="1" w:styleId="DefaultParagraphFont">
     <w:name w:val="Default Paragraph Font"/>
     <w:uiPriority w:val="1"/>
+    <w:semiHidden/>
     <w:unhideWhenUsed/>
   </w:style>
   <w:style w:type="table" w:default="1" w:styleId="TableNormal">

--- a/Resumes/Resume.docx
+++ b/Resumes/Resume.docx
@@ -351,7 +351,21 @@
                 <w:sz w:val="20"/>
                 <w:szCs w:val="20"/>
               </w:rPr>
-              <w:t>Hunter Solutions Architect on the Emerging Enterprise team, owning end-to-end technical sales against cloud data platforms across mid-market accounts ($250M–$1B revenue).</w:t>
+              <w:t>Hunter Solutions Architect on the Emerging Enterprise team, owning end-to-end technical sales against cloud data platforms across mid-market accounts ($250M</w:t>
+            </w:r>
+            <w:r>
+              <w:rPr>
+                <w:sz w:val="20"/>
+                <w:szCs w:val="20"/>
+              </w:rPr>
+              <w:t xml:space="preserve"> to </w:t>
+            </w:r>
+            <w:r>
+              <w:rPr>
+                <w:sz w:val="20"/>
+                <w:szCs w:val="20"/>
+              </w:rPr>
+              <w:t>$1B revenue).</w:t>
             </w:r>
           </w:p>
           <w:p>
@@ -466,23 +480,14 @@
                 <w:sz w:val="20"/>
                 <w:szCs w:val="20"/>
               </w:rPr>
-              <w:t xml:space="preserve">Led technical engagements across AWS, Azure, GCP, and Government Commercial Cloud environments, architecting solutions and integrating ISVs including MongoDB, Snowflake, Confluent, </w:t>
-            </w:r>
-            <w:proofErr w:type="spellStart"/>
-            <w:r>
-              <w:rPr>
-                <w:sz w:val="20"/>
-                <w:szCs w:val="20"/>
-              </w:rPr>
-              <w:t>Fivetran</w:t>
-            </w:r>
-            <w:proofErr w:type="spellEnd"/>
-            <w:r>
-              <w:rPr>
-                <w:sz w:val="20"/>
-                <w:szCs w:val="20"/>
-              </w:rPr>
-              <w:t xml:space="preserve"> and Twilio.</w:t>
+              <w:t>Promoted twice in 3 years from Solution Engineer to Presales Solutions Architect</w:t>
+            </w:r>
+            <w:r>
+              <w:rPr>
+                <w:sz w:val="20"/>
+                <w:szCs w:val="20"/>
+              </w:rPr>
+              <w:t>.</w:t>
             </w:r>
           </w:p>
           <w:p>
@@ -501,21 +506,23 @@
                 <w:sz w:val="20"/>
                 <w:szCs w:val="20"/>
               </w:rPr>
-              <w:t>Led GCP Looker enablement and GTM strategy resulting in 12 net new wins in</w:t>
-            </w:r>
-            <w:r>
-              <w:rPr>
-                <w:sz w:val="20"/>
-                <w:szCs w:val="20"/>
-              </w:rPr>
-              <w:t xml:space="preserve"> the</w:t>
-            </w:r>
-            <w:r>
-              <w:rPr>
-                <w:sz w:val="20"/>
-                <w:szCs w:val="20"/>
-              </w:rPr>
-              <w:t xml:space="preserve"> first year. </w:t>
+              <w:t xml:space="preserve">Led technical engagements across AWS, Azure, GCP, and Government Commercial Cloud environments, architecting solutions and integrating ISVs including MongoDB, Snowflake, Confluent, </w:t>
+            </w:r>
+            <w:proofErr w:type="spellStart"/>
+            <w:r>
+              <w:rPr>
+                <w:sz w:val="20"/>
+                <w:szCs w:val="20"/>
+              </w:rPr>
+              <w:t>Fivetran</w:t>
+            </w:r>
+            <w:proofErr w:type="spellEnd"/>
+            <w:r>
+              <w:rPr>
+                <w:sz w:val="20"/>
+                <w:szCs w:val="20"/>
+              </w:rPr>
+              <w:t xml:space="preserve"> and Twilio.</w:t>
             </w:r>
           </w:p>
           <w:p>
@@ -534,23 +541,21 @@
                 <w:sz w:val="20"/>
                 <w:szCs w:val="20"/>
               </w:rPr>
-              <w:t xml:space="preserve">Migrated API from </w:t>
-            </w:r>
-            <w:proofErr w:type="spellStart"/>
-            <w:r>
-              <w:rPr>
-                <w:sz w:val="20"/>
-                <w:szCs w:val="20"/>
-              </w:rPr>
-              <w:t>Tyk</w:t>
-            </w:r>
-            <w:proofErr w:type="spellEnd"/>
-            <w:r>
-              <w:rPr>
-                <w:sz w:val="20"/>
-                <w:szCs w:val="20"/>
-              </w:rPr>
-              <w:t xml:space="preserve"> to Apigee as a POC, addressing pain points and securing a $1M annual commitment. </w:t>
+              <w:t>Led GCP Looker enablement and GTM strategy resulting in 12 net new wins in</w:t>
+            </w:r>
+            <w:r>
+              <w:rPr>
+                <w:sz w:val="20"/>
+                <w:szCs w:val="20"/>
+              </w:rPr>
+              <w:t xml:space="preserve"> the</w:t>
+            </w:r>
+            <w:r>
+              <w:rPr>
+                <w:sz w:val="20"/>
+                <w:szCs w:val="20"/>
+              </w:rPr>
+              <w:t xml:space="preserve"> first year. </w:t>
             </w:r>
           </w:p>
           <w:p>
@@ -569,7 +574,23 @@
                 <w:sz w:val="20"/>
                 <w:szCs w:val="20"/>
               </w:rPr>
-              <w:t>Passed Microsoft Azure Terraform SRE assessment, securing $60K professional services engagement as first Azure-Terraform deal with net-new client.</w:t>
+              <w:t xml:space="preserve">Migrated API from </w:t>
+            </w:r>
+            <w:proofErr w:type="spellStart"/>
+            <w:r>
+              <w:rPr>
+                <w:sz w:val="20"/>
+                <w:szCs w:val="20"/>
+              </w:rPr>
+              <w:t>Tyk</w:t>
+            </w:r>
+            <w:proofErr w:type="spellEnd"/>
+            <w:r>
+              <w:rPr>
+                <w:sz w:val="20"/>
+                <w:szCs w:val="20"/>
+              </w:rPr>
+              <w:t xml:space="preserve"> to Apigee as a POC, addressing pain points and securing a $1M annual commitment. </w:t>
             </w:r>
           </w:p>
           <w:p>
@@ -588,7 +609,40 @@
                 <w:sz w:val="20"/>
                 <w:szCs w:val="20"/>
               </w:rPr>
-              <w:t>Architected and deployed multi-cloud solutions across VMs, serverless, Kubernetes, GenAI implementations, IAM security (OIDC, OAuth2, SAML), and automated AWS multi-account environments for enterprises and public sector organizations (MINDEF, HTX, Attorney General Chambers and Institutes of Higher Learning).</w:t>
+              <w:t>Passed Microsoft Azure Terraform SRE assessment, securing $60K professional services engagement as first Azure-Terraform deal with net-new client.</w:t>
+            </w:r>
+          </w:p>
+          <w:p>
+            <w:pPr>
+              <w:numPr>
+                <w:ilvl w:val="0"/>
+                <w:numId w:val="1"/>
+              </w:numPr>
+              <w:rPr>
+                <w:sz w:val="20"/>
+                <w:szCs w:val="20"/>
+              </w:rPr>
+            </w:pPr>
+            <w:r>
+              <w:rPr>
+                <w:sz w:val="20"/>
+                <w:szCs w:val="20"/>
+              </w:rPr>
+              <w:t>Architected and deployed multi-cloud solutions across VMs, serverless, Kubernetes, GenAI implementations, IAM security (OIDC, OAuth2, SAML), and automated AWS multi-account environments for enterprises and public sector organizations (MINDEF, HTX, Attorney General Chambers</w:t>
+            </w:r>
+            <w:r>
+              <w:rPr>
+                <w:sz w:val="20"/>
+                <w:szCs w:val="20"/>
+              </w:rPr>
+              <w:t>, Universities and Polytechnics</w:t>
+            </w:r>
+            <w:r>
+              <w:rPr>
+                <w:sz w:val="20"/>
+                <w:szCs w:val="20"/>
+              </w:rPr>
+              <w:t>).</w:t>
             </w:r>
           </w:p>
           <w:p>
@@ -2918,7 +2972,6 @@
   <w:style w:type="character" w:default="1" w:styleId="DefaultParagraphFont">
     <w:name w:val="Default Paragraph Font"/>
     <w:uiPriority w:val="1"/>
-    <w:semiHidden/>
     <w:unhideWhenUsed/>
   </w:style>
   <w:style w:type="table" w:default="1" w:styleId="TableNormal">
